--- a/Report.docx
+++ b/Report.docx
@@ -114,6 +114,7 @@
           <w:color w:val="auto"/>
         </w:rPr>
       </w:pPr>
+      <w:bookmarkStart w:id="0" w:name="_Hlk236404450"/>
       <w:r>
         <w:rPr>
           <w:rFonts w:eastAsia="Calibri"/>
@@ -325,6 +326,8 @@
         <w:spacing w:before="300" w:after="150" w:line="360" w:lineRule="auto"/>
         <w:jc w:val="both"/>
         <w:rPr>
+          <w:b/>
+          <w:bCs/>
           <w:color w:val="auto"/>
           <w:sz w:val="28"/>
           <w:szCs w:val="28"/>
@@ -333,6 +336,8 @@
       <w:r>
         <w:rPr>
           <w:rFonts w:eastAsia="Calibri"/>
+          <w:b/>
+          <w:bCs/>
           <w:color w:val="auto"/>
           <w:sz w:val="28"/>
           <w:szCs w:val="28"/>
@@ -948,6 +953,7 @@
       </w:pPr>
       <w:r>
         <w:rPr>
+          <w:noProof/>
           <w:sz w:val="22"/>
           <w:szCs w:val="22"/>
         </w:rPr>
@@ -1027,6 +1033,7 @@
           <w:bCs/>
           <w:i/>
           <w:iCs/>
+          <w:noProof/>
           <w:sz w:val="22"/>
           <w:szCs w:val="22"/>
         </w:rPr>
@@ -1084,15 +1091,7 @@
           <w:sz w:val="24"/>
           <w:szCs w:val="24"/>
         </w:rPr>
-        <w:t>The more interesting patterns showed up once I looked at subscription rate broken down by category rather than just raw frequency. Subscription rate varies quite a lot by month: March, September, October and December all convert noticeably better than the campaign's busiest months of May, June and July. This was one of the clearer signals in the whole dataset and is the basis for two of the features I built later</w:t>
-      </w:r>
-      <w:r>
-        <w:rPr>
-          <w:rFonts w:eastAsia="Calibri"/>
-          <w:sz w:val="24"/>
-          <w:szCs w:val="24"/>
-        </w:rPr>
-        <w:t>.</w:t>
+        <w:t>Subscription rate also varies clearly by job category, from 28.68% for students and 22.79% for retirees down to 7.28% for blue-collar workers, and by education level, from 15.01% for tertiary-educated clients down to 8.63% for primary-educated clients</w:t>
       </w:r>
     </w:p>
     <w:p>
@@ -1106,6 +1105,7 @@
       </w:pPr>
       <w:r>
         <w:rPr>
+          <w:noProof/>
           <w:sz w:val="22"/>
           <w:szCs w:val="22"/>
         </w:rPr>
@@ -1163,7 +1163,23 @@
           <w:sz w:val="24"/>
           <w:szCs w:val="24"/>
         </w:rPr>
-        <w:t>I also compared balance and age between clients who subscribed and those who didn't using box plots. Clients who subscribed tend to have a slightly higher median balance, though the spread within both groups is wide enough that balance alone would be a fairly weak predictor on its own.</w:t>
+        <w:t>Subscription rate by month ranges from a low of 6.7% in May up to 51.99% in March, with September 46.46%, December 46.73%</w:t>
+      </w:r>
+      <w:r>
+        <w:rPr>
+          <w:rFonts w:eastAsia="Calibri"/>
+          <w:sz w:val="24"/>
+          <w:szCs w:val="24"/>
+        </w:rPr>
+        <w:t>,</w:t>
+      </w:r>
+      <w:r>
+        <w:rPr>
+          <w:rFonts w:eastAsia="Calibri"/>
+          <w:sz w:val="24"/>
+          <w:szCs w:val="24"/>
+        </w:rPr>
+        <w:t xml:space="preserve"> and October 43.77% also converting far above the campaign average.</w:t>
       </w:r>
     </w:p>
     <w:p>
@@ -1177,6 +1193,7 @@
       </w:pPr>
       <w:r>
         <w:rPr>
+          <w:noProof/>
           <w:sz w:val="22"/>
           <w:szCs w:val="22"/>
         </w:rPr>
@@ -1233,50 +1250,33 @@
           <w:sz w:val="24"/>
           <w:szCs w:val="24"/>
         </w:rPr>
-        <w:t xml:space="preserve">Looking at the numerical columns together, I produced a correlation heatmap across age, balance, day, campaign, </w:t>
-      </w:r>
-      <w:proofErr w:type="spellStart"/>
-      <w:r>
-        <w:rPr>
-          <w:rFonts w:eastAsia="Calibri"/>
-          <w:sz w:val="24"/>
-          <w:szCs w:val="24"/>
-        </w:rPr>
-        <w:t>pdays</w:t>
-      </w:r>
-      <w:proofErr w:type="spellEnd"/>
-      <w:r>
-        <w:rPr>
-          <w:rFonts w:eastAsia="Calibri"/>
-          <w:sz w:val="24"/>
-          <w:szCs w:val="24"/>
-        </w:rPr>
-        <w:t xml:space="preserve"> and previous. With duration already excluded and no macroeconomic indicator columns present in this particular release of the dataset, I expected </w:t>
-      </w:r>
-      <w:r>
-        <w:rPr>
-          <w:rFonts w:eastAsia="Calibri"/>
-          <w:sz w:val="24"/>
-          <w:szCs w:val="24"/>
+        <w:t>The IQR-based outlier scan flagged 4,729 rows outside [-1962, 3462] for balance and 3,064 rows outside [-2, 6] for campaign</w:t>
+      </w:r>
+      <w:r>
+        <w:rPr>
+          <w:rFonts w:eastAsia="Calibri"/>
+          <w:sz w:val="24"/>
+          <w:szCs w:val="24"/>
+        </w:rPr>
+        <w:t>.</w:t>
+      </w:r>
+    </w:p>
+    <w:p>
+      <w:pPr>
+        <w:spacing w:after="200" w:line="360" w:lineRule="auto"/>
+        <w:jc w:val="center"/>
+        <w:rPr>
+          <w:sz w:val="22"/>
+          <w:szCs w:val="22"/>
+        </w:rPr>
+      </w:pPr>
+      <w:r>
+        <w:rPr>
+          <w:noProof/>
+          <w:sz w:val="22"/>
+          <w:szCs w:val="22"/>
         </w:rPr>
         <w:lastRenderedPageBreak/>
-        <w:t>multicollinearity to be fairly mild among the remaining numerical predictors, and the heatmap confirms this: none of the pairwise correlations are especially strong.</w:t>
-      </w:r>
-    </w:p>
-    <w:p>
-      <w:pPr>
-        <w:spacing w:after="200" w:line="360" w:lineRule="auto"/>
-        <w:jc w:val="center"/>
-        <w:rPr>
-          <w:sz w:val="22"/>
-          <w:szCs w:val="22"/>
-        </w:rPr>
-      </w:pPr>
-      <w:r>
-        <w:rPr>
-          <w:sz w:val="22"/>
-          <w:szCs w:val="22"/>
-        </w:rPr>
         <w:drawing>
           <wp:inline distT="0" distB="0" distL="0" distR="0" wp14:anchorId="0345DBBA" wp14:editId="03ACEEBA">
             <wp:extent cx="5731510" cy="5116195"/>
@@ -1362,6 +1362,7 @@
       </w:pPr>
       <w:r>
         <w:rPr>
+          <w:noProof/>
           <w:sz w:val="22"/>
           <w:szCs w:val="22"/>
         </w:rPr>
@@ -1440,25 +1441,25 @@
           <w:bCs/>
           <w:color w:val="auto"/>
         </w:rPr>
+        <w:t>2.2 Handling Missing Values, Outliers and Duplicates</w:t>
+      </w:r>
+    </w:p>
+    <w:p>
+      <w:pPr>
+        <w:spacing w:after="200" w:line="360" w:lineRule="auto"/>
+        <w:jc w:val="both"/>
+        <w:rPr>
+          <w:sz w:val="22"/>
+          <w:szCs w:val="22"/>
+        </w:rPr>
+      </w:pPr>
+      <w:r>
+        <w:rPr>
+          <w:rFonts w:eastAsia="Calibri"/>
+          <w:sz w:val="24"/>
+          <w:szCs w:val="24"/>
+        </w:rPr>
         <w:lastRenderedPageBreak/>
-        <w:t>2.2 Handling Missing Values, Outliers and Duplicates</w:t>
-      </w:r>
-    </w:p>
-    <w:p>
-      <w:pPr>
-        <w:spacing w:after="200" w:line="360" w:lineRule="auto"/>
-        <w:jc w:val="both"/>
-        <w:rPr>
-          <w:sz w:val="22"/>
-          <w:szCs w:val="22"/>
-        </w:rPr>
-      </w:pPr>
-      <w:r>
-        <w:rPr>
-          <w:rFonts w:eastAsia="Calibri"/>
-          <w:sz w:val="24"/>
-          <w:szCs w:val="24"/>
-        </w:rPr>
         <w:t xml:space="preserve">The table below </w:t>
       </w:r>
       <w:r>
@@ -1501,12 +1502,6 @@
         <w:gridCol w:w="4500"/>
       </w:tblGrid>
       <w:tr>
-        <w:tblPrEx>
-          <w:tblCellMar>
-            <w:top w:w="0" w:type="dxa"/>
-            <w:bottom w:w="0" w:type="dxa"/>
-          </w:tblCellMar>
-        </w:tblPrEx>
         <w:tc>
           <w:tcPr>
             <w:tcW w:w="2547" w:type="dxa"/>
@@ -1587,12 +1582,6 @@
         </w:tc>
       </w:tr>
       <w:tr>
-        <w:tblPrEx>
-          <w:tblCellMar>
-            <w:top w:w="0" w:type="dxa"/>
-            <w:bottom w:w="0" w:type="dxa"/>
-          </w:tblCellMar>
-        </w:tblPrEx>
         <w:tc>
           <w:tcPr>
             <w:tcW w:w="2547" w:type="dxa"/>
@@ -1690,12 +1679,6 @@
         </w:tc>
       </w:tr>
       <w:tr>
-        <w:tblPrEx>
-          <w:tblCellMar>
-            <w:top w:w="0" w:type="dxa"/>
-            <w:bottom w:w="0" w:type="dxa"/>
-          </w:tblCellMar>
-        </w:tblPrEx>
         <w:tc>
           <w:tcPr>
             <w:tcW w:w="2547" w:type="dxa"/>
@@ -1815,12 +1798,6 @@
         </w:tc>
       </w:tr>
       <w:tr>
-        <w:tblPrEx>
-          <w:tblCellMar>
-            <w:top w:w="0" w:type="dxa"/>
-            <w:bottom w:w="0" w:type="dxa"/>
-          </w:tblCellMar>
-        </w:tblPrEx>
         <w:tc>
           <w:tcPr>
             <w:tcW w:w="2547" w:type="dxa"/>
@@ -1902,12 +1879,6 @@
         </w:tc>
       </w:tr>
       <w:tr>
-        <w:tblPrEx>
-          <w:tblCellMar>
-            <w:top w:w="0" w:type="dxa"/>
-            <w:bottom w:w="0" w:type="dxa"/>
-          </w:tblCellMar>
-        </w:tblPrEx>
         <w:tc>
           <w:tcPr>
             <w:tcW w:w="2547" w:type="dxa"/>
@@ -1979,12 +1950,6 @@
         </w:tc>
       </w:tr>
       <w:tr>
-        <w:tblPrEx>
-          <w:tblCellMar>
-            <w:top w:w="0" w:type="dxa"/>
-            <w:bottom w:w="0" w:type="dxa"/>
-          </w:tblCellMar>
-        </w:tblPrEx>
         <w:tc>
           <w:tcPr>
             <w:tcW w:w="2547" w:type="dxa"/>
@@ -2056,12 +2021,6 @@
         </w:tc>
       </w:tr>
       <w:tr>
-        <w:tblPrEx>
-          <w:tblCellMar>
-            <w:top w:w="0" w:type="dxa"/>
-            <w:bottom w:w="0" w:type="dxa"/>
-          </w:tblCellMar>
-        </w:tblPrEx>
         <w:tc>
           <w:tcPr>
             <w:tcW w:w="2547" w:type="dxa"/>
@@ -2141,12 +2100,6 @@
         </w:tc>
       </w:tr>
       <w:tr>
-        <w:tblPrEx>
-          <w:tblCellMar>
-            <w:top w:w="0" w:type="dxa"/>
-            <w:bottom w:w="0" w:type="dxa"/>
-          </w:tblCellMar>
-        </w:tblPrEx>
         <w:tc>
           <w:tcPr>
             <w:tcW w:w="2547" w:type="dxa"/>
@@ -2755,17 +2708,8 @@
     </w:p>
     <w:p>
       <w:pPr>
-        <w:pBdr>
-          <w:top w:val="single" w:sz="6" w:space="0" w:color="9C2B2B"/>
-          <w:left w:val="single" w:sz="6" w:space="0" w:color="9C2B2B"/>
-          <w:bottom w:val="single" w:sz="6" w:space="0" w:color="9C2B2B"/>
-          <w:right w:val="single" w:sz="6" w:space="0" w:color="9C2B2B"/>
-        </w:pBdr>
-        <w:shd w:val="clear" w:color="auto" w:fill="FBEAEA"/>
-        <w:spacing w:before="150" w:after="250" w:line="360" w:lineRule="auto"/>
-        <w:jc w:val="both"/>
-      </w:pPr>
-      <w:r>
+        <w:spacing w:after="200" w:line="360" w:lineRule="auto"/>
+        <w:jc w:val="center"/>
         <w:rPr>
           <w:rFonts w:eastAsia="Calibri"/>
           <w:b/>
@@ -2775,62 +2719,53 @@
           <w:sz w:val="22"/>
           <w:szCs w:val="22"/>
         </w:rPr>
-        <w:lastRenderedPageBreak/>
-        <w:t xml:space="preserve">[TABLE / OUTPUT] </w:t>
-      </w:r>
-      <w:r>
-        <w:rPr>
-          <w:rFonts w:eastAsia="Calibri"/>
+      </w:pPr>
+      <w:r>
+        <w:rPr>
+          <w:rFonts w:eastAsia="Calibri"/>
+          <w:b/>
+          <w:bCs/>
           <w:i/>
           <w:iCs/>
           <w:sz w:val="22"/>
           <w:szCs w:val="22"/>
         </w:rPr>
-        <w:t xml:space="preserve">Insert your mutual information scores and </w:t>
-      </w:r>
-      <w:proofErr w:type="spellStart"/>
-      <w:r>
-        <w:rPr>
-          <w:rFonts w:eastAsia="Calibri"/>
-          <w:i/>
-          <w:iCs/>
-          <w:sz w:val="22"/>
-          <w:szCs w:val="22"/>
-        </w:rPr>
-        <w:t>Cramér's</w:t>
-      </w:r>
-      <w:proofErr w:type="spellEnd"/>
-      <w:r>
-        <w:rPr>
-          <w:rFonts w:eastAsia="Calibri"/>
-          <w:i/>
-          <w:iCs/>
-          <w:sz w:val="22"/>
-          <w:szCs w:val="22"/>
-        </w:rPr>
-        <w:t xml:space="preserve"> V output from 02_feature_</w:t>
-      </w:r>
-      <w:proofErr w:type="gramStart"/>
-      <w:r>
-        <w:rPr>
-          <w:rFonts w:eastAsia="Calibri"/>
-          <w:i/>
-          <w:iCs/>
-          <w:sz w:val="22"/>
-          <w:szCs w:val="22"/>
-        </w:rPr>
-        <w:t>engineering.ipynb</w:t>
-      </w:r>
-      <w:proofErr w:type="gramEnd"/>
-      <w:r>
-        <w:rPr>
-          <w:rFonts w:eastAsia="Calibri"/>
-          <w:i/>
-          <w:iCs/>
-          <w:sz w:val="22"/>
-          <w:szCs w:val="22"/>
-        </w:rPr>
-        <w:t xml:space="preserve"> here.</w:t>
+        <w:lastRenderedPageBreak/>
+        <w:drawing>
+          <wp:inline distT="0" distB="0" distL="0" distR="0" wp14:anchorId="0D54F644" wp14:editId="0F78404F">
+            <wp:extent cx="4435224" cy="998307"/>
+            <wp:effectExtent l="0" t="0" r="3810" b="0"/>
+            <wp:docPr id="7" name="Picture 7"/>
+            <wp:cNvGraphicFramePr>
+              <a:graphicFrameLocks xmlns:a="http://schemas.openxmlformats.org/drawingml/2006/main" noChangeAspect="1"/>
+            </wp:cNvGraphicFramePr>
+            <a:graphic xmlns:a="http://schemas.openxmlformats.org/drawingml/2006/main">
+              <a:graphicData uri="http://schemas.openxmlformats.org/drawingml/2006/picture">
+                <pic:pic xmlns:pic="http://schemas.openxmlformats.org/drawingml/2006/picture">
+                  <pic:nvPicPr>
+                    <pic:cNvPr id="1" name=""/>
+                    <pic:cNvPicPr/>
+                  </pic:nvPicPr>
+                  <pic:blipFill>
+                    <a:blip r:embed="rId12"/>
+                    <a:stretch>
+                      <a:fillRect/>
+                    </a:stretch>
+                  </pic:blipFill>
+                  <pic:spPr>
+                    <a:xfrm>
+                      <a:off x="0" y="0"/>
+                      <a:ext cx="4435224" cy="998307"/>
+                    </a:xfrm>
+                    <a:prstGeom prst="rect">
+                      <a:avLst/>
+                    </a:prstGeom>
+                  </pic:spPr>
+                </pic:pic>
+              </a:graphicData>
+            </a:graphic>
+          </wp:inline>
+        </w:drawing>
       </w:r>
     </w:p>
     <w:p>
@@ -3053,7 +2988,55 @@
           <w:sz w:val="24"/>
           <w:szCs w:val="24"/>
         </w:rPr>
-        <w:t>The data was split 70/15/15 into training, validation</w:t>
+        <w:t xml:space="preserve">The data was split </w:t>
+      </w:r>
+      <w:r>
+        <w:rPr>
+          <w:rFonts w:eastAsia="Calibri"/>
+          <w:sz w:val="24"/>
+          <w:szCs w:val="24"/>
+        </w:rPr>
+        <w:t>8</w:t>
+      </w:r>
+      <w:r>
+        <w:rPr>
+          <w:rFonts w:eastAsia="Calibri"/>
+          <w:sz w:val="24"/>
+          <w:szCs w:val="24"/>
+        </w:rPr>
+        <w:t>0/1</w:t>
+      </w:r>
+      <w:r>
+        <w:rPr>
+          <w:rFonts w:eastAsia="Calibri"/>
+          <w:sz w:val="24"/>
+          <w:szCs w:val="24"/>
+        </w:rPr>
+        <w:t>0</w:t>
+      </w:r>
+      <w:r>
+        <w:rPr>
+          <w:rFonts w:eastAsia="Calibri"/>
+          <w:sz w:val="24"/>
+          <w:szCs w:val="24"/>
+        </w:rPr>
+        <w:t>/1</w:t>
+      </w:r>
+      <w:r>
+        <w:rPr>
+          <w:rFonts w:eastAsia="Calibri"/>
+          <w:sz w:val="24"/>
+          <w:szCs w:val="24"/>
+        </w:rPr>
+        <w:t>0</w:t>
+      </w:r>
+      <w:r>
+        <w:rPr>
+          <w:rFonts w:eastAsia="Calibri"/>
+          <w:sz w:val="24"/>
+          <w:szCs w:val="24"/>
+        </w:rPr>
+        <w:t xml:space="preserve"> into training, validation</w:t>
       </w:r>
       <w:r>
         <w:rPr>
@@ -3178,6 +3161,7 @@
           <w:bCs/>
           <w:color w:val="auto"/>
         </w:rPr>
+        <w:lastRenderedPageBreak/>
         <w:t>3.2 Algorithm Selection and Justification</w:t>
       </w:r>
     </w:p>
@@ -3210,12 +3194,6 @@
         <w:gridCol w:w="3867"/>
       </w:tblGrid>
       <w:tr>
-        <w:tblPrEx>
-          <w:tblCellMar>
-            <w:top w:w="0" w:type="dxa"/>
-            <w:bottom w:w="0" w:type="dxa"/>
-          </w:tblCellMar>
-        </w:tblPrEx>
         <w:tc>
           <w:tcPr>
             <w:tcW w:w="3000" w:type="dxa"/>
@@ -3296,12 +3274,6 @@
         </w:tc>
       </w:tr>
       <w:tr>
-        <w:tblPrEx>
-          <w:tblCellMar>
-            <w:top w:w="0" w:type="dxa"/>
-            <w:bottom w:w="0" w:type="dxa"/>
-          </w:tblCellMar>
-        </w:tblPrEx>
         <w:tc>
           <w:tcPr>
             <w:tcW w:w="3000" w:type="dxa"/>
@@ -3373,12 +3345,6 @@
         </w:tc>
       </w:tr>
       <w:tr>
-        <w:tblPrEx>
-          <w:tblCellMar>
-            <w:top w:w="0" w:type="dxa"/>
-            <w:bottom w:w="0" w:type="dxa"/>
-          </w:tblCellMar>
-        </w:tblPrEx>
         <w:tc>
           <w:tcPr>
             <w:tcW w:w="3000" w:type="dxa"/>
@@ -3470,12 +3436,6 @@
         </w:tc>
       </w:tr>
       <w:tr>
-        <w:tblPrEx>
-          <w:tblCellMar>
-            <w:top w:w="0" w:type="dxa"/>
-            <w:bottom w:w="0" w:type="dxa"/>
-          </w:tblCellMar>
-        </w:tblPrEx>
         <w:tc>
           <w:tcPr>
             <w:tcW w:w="3000" w:type="dxa"/>
@@ -3573,12 +3533,6 @@
         </w:tc>
       </w:tr>
       <w:tr>
-        <w:tblPrEx>
-          <w:tblCellMar>
-            <w:top w:w="0" w:type="dxa"/>
-            <w:bottom w:w="0" w:type="dxa"/>
-          </w:tblCellMar>
-        </w:tblPrEx>
         <w:tc>
           <w:tcPr>
             <w:tcW w:w="3000" w:type="dxa"/>
@@ -3670,12 +3624,6 @@
         </w:tc>
       </w:tr>
       <w:tr>
-        <w:tblPrEx>
-          <w:tblCellMar>
-            <w:top w:w="0" w:type="dxa"/>
-            <w:bottom w:w="0" w:type="dxa"/>
-          </w:tblCellMar>
-        </w:tblPrEx>
         <w:tc>
           <w:tcPr>
             <w:tcW w:w="3000" w:type="dxa"/>
@@ -3767,12 +3715,6 @@
         </w:tc>
       </w:tr>
       <w:tr>
-        <w:tblPrEx>
-          <w:tblCellMar>
-            <w:top w:w="0" w:type="dxa"/>
-            <w:bottom w:w="0" w:type="dxa"/>
-          </w:tblCellMar>
-        </w:tblPrEx>
         <w:tc>
           <w:tcPr>
             <w:tcW w:w="3000" w:type="dxa"/>
@@ -3944,8 +3886,9 @@
         <w:spacing w:after="200" w:line="360" w:lineRule="auto"/>
         <w:jc w:val="both"/>
         <w:rPr>
-          <w:sz w:val="22"/>
-          <w:szCs w:val="22"/>
+          <w:rFonts w:eastAsia="Calibri"/>
+          <w:sz w:val="24"/>
+          <w:szCs w:val="24"/>
         </w:rPr>
       </w:pPr>
       <w:r>
@@ -3980,7 +3923,7 @@
           <w:sz w:val="24"/>
           <w:szCs w:val="24"/>
         </w:rPr>
-        <w:t xml:space="preserve"> and the neural network as base learners, then trains a simple logistic regression meta-learner on their out-of-fold predictions, so the meta-learner learns how much to trust each base model rather than modelling the raw client features itself. </w:t>
+        <w:t xml:space="preserve"> and the neural network as base learners, then trains a simple logistic regression meta-learner on their out-of-fold predictions, so the meta-learner </w:t>
       </w:r>
       <w:r>
         <w:rPr>
@@ -3989,7 +3932,2237 @@
           <w:szCs w:val="24"/>
         </w:rPr>
         <w:lastRenderedPageBreak/>
-        <w:t>Whether this actually beats the best individual model is reported honestly; a stacked model doesn't always outperform its strongest base learner, and if it doesn't here, that's a genuine and worthwhile finding to report rather than something to hide.</w:t>
+        <w:t>learns how much to trust each base model rather than modelling the raw client features itself. Whether this actually beats the best individual model is reported honestly; a stacked model doesn't always outperform its strongest base learner, and if it doesn't here, that's a genuine and worthwhile finding to report rather than something to hide.</w:t>
+      </w:r>
+    </w:p>
+    <w:p>
+      <w:pPr>
+        <w:spacing w:after="200" w:line="360" w:lineRule="auto"/>
+        <w:jc w:val="center"/>
+        <w:rPr>
+          <w:sz w:val="22"/>
+          <w:szCs w:val="22"/>
+        </w:rPr>
+      </w:pPr>
+      <w:r>
+        <w:rPr>
+          <w:sz w:val="22"/>
+          <w:szCs w:val="22"/>
+        </w:rPr>
+        <w:drawing>
+          <wp:inline distT="0" distB="0" distL="0" distR="0" wp14:anchorId="6CB072AD" wp14:editId="789BEED3">
+            <wp:extent cx="5731510" cy="1388745"/>
+            <wp:effectExtent l="0" t="0" r="2540" b="1905"/>
+            <wp:docPr id="8" name="Picture 8"/>
+            <wp:cNvGraphicFramePr>
+              <a:graphicFrameLocks xmlns:a="http://schemas.openxmlformats.org/drawingml/2006/main" noChangeAspect="1"/>
+            </wp:cNvGraphicFramePr>
+            <a:graphic xmlns:a="http://schemas.openxmlformats.org/drawingml/2006/main">
+              <a:graphicData uri="http://schemas.openxmlformats.org/drawingml/2006/picture">
+                <pic:pic xmlns:pic="http://schemas.openxmlformats.org/drawingml/2006/picture">
+                  <pic:nvPicPr>
+                    <pic:cNvPr id="1" name=""/>
+                    <pic:cNvPicPr/>
+                  </pic:nvPicPr>
+                  <pic:blipFill>
+                    <a:blip r:embed="rId13"/>
+                    <a:stretch>
+                      <a:fillRect/>
+                    </a:stretch>
+                  </pic:blipFill>
+                  <pic:spPr>
+                    <a:xfrm>
+                      <a:off x="0" y="0"/>
+                      <a:ext cx="5731510" cy="1388745"/>
+                    </a:xfrm>
+                    <a:prstGeom prst="rect">
+                      <a:avLst/>
+                    </a:prstGeom>
+                  </pic:spPr>
+                </pic:pic>
+              </a:graphicData>
+            </a:graphic>
+          </wp:inline>
+        </w:drawing>
+      </w:r>
+    </w:p>
+    <w:p>
+      <w:pPr>
+        <w:pStyle w:val="Heading1"/>
+        <w:spacing w:before="400" w:after="200" w:line="360" w:lineRule="auto"/>
+        <w:jc w:val="both"/>
+        <w:rPr>
+          <w:b/>
+          <w:bCs/>
+          <w:color w:val="auto"/>
+        </w:rPr>
+      </w:pPr>
+      <w:r>
+        <w:rPr>
+          <w:rFonts w:eastAsia="Calibri"/>
+          <w:b/>
+          <w:bCs/>
+          <w:color w:val="auto"/>
+        </w:rPr>
+        <w:t>4. Performance Evaluation and Model Comparison</w:t>
+      </w:r>
+    </w:p>
+    <w:p>
+      <w:pPr>
+        <w:pStyle w:val="Heading2"/>
+        <w:spacing w:before="300" w:after="150" w:line="360" w:lineRule="auto"/>
+        <w:jc w:val="both"/>
+        <w:rPr>
+          <w:b/>
+          <w:bCs/>
+          <w:color w:val="auto"/>
+        </w:rPr>
+      </w:pPr>
+      <w:r>
+        <w:rPr>
+          <w:rFonts w:eastAsia="Calibri"/>
+          <w:b/>
+          <w:bCs/>
+          <w:color w:val="auto"/>
+        </w:rPr>
+        <w:t>4.1 Evaluation Metrics</w:t>
+      </w:r>
+    </w:p>
+    <w:p>
+      <w:pPr>
+        <w:spacing w:after="200" w:line="360" w:lineRule="auto"/>
+        <w:jc w:val="both"/>
+        <w:rPr>
+          <w:sz w:val="22"/>
+          <w:szCs w:val="22"/>
+        </w:rPr>
+      </w:pPr>
+      <w:r>
+        <w:rPr>
+          <w:rFonts w:eastAsia="Calibri"/>
+          <w:sz w:val="24"/>
+          <w:szCs w:val="24"/>
+        </w:rPr>
+        <w:t>Given the 88.3/11.7 class imbalance, accuracy alone would be a misleading way to judge these models, since a model that predicted "no" for every single client would still be roughly 88% accurate while being completely useless. For that reason, I report accuracy alongside precision, recall, F1</w:t>
+      </w:r>
+      <w:r>
+        <w:rPr>
+          <w:rFonts w:eastAsia="Calibri"/>
+          <w:sz w:val="24"/>
+          <w:szCs w:val="24"/>
+        </w:rPr>
+        <w:t>,</w:t>
+      </w:r>
+      <w:r>
+        <w:rPr>
+          <w:rFonts w:eastAsia="Calibri"/>
+          <w:sz w:val="24"/>
+          <w:szCs w:val="24"/>
+        </w:rPr>
+        <w:t xml:space="preserve"> and, in particular, ROC-AUC and PR-AUC, with PR-AUC given the most weight of the six, since it is specifically sensitive to how well a model identifies the minority class.</w:t>
+      </w:r>
+    </w:p>
+    <w:p>
+      <w:pPr>
+        <w:pStyle w:val="Heading2"/>
+        <w:spacing w:before="300" w:after="150" w:line="360" w:lineRule="auto"/>
+        <w:jc w:val="both"/>
+        <w:rPr>
+          <w:b/>
+          <w:bCs/>
+          <w:color w:val="auto"/>
+        </w:rPr>
+      </w:pPr>
+      <w:r>
+        <w:rPr>
+          <w:rFonts w:eastAsia="Calibri"/>
+          <w:b/>
+          <w:bCs/>
+          <w:color w:val="auto"/>
+        </w:rPr>
+        <w:t>4.2 Model Comparison</w:t>
+      </w:r>
+    </w:p>
+    <w:p>
+      <w:pPr>
+        <w:spacing w:after="200" w:line="360" w:lineRule="auto"/>
+        <w:jc w:val="center"/>
+        <w:rPr>
+          <w:rFonts w:eastAsia="Calibri"/>
+          <w:b/>
+          <w:bCs/>
+          <w:i/>
+          <w:iCs/>
+          <w:sz w:val="22"/>
+          <w:szCs w:val="22"/>
+        </w:rPr>
+      </w:pPr>
+      <w:r>
+        <w:rPr>
+          <w:rFonts w:eastAsia="Calibri"/>
+          <w:b/>
+          <w:bCs/>
+          <w:i/>
+          <w:iCs/>
+          <w:sz w:val="22"/>
+          <w:szCs w:val="22"/>
+        </w:rPr>
+        <w:drawing>
+          <wp:inline distT="0" distB="0" distL="0" distR="0" wp14:anchorId="7E77310B" wp14:editId="4347B76A">
+            <wp:extent cx="5731510" cy="1353820"/>
+            <wp:effectExtent l="0" t="0" r="2540" b="0"/>
+            <wp:docPr id="9" name="Picture 9"/>
+            <wp:cNvGraphicFramePr>
+              <a:graphicFrameLocks xmlns:a="http://schemas.openxmlformats.org/drawingml/2006/main" noChangeAspect="1"/>
+            </wp:cNvGraphicFramePr>
+            <a:graphic xmlns:a="http://schemas.openxmlformats.org/drawingml/2006/main">
+              <a:graphicData uri="http://schemas.openxmlformats.org/drawingml/2006/picture">
+                <pic:pic xmlns:pic="http://schemas.openxmlformats.org/drawingml/2006/picture">
+                  <pic:nvPicPr>
+                    <pic:cNvPr id="1" name=""/>
+                    <pic:cNvPicPr/>
+                  </pic:nvPicPr>
+                  <pic:blipFill>
+                    <a:blip r:embed="rId14"/>
+                    <a:stretch>
+                      <a:fillRect/>
+                    </a:stretch>
+                  </pic:blipFill>
+                  <pic:spPr>
+                    <a:xfrm>
+                      <a:off x="0" y="0"/>
+                      <a:ext cx="5731510" cy="1353820"/>
+                    </a:xfrm>
+                    <a:prstGeom prst="rect">
+                      <a:avLst/>
+                    </a:prstGeom>
+                  </pic:spPr>
+                </pic:pic>
+              </a:graphicData>
+            </a:graphic>
+          </wp:inline>
+        </w:drawing>
+      </w:r>
+    </w:p>
+    <w:p>
+      <w:pPr>
+        <w:spacing w:after="200" w:line="360" w:lineRule="auto"/>
+        <w:jc w:val="both"/>
+        <w:rPr>
+          <w:rFonts w:eastAsia="Calibri"/>
+          <w:sz w:val="24"/>
+          <w:szCs w:val="24"/>
+        </w:rPr>
+      </w:pPr>
+      <w:proofErr w:type="spellStart"/>
+      <w:r>
+        <w:rPr>
+          <w:rFonts w:eastAsia="Calibri"/>
+          <w:sz w:val="24"/>
+          <w:szCs w:val="24"/>
+        </w:rPr>
+        <w:t>XGBoost</w:t>
+      </w:r>
+      <w:proofErr w:type="spellEnd"/>
+      <w:r>
+        <w:rPr>
+          <w:rFonts w:eastAsia="Calibri"/>
+          <w:sz w:val="24"/>
+          <w:szCs w:val="24"/>
+        </w:rPr>
+        <w:t xml:space="preserve"> achieved the strongest PR-AUC </w:t>
+      </w:r>
+      <w:r>
+        <w:rPr>
+          <w:rFonts w:eastAsia="Calibri"/>
+          <w:sz w:val="24"/>
+          <w:szCs w:val="24"/>
+        </w:rPr>
+        <w:t xml:space="preserve">of </w:t>
+      </w:r>
+      <w:r>
+        <w:rPr>
+          <w:rFonts w:eastAsia="Calibri"/>
+          <w:sz w:val="24"/>
+          <w:szCs w:val="24"/>
+        </w:rPr>
+        <w:t xml:space="preserve">0.4503, narrowly ahead of the stacked ensemble </w:t>
+      </w:r>
+      <w:r>
+        <w:rPr>
+          <w:rFonts w:eastAsia="Calibri"/>
+          <w:sz w:val="24"/>
+          <w:szCs w:val="24"/>
+        </w:rPr>
+        <w:t xml:space="preserve">of </w:t>
+      </w:r>
+      <w:r>
+        <w:rPr>
+          <w:rFonts w:eastAsia="Calibri"/>
+          <w:sz w:val="24"/>
+          <w:szCs w:val="24"/>
+        </w:rPr>
+        <w:t xml:space="preserve">0.4423, and was selected as the final model. This exceeds the ~87.5% accuracy reported by </w:t>
+      </w:r>
+      <w:proofErr w:type="spellStart"/>
+      <w:r>
+        <w:rPr>
+          <w:rFonts w:eastAsia="Calibri"/>
+          <w:sz w:val="24"/>
+          <w:szCs w:val="24"/>
+        </w:rPr>
+        <w:t>Zaki</w:t>
+      </w:r>
+      <w:proofErr w:type="spellEnd"/>
+      <w:r>
+        <w:rPr>
+          <w:rFonts w:eastAsia="Calibri"/>
+          <w:sz w:val="24"/>
+          <w:szCs w:val="24"/>
+        </w:rPr>
+        <w:t xml:space="preserve"> et al. (2024) for Random Forest on a comparable task, though direct comparison is limited since that figure used accuracy rather than PR-AUC</w:t>
+      </w:r>
+      <w:r>
+        <w:rPr>
+          <w:rFonts w:eastAsia="Calibri"/>
+          <w:sz w:val="24"/>
+          <w:szCs w:val="24"/>
+        </w:rPr>
+        <w:t>.</w:t>
+      </w:r>
+    </w:p>
+    <w:p>
+      <w:pPr>
+        <w:spacing w:after="200" w:line="360" w:lineRule="auto"/>
+        <w:jc w:val="both"/>
+        <w:rPr>
+          <w:rFonts w:eastAsia="Calibri"/>
+          <w:sz w:val="24"/>
+          <w:szCs w:val="24"/>
+        </w:rPr>
+      </w:pPr>
+    </w:p>
+    <w:p>
+      <w:pPr>
+        <w:pStyle w:val="Heading2"/>
+        <w:spacing w:before="300" w:after="150" w:line="360" w:lineRule="auto"/>
+        <w:jc w:val="both"/>
+        <w:rPr>
+          <w:b/>
+          <w:bCs/>
+          <w:color w:val="auto"/>
+        </w:rPr>
+      </w:pPr>
+      <w:r>
+        <w:rPr>
+          <w:rFonts w:eastAsia="Calibri"/>
+          <w:b/>
+          <w:bCs/>
+          <w:color w:val="auto"/>
+        </w:rPr>
+        <w:lastRenderedPageBreak/>
+        <w:t>4.3 Error Analysis</w:t>
+      </w:r>
+    </w:p>
+    <w:p>
+      <w:pPr>
+        <w:spacing w:after="200" w:line="360" w:lineRule="auto"/>
+        <w:jc w:val="both"/>
+        <w:rPr>
+          <w:rFonts w:eastAsia="Calibri"/>
+          <w:sz w:val="24"/>
+          <w:szCs w:val="24"/>
+        </w:rPr>
+      </w:pPr>
+      <w:r>
+        <w:rPr>
+          <w:rFonts w:eastAsia="Calibri"/>
+          <w:sz w:val="24"/>
+          <w:szCs w:val="24"/>
+        </w:rPr>
+        <w:t>For the final model, I looked at the confusion matrix in more detail than a single accuracy figure would allow, separating false positives from false negatives. In a call-</w:t>
+      </w:r>
+      <w:r>
+        <w:rPr>
+          <w:rFonts w:eastAsia="Calibri"/>
+          <w:sz w:val="24"/>
+          <w:szCs w:val="24"/>
+        </w:rPr>
+        <w:t>center</w:t>
+      </w:r>
+      <w:r>
+        <w:rPr>
+          <w:rFonts w:eastAsia="Calibri"/>
+          <w:sz w:val="24"/>
+          <w:szCs w:val="24"/>
+        </w:rPr>
+        <w:t xml:space="preserve"> setting, false negatives are generally the costlier error, since a missed genuine subscriber represents lost revenue outright, whereas a false positive only costs the time of one unnecessary call.</w:t>
+      </w:r>
+    </w:p>
+    <w:p>
+      <w:pPr>
+        <w:spacing w:after="200" w:line="360" w:lineRule="auto"/>
+        <w:jc w:val="center"/>
+        <w:rPr>
+          <w:sz w:val="22"/>
+          <w:szCs w:val="22"/>
+        </w:rPr>
+      </w:pPr>
+      <w:r>
+        <w:rPr>
+          <w:sz w:val="22"/>
+          <w:szCs w:val="22"/>
+        </w:rPr>
+        <w:drawing>
+          <wp:inline distT="0" distB="0" distL="0" distR="0" wp14:anchorId="4EADFEEB" wp14:editId="041967FF">
+            <wp:extent cx="5038725" cy="4333875"/>
+            <wp:effectExtent l="0" t="0" r="9525" b="9525"/>
+            <wp:docPr id="12" name="Picture 12"/>
+            <wp:cNvGraphicFramePr>
+              <a:graphicFrameLocks xmlns:a="http://schemas.openxmlformats.org/drawingml/2006/main" noChangeAspect="1"/>
+            </wp:cNvGraphicFramePr>
+            <a:graphic xmlns:a="http://schemas.openxmlformats.org/drawingml/2006/main">
+              <a:graphicData uri="http://schemas.openxmlformats.org/drawingml/2006/picture">
+                <pic:pic xmlns:pic="http://schemas.openxmlformats.org/drawingml/2006/picture">
+                  <pic:nvPicPr>
+                    <pic:cNvPr id="1" name=""/>
+                    <pic:cNvPicPr/>
+                  </pic:nvPicPr>
+                  <pic:blipFill>
+                    <a:blip r:embed="rId15"/>
+                    <a:stretch>
+                      <a:fillRect/>
+                    </a:stretch>
+                  </pic:blipFill>
+                  <pic:spPr>
+                    <a:xfrm>
+                      <a:off x="0" y="0"/>
+                      <a:ext cx="5038725" cy="4333875"/>
+                    </a:xfrm>
+                    <a:prstGeom prst="rect">
+                      <a:avLst/>
+                    </a:prstGeom>
+                  </pic:spPr>
+                </pic:pic>
+              </a:graphicData>
+            </a:graphic>
+          </wp:inline>
+        </w:drawing>
+      </w:r>
+    </w:p>
+    <w:p>
+      <w:pPr>
+        <w:spacing w:after="200" w:line="360" w:lineRule="auto"/>
+        <w:jc w:val="both"/>
+        <w:rPr>
+          <w:rFonts w:eastAsia="Calibri"/>
+          <w:sz w:val="24"/>
+          <w:szCs w:val="24"/>
+        </w:rPr>
+      </w:pPr>
+      <w:r>
+        <w:rPr>
+          <w:rFonts w:eastAsia="Calibri"/>
+          <w:sz w:val="24"/>
+          <w:szCs w:val="24"/>
+        </w:rPr>
+        <w:t xml:space="preserve">At the tuned threshold of 0.58, the model correctly identified 294 true subscribers and 3,622 true non-subscribers, while missing 235 genuine subscribers and incorrectly flagging 368 </w:t>
+      </w:r>
+      <w:proofErr w:type="spellStart"/>
+      <w:r>
+        <w:rPr>
+          <w:rFonts w:eastAsia="Calibri"/>
+          <w:sz w:val="24"/>
+          <w:szCs w:val="24"/>
+        </w:rPr>
+        <w:t>non subscribers</w:t>
+      </w:r>
+      <w:proofErr w:type="spellEnd"/>
+      <w:r>
+        <w:rPr>
+          <w:rFonts w:eastAsia="Calibri"/>
+          <w:sz w:val="24"/>
+          <w:szCs w:val="24"/>
+        </w:rPr>
+        <w:t>. Consistent with the cost asymmetry discussed earlier, false negatives here represent lost revenue opportunities, whereas false positives represent only the cost of an unnecessary call</w:t>
+      </w:r>
+    </w:p>
+    <w:p>
+      <w:pPr>
+        <w:spacing w:after="200" w:line="360" w:lineRule="auto"/>
+        <w:jc w:val="both"/>
+        <w:rPr>
+          <w:rFonts w:eastAsia="Calibri"/>
+          <w:sz w:val="24"/>
+          <w:szCs w:val="24"/>
+        </w:rPr>
+      </w:pPr>
+      <w:r>
+        <w:rPr>
+          <w:rFonts w:eastAsia="Calibri"/>
+          <w:sz w:val="24"/>
+          <w:szCs w:val="24"/>
+        </w:rPr>
+        <w:t>I also plotted a calibration curve to check whether the model's predicted probabilities are reliable enough to be used directly as lead scores, rather than only for ranking clients relative to one another.</w:t>
+      </w:r>
+    </w:p>
+    <w:p>
+      <w:pPr>
+        <w:spacing w:after="200" w:line="360" w:lineRule="auto"/>
+        <w:jc w:val="center"/>
+        <w:rPr>
+          <w:sz w:val="22"/>
+          <w:szCs w:val="22"/>
+        </w:rPr>
+      </w:pPr>
+      <w:r>
+        <w:rPr>
+          <w:sz w:val="22"/>
+          <w:szCs w:val="22"/>
+        </w:rPr>
+        <w:lastRenderedPageBreak/>
+        <w:drawing>
+          <wp:inline distT="0" distB="0" distL="0" distR="0" wp14:anchorId="435CB09B" wp14:editId="55F000A0">
+            <wp:extent cx="5400675" cy="4333875"/>
+            <wp:effectExtent l="0" t="0" r="9525" b="9525"/>
+            <wp:docPr id="13" name="Picture 13"/>
+            <wp:cNvGraphicFramePr>
+              <a:graphicFrameLocks xmlns:a="http://schemas.openxmlformats.org/drawingml/2006/main" noChangeAspect="1"/>
+            </wp:cNvGraphicFramePr>
+            <a:graphic xmlns:a="http://schemas.openxmlformats.org/drawingml/2006/main">
+              <a:graphicData uri="http://schemas.openxmlformats.org/drawingml/2006/picture">
+                <pic:pic xmlns:pic="http://schemas.openxmlformats.org/drawingml/2006/picture">
+                  <pic:nvPicPr>
+                    <pic:cNvPr id="1" name=""/>
+                    <pic:cNvPicPr/>
+                  </pic:nvPicPr>
+                  <pic:blipFill>
+                    <a:blip r:embed="rId16"/>
+                    <a:stretch>
+                      <a:fillRect/>
+                    </a:stretch>
+                  </pic:blipFill>
+                  <pic:spPr>
+                    <a:xfrm>
+                      <a:off x="0" y="0"/>
+                      <a:ext cx="5400675" cy="4333875"/>
+                    </a:xfrm>
+                    <a:prstGeom prst="rect">
+                      <a:avLst/>
+                    </a:prstGeom>
+                  </pic:spPr>
+                </pic:pic>
+              </a:graphicData>
+            </a:graphic>
+          </wp:inline>
+        </w:drawing>
+      </w:r>
+    </w:p>
+    <w:p>
+      <w:pPr>
+        <w:spacing w:after="200" w:line="360" w:lineRule="auto"/>
+        <w:jc w:val="both"/>
+        <w:rPr>
+          <w:rFonts w:eastAsia="Calibri"/>
+          <w:sz w:val="24"/>
+          <w:szCs w:val="24"/>
+        </w:rPr>
+      </w:pPr>
+      <w:r>
+        <w:rPr>
+          <w:rFonts w:eastAsia="Calibri"/>
+          <w:sz w:val="24"/>
+          <w:szCs w:val="24"/>
+        </w:rPr>
+        <w:t>The calibration curve sits consistently below the diagonal across every bin, indicating the model is systematically overconfident: a predicted probability of roughly 0.75, for example, corresponds to an actual observed subscription rate of only about 0.42. This means the raw probabilities should not be used directly as calibrated lead scores without recalibration</w:t>
+      </w:r>
+      <w:r>
+        <w:rPr>
+          <w:rFonts w:eastAsia="Calibri"/>
+          <w:sz w:val="24"/>
+          <w:szCs w:val="24"/>
+        </w:rPr>
+        <w:t>;</w:t>
+      </w:r>
+      <w:r>
+        <w:rPr>
+          <w:rFonts w:eastAsia="Calibri"/>
+          <w:sz w:val="24"/>
+          <w:szCs w:val="24"/>
+        </w:rPr>
+        <w:t xml:space="preserve"> they are reliable for ranking clients relative to one another, which is what this model is used for, but not for stating an absolute likelihood of subscription.</w:t>
+      </w:r>
+    </w:p>
+    <w:p>
+      <w:pPr>
+        <w:spacing w:after="200" w:line="360" w:lineRule="auto"/>
+        <w:jc w:val="both"/>
+        <w:rPr>
+          <w:rFonts w:eastAsia="Calibri"/>
+          <w:sz w:val="24"/>
+          <w:szCs w:val="24"/>
+        </w:rPr>
+      </w:pPr>
+      <w:r>
+        <w:rPr>
+          <w:rFonts w:eastAsia="Calibri"/>
+          <w:sz w:val="24"/>
+          <w:szCs w:val="24"/>
+        </w:rPr>
+        <w:t>Finally, I broke recall and precision down by job category, contact month</w:t>
+      </w:r>
+      <w:r>
+        <w:rPr>
+          <w:rFonts w:eastAsia="Calibri"/>
+          <w:sz w:val="24"/>
+          <w:szCs w:val="24"/>
+        </w:rPr>
+        <w:t>,</w:t>
+      </w:r>
+      <w:r>
+        <w:rPr>
+          <w:rFonts w:eastAsia="Calibri"/>
+          <w:sz w:val="24"/>
+          <w:szCs w:val="24"/>
+        </w:rPr>
+        <w:t xml:space="preserve"> and age life stage, to check whether the model performs noticeably worse for any particular subgroup of clients. This analysis feeds directly into the fairness discussion</w:t>
+      </w:r>
+      <w:r>
+        <w:rPr>
+          <w:rFonts w:eastAsia="Calibri"/>
+          <w:sz w:val="24"/>
+          <w:szCs w:val="24"/>
+        </w:rPr>
+        <w:t>.</w:t>
+      </w:r>
+    </w:p>
+    <w:p>
+      <w:pPr>
+        <w:spacing w:after="200" w:line="360" w:lineRule="auto"/>
+        <w:jc w:val="center"/>
+        <w:rPr>
+          <w:sz w:val="22"/>
+          <w:szCs w:val="22"/>
+        </w:rPr>
+      </w:pPr>
+      <w:r>
+        <w:rPr>
+          <w:sz w:val="22"/>
+          <w:szCs w:val="22"/>
+        </w:rPr>
+        <w:lastRenderedPageBreak/>
+        <w:drawing>
+          <wp:inline distT="0" distB="0" distL="0" distR="0" wp14:anchorId="761C8ADD" wp14:editId="04BA5BD6">
+            <wp:extent cx="5731510" cy="2922905"/>
+            <wp:effectExtent l="0" t="0" r="2540" b="0"/>
+            <wp:docPr id="14" name="Picture 14"/>
+            <wp:cNvGraphicFramePr>
+              <a:graphicFrameLocks xmlns:a="http://schemas.openxmlformats.org/drawingml/2006/main" noChangeAspect="1"/>
+            </wp:cNvGraphicFramePr>
+            <a:graphic xmlns:a="http://schemas.openxmlformats.org/drawingml/2006/main">
+              <a:graphicData uri="http://schemas.openxmlformats.org/drawingml/2006/picture">
+                <pic:pic xmlns:pic="http://schemas.openxmlformats.org/drawingml/2006/picture">
+                  <pic:nvPicPr>
+                    <pic:cNvPr id="1" name=""/>
+                    <pic:cNvPicPr/>
+                  </pic:nvPicPr>
+                  <pic:blipFill>
+                    <a:blip r:embed="rId17"/>
+                    <a:stretch>
+                      <a:fillRect/>
+                    </a:stretch>
+                  </pic:blipFill>
+                  <pic:spPr>
+                    <a:xfrm>
+                      <a:off x="0" y="0"/>
+                      <a:ext cx="5731510" cy="2922905"/>
+                    </a:xfrm>
+                    <a:prstGeom prst="rect">
+                      <a:avLst/>
+                    </a:prstGeom>
+                  </pic:spPr>
+                </pic:pic>
+              </a:graphicData>
+            </a:graphic>
+          </wp:inline>
+        </w:drawing>
+      </w:r>
+    </w:p>
+    <w:p>
+      <w:pPr>
+        <w:spacing w:after="200" w:line="360" w:lineRule="auto"/>
+        <w:jc w:val="both"/>
+        <w:rPr>
+          <w:rFonts w:eastAsia="Calibri"/>
+          <w:sz w:val="24"/>
+          <w:szCs w:val="24"/>
+        </w:rPr>
+      </w:pPr>
+      <w:r>
+        <w:rPr>
+          <w:rFonts w:eastAsia="Calibri"/>
+          <w:sz w:val="24"/>
+          <w:szCs w:val="24"/>
+        </w:rPr>
+        <w:t>The 'unknown' job category n=23 shows a perfect score of 1.0 across every metric; given the very small sample size, this is almost certainly a statistical artifact rather than a genuine finding and should not be treated as evidence the model performs better for this group. Excluding that group, blue-collar workers stand out as the weakest-served segment despite being the second-largest n=947: recall of 0.344 and PR-AUC of 0.334 are both the lowest among any sizeable subgroup, meaning the model catches proportionally fewer of the genuine blue-collar subscribers than it does for other occupations</w:t>
+      </w:r>
+    </w:p>
+    <w:p>
+      <w:pPr>
+        <w:pStyle w:val="Heading2"/>
+        <w:spacing w:before="300" w:after="150" w:line="360" w:lineRule="auto"/>
+        <w:jc w:val="both"/>
+        <w:rPr>
+          <w:b/>
+          <w:bCs/>
+          <w:color w:val="auto"/>
+        </w:rPr>
+      </w:pPr>
+      <w:r>
+        <w:rPr>
+          <w:rFonts w:eastAsia="Calibri"/>
+          <w:b/>
+          <w:bCs/>
+          <w:color w:val="auto"/>
+        </w:rPr>
+        <w:t xml:space="preserve">4.4 Threshold Tuning, </w:t>
+      </w:r>
+      <w:r>
+        <w:rPr>
+          <w:rFonts w:eastAsia="Calibri"/>
+          <w:b/>
+          <w:bCs/>
+          <w:color w:val="auto"/>
+        </w:rPr>
+        <w:t>Regularization</w:t>
+      </w:r>
+      <w:r>
+        <w:rPr>
+          <w:rFonts w:eastAsia="Calibri"/>
+          <w:b/>
+          <w:bCs/>
+          <w:color w:val="auto"/>
+        </w:rPr>
+        <w:t xml:space="preserve"> and Balancing</w:t>
+      </w:r>
+    </w:p>
+    <w:p>
+      <w:pPr>
+        <w:spacing w:after="200" w:line="360" w:lineRule="auto"/>
+        <w:jc w:val="both"/>
+        <w:rPr>
+          <w:rFonts w:eastAsia="Calibri"/>
+          <w:sz w:val="24"/>
+          <w:szCs w:val="24"/>
+        </w:rPr>
+      </w:pPr>
+      <w:r>
+        <w:rPr>
+          <w:rFonts w:eastAsia="Calibri"/>
+          <w:sz w:val="24"/>
+          <w:szCs w:val="24"/>
+        </w:rPr>
+        <w:t xml:space="preserve">Rather than using the default 0.5 decision threshold, which implicitly assumes a roughly balanced dataset, I tuned the threshold on the validation set to </w:t>
+      </w:r>
+      <w:r>
+        <w:rPr>
+          <w:rFonts w:eastAsia="Calibri"/>
+          <w:sz w:val="24"/>
+          <w:szCs w:val="24"/>
+        </w:rPr>
+        <w:t>maximize</w:t>
+      </w:r>
+      <w:r>
+        <w:rPr>
+          <w:rFonts w:eastAsia="Calibri"/>
+          <w:sz w:val="24"/>
+          <w:szCs w:val="24"/>
+        </w:rPr>
+        <w:t xml:space="preserve"> F1 for the minority class. I also compared this F1-optimal threshold against a business-value-optimal threshold, computed by simulating the actual monetary cost of each call against the revenue from each successful conversion. These two thresholds are often not the same number, and stating clearly which one the business should actually use, and why, is arguably more useful to a marketing team than reporting F1 alone.</w:t>
+      </w:r>
+    </w:p>
+    <w:p>
+      <w:pPr>
+        <w:spacing w:after="200" w:line="360" w:lineRule="auto"/>
+        <w:jc w:val="center"/>
+        <w:rPr>
+          <w:sz w:val="22"/>
+          <w:szCs w:val="22"/>
+        </w:rPr>
+      </w:pPr>
+      <w:r>
+        <w:rPr>
+          <w:sz w:val="22"/>
+          <w:szCs w:val="22"/>
+        </w:rPr>
+        <w:drawing>
+          <wp:inline distT="0" distB="0" distL="0" distR="0" wp14:anchorId="3AAEE022" wp14:editId="61D94719">
+            <wp:extent cx="5700254" cy="769687"/>
+            <wp:effectExtent l="0" t="0" r="0" b="0"/>
+            <wp:docPr id="10" name="Picture 10"/>
+            <wp:cNvGraphicFramePr>
+              <a:graphicFrameLocks xmlns:a="http://schemas.openxmlformats.org/drawingml/2006/main" noChangeAspect="1"/>
+            </wp:cNvGraphicFramePr>
+            <a:graphic xmlns:a="http://schemas.openxmlformats.org/drawingml/2006/main">
+              <a:graphicData uri="http://schemas.openxmlformats.org/drawingml/2006/picture">
+                <pic:pic xmlns:pic="http://schemas.openxmlformats.org/drawingml/2006/picture">
+                  <pic:nvPicPr>
+                    <pic:cNvPr id="1" name=""/>
+                    <pic:cNvPicPr/>
+                  </pic:nvPicPr>
+                  <pic:blipFill>
+                    <a:blip r:embed="rId18"/>
+                    <a:stretch>
+                      <a:fillRect/>
+                    </a:stretch>
+                  </pic:blipFill>
+                  <pic:spPr>
+                    <a:xfrm>
+                      <a:off x="0" y="0"/>
+                      <a:ext cx="5700254" cy="769687"/>
+                    </a:xfrm>
+                    <a:prstGeom prst="rect">
+                      <a:avLst/>
+                    </a:prstGeom>
+                  </pic:spPr>
+                </pic:pic>
+              </a:graphicData>
+            </a:graphic>
+          </wp:inline>
+        </w:drawing>
+      </w:r>
+    </w:p>
+    <w:p>
+      <w:pPr>
+        <w:spacing w:after="200" w:line="360" w:lineRule="auto"/>
+        <w:jc w:val="both"/>
+        <w:rPr>
+          <w:rFonts w:eastAsia="Calibri"/>
+          <w:sz w:val="24"/>
+          <w:szCs w:val="24"/>
+        </w:rPr>
+      </w:pPr>
+      <w:r>
+        <w:rPr>
+          <w:rFonts w:eastAsia="Calibri"/>
+          <w:sz w:val="24"/>
+          <w:szCs w:val="24"/>
+        </w:rPr>
+        <w:lastRenderedPageBreak/>
+        <w:t xml:space="preserve">The ROI-optimal threshold </w:t>
+      </w:r>
+      <w:r>
+        <w:rPr>
+          <w:rFonts w:eastAsia="Calibri"/>
+          <w:sz w:val="24"/>
+          <w:szCs w:val="24"/>
+        </w:rPr>
+        <w:t xml:space="preserve">of </w:t>
+      </w:r>
+      <w:r>
+        <w:rPr>
+          <w:rFonts w:eastAsia="Calibri"/>
+          <w:sz w:val="24"/>
+          <w:szCs w:val="24"/>
+        </w:rPr>
+        <w:t xml:space="preserve">0.36 is considerably lower than the F1-optimal threshold </w:t>
+      </w:r>
+      <w:r>
+        <w:rPr>
+          <w:rFonts w:eastAsia="Calibri"/>
+          <w:sz w:val="24"/>
+          <w:szCs w:val="24"/>
+        </w:rPr>
+        <w:t xml:space="preserve">of </w:t>
+      </w:r>
+      <w:r>
+        <w:rPr>
+          <w:rFonts w:eastAsia="Calibri"/>
+          <w:sz w:val="24"/>
+          <w:szCs w:val="24"/>
+        </w:rPr>
+        <w:t xml:space="preserve">0.58, and would be the one recommended operationally: although it triggers over twice as many calls and </w:t>
+      </w:r>
+      <w:r>
+        <w:rPr>
+          <w:rFonts w:eastAsia="Calibri"/>
+          <w:sz w:val="24"/>
+          <w:szCs w:val="24"/>
+        </w:rPr>
+        <w:t>has</w:t>
+      </w:r>
+      <w:r>
+        <w:rPr>
+          <w:rFonts w:eastAsia="Calibri"/>
+          <w:sz w:val="24"/>
+          <w:szCs w:val="24"/>
+        </w:rPr>
+        <w:t xml:space="preserve"> lower precision, the additional conversions captured 403 vs 294 generate 5,136 more net value overall. This illustrates that the metric a model is tuned against and the metric that actually matters to the business are not always the same number</w:t>
+      </w:r>
+      <w:r>
+        <w:rPr>
+          <w:rFonts w:eastAsia="Calibri"/>
+          <w:sz w:val="24"/>
+          <w:szCs w:val="24"/>
+        </w:rPr>
+        <w:t>.</w:t>
+      </w:r>
+    </w:p>
+    <w:p>
+      <w:pPr>
+        <w:spacing w:after="200" w:line="360" w:lineRule="auto"/>
+        <w:jc w:val="both"/>
+        <w:rPr>
+          <w:sz w:val="22"/>
+          <w:szCs w:val="22"/>
+        </w:rPr>
+      </w:pPr>
+      <w:r>
+        <w:rPr>
+          <w:rFonts w:eastAsia="Calibri"/>
+          <w:sz w:val="24"/>
+          <w:szCs w:val="24"/>
+        </w:rPr>
+        <w:t xml:space="preserve">L2 </w:t>
+      </w:r>
+      <w:r>
+        <w:rPr>
+          <w:rFonts w:eastAsia="Calibri"/>
+          <w:sz w:val="24"/>
+          <w:szCs w:val="24"/>
+        </w:rPr>
+        <w:t>regularization</w:t>
+      </w:r>
+      <w:r>
+        <w:rPr>
+          <w:rFonts w:eastAsia="Calibri"/>
+          <w:sz w:val="24"/>
+          <w:szCs w:val="24"/>
+        </w:rPr>
+        <w:t xml:space="preserve"> was applied to Logistic Regression, and depth/leaf constraints together with subsampling were applied to Random Forest and </w:t>
+      </w:r>
+      <w:proofErr w:type="spellStart"/>
+      <w:r>
+        <w:rPr>
+          <w:rFonts w:eastAsia="Calibri"/>
+          <w:sz w:val="24"/>
+          <w:szCs w:val="24"/>
+        </w:rPr>
+        <w:t>XGBoost</w:t>
+      </w:r>
+      <w:proofErr w:type="spellEnd"/>
+      <w:r>
+        <w:rPr>
+          <w:rFonts w:eastAsia="Calibri"/>
+          <w:sz w:val="24"/>
+          <w:szCs w:val="24"/>
+        </w:rPr>
+        <w:t>, to control overfitting given the number of engineered features relative to the size of the minority class. SMOTE-based balancing was compared against class weighting alone on validation ROC-AUC and PR-AUC, and the better-performing combination was carried forward to the final model.</w:t>
+      </w:r>
+    </w:p>
+    <w:p>
+      <w:pPr>
+        <w:pStyle w:val="Heading1"/>
+        <w:spacing w:before="400" w:after="200" w:line="360" w:lineRule="auto"/>
+        <w:jc w:val="both"/>
+        <w:rPr>
+          <w:b/>
+          <w:bCs/>
+          <w:color w:val="auto"/>
+        </w:rPr>
+      </w:pPr>
+      <w:r>
+        <w:rPr>
+          <w:rFonts w:eastAsia="Calibri"/>
+          <w:b/>
+          <w:bCs/>
+          <w:color w:val="auto"/>
+        </w:rPr>
+        <w:t xml:space="preserve">5. </w:t>
+      </w:r>
+      <w:proofErr w:type="spellStart"/>
+      <w:r>
+        <w:rPr>
+          <w:rFonts w:eastAsia="Calibri"/>
+          <w:b/>
+          <w:bCs/>
+          <w:color w:val="auto"/>
+        </w:rPr>
+        <w:t>Explainability</w:t>
+      </w:r>
+      <w:proofErr w:type="spellEnd"/>
+      <w:r>
+        <w:rPr>
+          <w:rFonts w:eastAsia="Calibri"/>
+          <w:b/>
+          <w:bCs/>
+          <w:color w:val="auto"/>
+        </w:rPr>
+        <w:t xml:space="preserve"> and Ethical Considerations</w:t>
+      </w:r>
+    </w:p>
+    <w:p>
+      <w:pPr>
+        <w:pStyle w:val="Heading2"/>
+        <w:spacing w:before="300" w:after="150" w:line="360" w:lineRule="auto"/>
+        <w:jc w:val="both"/>
+        <w:rPr>
+          <w:b/>
+          <w:bCs/>
+          <w:color w:val="auto"/>
+        </w:rPr>
+      </w:pPr>
+      <w:r>
+        <w:rPr>
+          <w:rFonts w:eastAsia="Calibri"/>
+          <w:b/>
+          <w:bCs/>
+          <w:color w:val="auto"/>
+        </w:rPr>
+        <w:t>5.1 Explainable AI Methods</w:t>
+      </w:r>
+    </w:p>
+    <w:p>
+      <w:pPr>
+        <w:spacing w:after="200" w:line="360" w:lineRule="auto"/>
+        <w:jc w:val="both"/>
+        <w:rPr>
+          <w:rFonts w:eastAsia="Calibri"/>
+          <w:sz w:val="24"/>
+          <w:szCs w:val="24"/>
+        </w:rPr>
+      </w:pPr>
+      <w:r>
+        <w:rPr>
+          <w:rFonts w:eastAsia="Calibri"/>
+          <w:sz w:val="24"/>
+          <w:szCs w:val="24"/>
+        </w:rPr>
+        <w:t xml:space="preserve">SHAP was applied to the final tree-based or boosting model to produce a global summary plot, ranking features by their average impact on the model's output, and local force plots for individual client predictions, which would let a marketing team review why a specific client was flagged. </w:t>
+      </w:r>
+      <w:proofErr w:type="spellStart"/>
+      <w:r>
+        <w:rPr>
+          <w:rFonts w:eastAsia="Calibri"/>
+          <w:sz w:val="24"/>
+          <w:szCs w:val="24"/>
+        </w:rPr>
+        <w:t>TreeExplainer</w:t>
+      </w:r>
+      <w:proofErr w:type="spellEnd"/>
+      <w:r>
+        <w:rPr>
+          <w:rFonts w:eastAsia="Calibri"/>
+          <w:sz w:val="24"/>
+          <w:szCs w:val="24"/>
+        </w:rPr>
+        <w:t xml:space="preserve"> was used specifically because it is exact and fast for tree ensembles, unlike the slower approximations required for models such as the neural network.</w:t>
+      </w:r>
+    </w:p>
+    <w:p>
+      <w:pPr>
+        <w:spacing w:after="200" w:line="360" w:lineRule="auto"/>
+        <w:jc w:val="center"/>
+        <w:rPr>
+          <w:sz w:val="22"/>
+          <w:szCs w:val="22"/>
+        </w:rPr>
+      </w:pPr>
+      <w:r>
+        <w:rPr>
+          <w:sz w:val="22"/>
+          <w:szCs w:val="22"/>
+        </w:rPr>
+        <w:lastRenderedPageBreak/>
+        <w:drawing>
+          <wp:inline distT="0" distB="0" distL="0" distR="0" wp14:anchorId="158E7230" wp14:editId="1934C398">
+            <wp:extent cx="5731510" cy="6578600"/>
+            <wp:effectExtent l="0" t="0" r="2540" b="0"/>
+            <wp:docPr id="18" name="Picture 18"/>
+            <wp:cNvGraphicFramePr>
+              <a:graphicFrameLocks xmlns:a="http://schemas.openxmlformats.org/drawingml/2006/main" noChangeAspect="1"/>
+            </wp:cNvGraphicFramePr>
+            <a:graphic xmlns:a="http://schemas.openxmlformats.org/drawingml/2006/main">
+              <a:graphicData uri="http://schemas.openxmlformats.org/drawingml/2006/picture">
+                <pic:pic xmlns:pic="http://schemas.openxmlformats.org/drawingml/2006/picture">
+                  <pic:nvPicPr>
+                    <pic:cNvPr id="1" name=""/>
+                    <pic:cNvPicPr/>
+                  </pic:nvPicPr>
+                  <pic:blipFill>
+                    <a:blip r:embed="rId19"/>
+                    <a:stretch>
+                      <a:fillRect/>
+                    </a:stretch>
+                  </pic:blipFill>
+                  <pic:spPr>
+                    <a:xfrm>
+                      <a:off x="0" y="0"/>
+                      <a:ext cx="5731510" cy="6578600"/>
+                    </a:xfrm>
+                    <a:prstGeom prst="rect">
+                      <a:avLst/>
+                    </a:prstGeom>
+                  </pic:spPr>
+                </pic:pic>
+              </a:graphicData>
+            </a:graphic>
+          </wp:inline>
+        </w:drawing>
+      </w:r>
+    </w:p>
+    <w:p>
+      <w:pPr>
+        <w:spacing w:after="200" w:line="360" w:lineRule="auto"/>
+        <w:jc w:val="center"/>
+        <w:rPr>
+          <w:sz w:val="22"/>
+          <w:szCs w:val="22"/>
+        </w:rPr>
+      </w:pPr>
+      <w:r>
+        <w:rPr>
+          <w:sz w:val="22"/>
+          <w:szCs w:val="22"/>
+        </w:rPr>
+        <w:lastRenderedPageBreak/>
+        <w:drawing>
+          <wp:inline distT="0" distB="0" distL="0" distR="0" wp14:anchorId="6B6B5033" wp14:editId="70DCC6C3">
+            <wp:extent cx="5731510" cy="2944495"/>
+            <wp:effectExtent l="0" t="0" r="2540" b="8255"/>
+            <wp:docPr id="19" name="Picture 19"/>
+            <wp:cNvGraphicFramePr>
+              <a:graphicFrameLocks xmlns:a="http://schemas.openxmlformats.org/drawingml/2006/main" noChangeAspect="1"/>
+            </wp:cNvGraphicFramePr>
+            <a:graphic xmlns:a="http://schemas.openxmlformats.org/drawingml/2006/main">
+              <a:graphicData uri="http://schemas.openxmlformats.org/drawingml/2006/picture">
+                <pic:pic xmlns:pic="http://schemas.openxmlformats.org/drawingml/2006/picture">
+                  <pic:nvPicPr>
+                    <pic:cNvPr id="1" name=""/>
+                    <pic:cNvPicPr/>
+                  </pic:nvPicPr>
+                  <pic:blipFill>
+                    <a:blip r:embed="rId20"/>
+                    <a:stretch>
+                      <a:fillRect/>
+                    </a:stretch>
+                  </pic:blipFill>
+                  <pic:spPr>
+                    <a:xfrm>
+                      <a:off x="0" y="0"/>
+                      <a:ext cx="5731510" cy="2944495"/>
+                    </a:xfrm>
+                    <a:prstGeom prst="rect">
+                      <a:avLst/>
+                    </a:prstGeom>
+                  </pic:spPr>
+                </pic:pic>
+              </a:graphicData>
+            </a:graphic>
+          </wp:inline>
+        </w:drawing>
+      </w:r>
+    </w:p>
+    <w:p>
+      <w:pPr>
+        <w:spacing w:after="200" w:line="360" w:lineRule="auto"/>
+        <w:jc w:val="center"/>
+        <w:rPr>
+          <w:sz w:val="22"/>
+          <w:szCs w:val="22"/>
+        </w:rPr>
+      </w:pPr>
+      <w:r>
+        <w:rPr>
+          <w:sz w:val="22"/>
+          <w:szCs w:val="22"/>
+        </w:rPr>
+        <w:drawing>
+          <wp:inline distT="0" distB="0" distL="0" distR="0" wp14:anchorId="055E2DF0" wp14:editId="62212C8E">
+            <wp:extent cx="5731510" cy="2936875"/>
+            <wp:effectExtent l="0" t="0" r="2540" b="0"/>
+            <wp:docPr id="20" name="Picture 20"/>
+            <wp:cNvGraphicFramePr>
+              <a:graphicFrameLocks xmlns:a="http://schemas.openxmlformats.org/drawingml/2006/main" noChangeAspect="1"/>
+            </wp:cNvGraphicFramePr>
+            <a:graphic xmlns:a="http://schemas.openxmlformats.org/drawingml/2006/main">
+              <a:graphicData uri="http://schemas.openxmlformats.org/drawingml/2006/picture">
+                <pic:pic xmlns:pic="http://schemas.openxmlformats.org/drawingml/2006/picture">
+                  <pic:nvPicPr>
+                    <pic:cNvPr id="1" name=""/>
+                    <pic:cNvPicPr/>
+                  </pic:nvPicPr>
+                  <pic:blipFill>
+                    <a:blip r:embed="rId21"/>
+                    <a:stretch>
+                      <a:fillRect/>
+                    </a:stretch>
+                  </pic:blipFill>
+                  <pic:spPr>
+                    <a:xfrm>
+                      <a:off x="0" y="0"/>
+                      <a:ext cx="5731510" cy="2936875"/>
+                    </a:xfrm>
+                    <a:prstGeom prst="rect">
+                      <a:avLst/>
+                    </a:prstGeom>
+                  </pic:spPr>
+                </pic:pic>
+              </a:graphicData>
+            </a:graphic>
+          </wp:inline>
+        </w:drawing>
+      </w:r>
+    </w:p>
+    <w:p>
+      <w:pPr>
+        <w:spacing w:after="200" w:line="360" w:lineRule="auto"/>
+        <w:rPr>
+          <w:sz w:val="22"/>
+          <w:szCs w:val="22"/>
+        </w:rPr>
+      </w:pPr>
+    </w:p>
+    <w:p>
+      <w:pPr>
+        <w:spacing w:after="200" w:line="360" w:lineRule="auto"/>
+        <w:jc w:val="both"/>
+        <w:rPr>
+          <w:rFonts w:eastAsia="Calibri"/>
+          <w:sz w:val="24"/>
+          <w:szCs w:val="24"/>
+        </w:rPr>
+      </w:pPr>
+      <w:r>
+        <w:rPr>
+          <w:rFonts w:eastAsia="Calibri"/>
+          <w:sz w:val="24"/>
+          <w:szCs w:val="24"/>
+        </w:rPr>
+        <w:t xml:space="preserve">Beyond single-feature SHAP values, I also computed SHAP interaction values between </w:t>
+      </w:r>
+      <w:proofErr w:type="spellStart"/>
+      <w:r>
+        <w:rPr>
+          <w:rFonts w:eastAsia="Calibri"/>
+          <w:sz w:val="24"/>
+          <w:szCs w:val="24"/>
+        </w:rPr>
+        <w:t>contact_channel_trust</w:t>
+      </w:r>
+      <w:proofErr w:type="spellEnd"/>
+      <w:r>
+        <w:rPr>
+          <w:rFonts w:eastAsia="Calibri"/>
+          <w:sz w:val="24"/>
+          <w:szCs w:val="24"/>
+        </w:rPr>
+        <w:t xml:space="preserve"> and </w:t>
+      </w:r>
+      <w:proofErr w:type="spellStart"/>
+      <w:r>
+        <w:rPr>
+          <w:rFonts w:eastAsia="Calibri"/>
+          <w:sz w:val="24"/>
+          <w:szCs w:val="24"/>
+        </w:rPr>
+        <w:t>poutcome</w:t>
+      </w:r>
+      <w:proofErr w:type="spellEnd"/>
+      <w:r>
+        <w:rPr>
+          <w:rFonts w:eastAsia="Calibri"/>
+          <w:sz w:val="24"/>
+          <w:szCs w:val="24"/>
+        </w:rPr>
+        <w:t xml:space="preserve">, to check whether the effect of one feature on the prediction depends on the value of the other. </w:t>
+      </w:r>
+    </w:p>
+    <w:p>
+      <w:pPr>
+        <w:spacing w:after="200" w:line="360" w:lineRule="auto"/>
+        <w:jc w:val="both"/>
+        <w:rPr>
+          <w:b/>
+          <w:bCs/>
+          <w:sz w:val="22"/>
+          <w:szCs w:val="22"/>
+        </w:rPr>
+      </w:pPr>
+      <w:r>
+        <w:rPr>
+          <w:b/>
+          <w:bCs/>
+          <w:sz w:val="22"/>
+          <w:szCs w:val="22"/>
+        </w:rPr>
+        <w:lastRenderedPageBreak/>
+        <w:drawing>
+          <wp:inline distT="0" distB="0" distL="0" distR="0" wp14:anchorId="0483CB8C" wp14:editId="183347D0">
+            <wp:extent cx="5731510" cy="5145405"/>
+            <wp:effectExtent l="0" t="0" r="2540" b="0"/>
+            <wp:docPr id="21" name="Picture 21"/>
+            <wp:cNvGraphicFramePr>
+              <a:graphicFrameLocks xmlns:a="http://schemas.openxmlformats.org/drawingml/2006/main" noChangeAspect="1"/>
+            </wp:cNvGraphicFramePr>
+            <a:graphic xmlns:a="http://schemas.openxmlformats.org/drawingml/2006/main">
+              <a:graphicData uri="http://schemas.openxmlformats.org/drawingml/2006/picture">
+                <pic:pic xmlns:pic="http://schemas.openxmlformats.org/drawingml/2006/picture">
+                  <pic:nvPicPr>
+                    <pic:cNvPr id="1" name=""/>
+                    <pic:cNvPicPr/>
+                  </pic:nvPicPr>
+                  <pic:blipFill>
+                    <a:blip r:embed="rId22"/>
+                    <a:stretch>
+                      <a:fillRect/>
+                    </a:stretch>
+                  </pic:blipFill>
+                  <pic:spPr>
+                    <a:xfrm>
+                      <a:off x="0" y="0"/>
+                      <a:ext cx="5731510" cy="5145405"/>
+                    </a:xfrm>
+                    <a:prstGeom prst="rect">
+                      <a:avLst/>
+                    </a:prstGeom>
+                  </pic:spPr>
+                </pic:pic>
+              </a:graphicData>
+            </a:graphic>
+          </wp:inline>
+        </w:drawing>
+      </w:r>
+    </w:p>
+    <w:p>
+      <w:pPr>
+        <w:spacing w:after="200" w:line="360" w:lineRule="auto"/>
+        <w:jc w:val="both"/>
+        <w:rPr>
+          <w:rFonts w:eastAsia="Calibri"/>
+          <w:sz w:val="24"/>
+          <w:szCs w:val="24"/>
+        </w:rPr>
+      </w:pPr>
+      <w:r>
+        <w:rPr>
+          <w:rFonts w:eastAsia="Calibri"/>
+          <w:sz w:val="24"/>
+          <w:szCs w:val="24"/>
+        </w:rPr>
+        <w:t xml:space="preserve">The interaction heatmap confirms that the diagonal dominates throughout, with off-diagonal interaction strengths consistently an order of magnitude weaker. The strongest genuine interaction is between </w:t>
+      </w:r>
+      <w:proofErr w:type="spellStart"/>
+      <w:r>
+        <w:rPr>
+          <w:rFonts w:eastAsia="Calibri"/>
+          <w:sz w:val="24"/>
+          <w:szCs w:val="24"/>
+        </w:rPr>
+        <w:t>seasonal_conversion_prior</w:t>
+      </w:r>
+      <w:proofErr w:type="spellEnd"/>
+      <w:r>
+        <w:rPr>
+          <w:rFonts w:eastAsia="Calibri"/>
+          <w:sz w:val="24"/>
+          <w:szCs w:val="24"/>
+        </w:rPr>
+        <w:t xml:space="preserve"> and day, visible as the one noticeably darker off-diagonal cell, suggesting the model has learned a mild joint effect between which month a client is contacted in and which day of that month — plausibly reflecting within-month campaign timing patterns rather than two fully independent signals. No other feature pair shows a comparable interaction strength</w:t>
+      </w:r>
+    </w:p>
+    <w:p>
+      <w:pPr>
+        <w:spacing w:after="200" w:line="360" w:lineRule="auto"/>
+        <w:jc w:val="both"/>
+        <w:rPr>
+          <w:rFonts w:eastAsia="Calibri"/>
+          <w:sz w:val="24"/>
+          <w:szCs w:val="24"/>
+        </w:rPr>
+      </w:pPr>
+      <w:r>
+        <w:rPr>
+          <w:rFonts w:eastAsia="Calibri"/>
+          <w:sz w:val="24"/>
+          <w:szCs w:val="24"/>
+        </w:rPr>
+        <w:t>Permutation importance was computed as a model-agnostic cross-check against the SHAP rankings, partly because SHAP values are known to behave slightly oddly when features are correlated with one another. LIME was applied selectively, to a handful of client predictions sitting close to the decision threshold, since these borderline cases are the ones most worth a second, independent explanation method.</w:t>
+      </w:r>
+    </w:p>
+    <w:p>
+      <w:pPr>
+        <w:spacing w:after="200" w:line="360" w:lineRule="auto"/>
+        <w:jc w:val="center"/>
+        <w:rPr>
+          <w:rFonts w:eastAsia="Calibri"/>
+          <w:sz w:val="24"/>
+          <w:szCs w:val="24"/>
+        </w:rPr>
+      </w:pPr>
+      <w:r>
+        <w:rPr>
+          <w:rFonts w:eastAsia="Calibri"/>
+          <w:sz w:val="24"/>
+          <w:szCs w:val="24"/>
+        </w:rPr>
+        <w:lastRenderedPageBreak/>
+        <w:drawing>
+          <wp:inline distT="0" distB="0" distL="0" distR="0" wp14:anchorId="146CC2FD" wp14:editId="2B812B65">
+            <wp:extent cx="4077053" cy="5311600"/>
+            <wp:effectExtent l="0" t="0" r="0" b="3810"/>
+            <wp:docPr id="15" name="Picture 15"/>
+            <wp:cNvGraphicFramePr>
+              <a:graphicFrameLocks xmlns:a="http://schemas.openxmlformats.org/drawingml/2006/main" noChangeAspect="1"/>
+            </wp:cNvGraphicFramePr>
+            <a:graphic xmlns:a="http://schemas.openxmlformats.org/drawingml/2006/main">
+              <a:graphicData uri="http://schemas.openxmlformats.org/drawingml/2006/picture">
+                <pic:pic xmlns:pic="http://schemas.openxmlformats.org/drawingml/2006/picture">
+                  <pic:nvPicPr>
+                    <pic:cNvPr id="1" name=""/>
+                    <pic:cNvPicPr/>
+                  </pic:nvPicPr>
+                  <pic:blipFill>
+                    <a:blip r:embed="rId23"/>
+                    <a:stretch>
+                      <a:fillRect/>
+                    </a:stretch>
+                  </pic:blipFill>
+                  <pic:spPr>
+                    <a:xfrm>
+                      <a:off x="0" y="0"/>
+                      <a:ext cx="4077053" cy="5311600"/>
+                    </a:xfrm>
+                    <a:prstGeom prst="rect">
+                      <a:avLst/>
+                    </a:prstGeom>
+                  </pic:spPr>
+                </pic:pic>
+              </a:graphicData>
+            </a:graphic>
+          </wp:inline>
+        </w:drawing>
+      </w:r>
+    </w:p>
+    <w:p>
+      <w:pPr>
+        <w:spacing w:after="200" w:line="360" w:lineRule="auto"/>
+        <w:jc w:val="center"/>
+        <w:rPr>
+          <w:rFonts w:eastAsia="Calibri"/>
+          <w:sz w:val="24"/>
+          <w:szCs w:val="24"/>
+        </w:rPr>
+      </w:pPr>
+      <w:r>
+        <w:rPr>
+          <w:rFonts w:eastAsia="Calibri"/>
+          <w:sz w:val="24"/>
+          <w:szCs w:val="24"/>
+        </w:rPr>
+        <w:lastRenderedPageBreak/>
+        <w:drawing>
+          <wp:inline distT="0" distB="0" distL="0" distR="0" wp14:anchorId="4C01363C" wp14:editId="658A819F">
+            <wp:extent cx="3741744" cy="3581710"/>
+            <wp:effectExtent l="0" t="0" r="0" b="0"/>
+            <wp:docPr id="16" name="Picture 16"/>
+            <wp:cNvGraphicFramePr>
+              <a:graphicFrameLocks xmlns:a="http://schemas.openxmlformats.org/drawingml/2006/main" noChangeAspect="1"/>
+            </wp:cNvGraphicFramePr>
+            <a:graphic xmlns:a="http://schemas.openxmlformats.org/drawingml/2006/main">
+              <a:graphicData uri="http://schemas.openxmlformats.org/drawingml/2006/picture">
+                <pic:pic xmlns:pic="http://schemas.openxmlformats.org/drawingml/2006/picture">
+                  <pic:nvPicPr>
+                    <pic:cNvPr id="1" name=""/>
+                    <pic:cNvPicPr/>
+                  </pic:nvPicPr>
+                  <pic:blipFill>
+                    <a:blip r:embed="rId24"/>
+                    <a:stretch>
+                      <a:fillRect/>
+                    </a:stretch>
+                  </pic:blipFill>
+                  <pic:spPr>
+                    <a:xfrm>
+                      <a:off x="0" y="0"/>
+                      <a:ext cx="3741744" cy="3581710"/>
+                    </a:xfrm>
+                    <a:prstGeom prst="rect">
+                      <a:avLst/>
+                    </a:prstGeom>
+                  </pic:spPr>
+                </pic:pic>
+              </a:graphicData>
+            </a:graphic>
+          </wp:inline>
+        </w:drawing>
+      </w:r>
+    </w:p>
+    <w:p>
+      <w:pPr>
+        <w:spacing w:after="200" w:line="360" w:lineRule="auto"/>
+        <w:jc w:val="both"/>
+        <w:rPr>
+          <w:rFonts w:eastAsia="Calibri"/>
+          <w:sz w:val="24"/>
+          <w:szCs w:val="24"/>
+        </w:rPr>
+      </w:pPr>
+      <w:r>
+        <w:rPr>
+          <w:rFonts w:eastAsia="Calibri"/>
+          <w:sz w:val="24"/>
+          <w:szCs w:val="24"/>
+        </w:rPr>
+        <w:t xml:space="preserve">Across all five borderline clients, contact=cellular consistently pushed the prediction toward subscription while contact=unknown pushed it away, and </w:t>
+      </w:r>
+      <w:proofErr w:type="spellStart"/>
+      <w:r>
+        <w:rPr>
+          <w:rFonts w:eastAsia="Calibri"/>
+          <w:sz w:val="24"/>
+          <w:szCs w:val="24"/>
+        </w:rPr>
+        <w:t>is_high_season</w:t>
+      </w:r>
+      <w:proofErr w:type="spellEnd"/>
+      <w:r>
+        <w:rPr>
+          <w:rFonts w:eastAsia="Calibri"/>
+          <w:sz w:val="24"/>
+          <w:szCs w:val="24"/>
+        </w:rPr>
+        <w:t xml:space="preserve"> &lt;= </w:t>
+      </w:r>
+      <w:proofErr w:type="gramStart"/>
+      <w:r>
+        <w:rPr>
+          <w:rFonts w:eastAsia="Calibri"/>
+          <w:sz w:val="24"/>
+          <w:szCs w:val="24"/>
+        </w:rPr>
+        <w:t>0.00  consistently</w:t>
+      </w:r>
+      <w:proofErr w:type="gramEnd"/>
+      <w:r>
+        <w:rPr>
+          <w:rFonts w:eastAsia="Calibri"/>
+          <w:sz w:val="24"/>
+          <w:szCs w:val="24"/>
+        </w:rPr>
+        <w:t xml:space="preserve"> pushed toward non-subscription in every single case — both patterns match the seasonality and channel effects identified in the EDA and SHAP analysis, giving two independent explanation methods the same story for these individual clients</w:t>
+      </w:r>
+    </w:p>
+    <w:p>
+      <w:pPr>
+        <w:pStyle w:val="Heading2"/>
+        <w:spacing w:before="300" w:after="150" w:line="360" w:lineRule="auto"/>
+        <w:jc w:val="both"/>
+        <w:rPr>
+          <w:b/>
+          <w:bCs/>
+          <w:color w:val="auto"/>
+        </w:rPr>
+      </w:pPr>
+      <w:r>
+        <w:rPr>
+          <w:rFonts w:eastAsia="Calibri"/>
+          <w:b/>
+          <w:bCs/>
+          <w:color w:val="auto"/>
+        </w:rPr>
+        <w:t xml:space="preserve">5.2 Feature Influence and Decision </w:t>
+      </w:r>
+      <w:proofErr w:type="spellStart"/>
+      <w:r>
+        <w:rPr>
+          <w:rFonts w:eastAsia="Calibri"/>
+          <w:b/>
+          <w:bCs/>
+          <w:color w:val="auto"/>
+        </w:rPr>
+        <w:t>Behaviour</w:t>
+      </w:r>
+      <w:proofErr w:type="spellEnd"/>
+    </w:p>
+    <w:p>
+      <w:pPr>
+        <w:spacing w:after="200" w:line="360" w:lineRule="auto"/>
+        <w:jc w:val="both"/>
+        <w:rPr>
+          <w:rFonts w:eastAsia="Calibri"/>
+          <w:sz w:val="24"/>
+          <w:szCs w:val="24"/>
+        </w:rPr>
+      </w:pPr>
+      <w:r>
+        <w:rPr>
+          <w:rFonts w:eastAsia="Calibri"/>
+          <w:sz w:val="24"/>
+          <w:szCs w:val="24"/>
+        </w:rPr>
+        <w:t xml:space="preserve">Contrary to the expectation from the literature review that </w:t>
+      </w:r>
+      <w:proofErr w:type="spellStart"/>
+      <w:r>
+        <w:rPr>
+          <w:rFonts w:eastAsia="Calibri"/>
+          <w:sz w:val="24"/>
+          <w:szCs w:val="24"/>
+        </w:rPr>
+        <w:t>poutcome</w:t>
+      </w:r>
+      <w:proofErr w:type="spellEnd"/>
+      <w:r>
+        <w:rPr>
+          <w:rFonts w:eastAsia="Calibri"/>
+          <w:sz w:val="24"/>
+          <w:szCs w:val="24"/>
+        </w:rPr>
+        <w:t xml:space="preserve"> and </w:t>
+      </w:r>
+      <w:proofErr w:type="spellStart"/>
+      <w:r>
+        <w:rPr>
+          <w:rFonts w:eastAsia="Calibri"/>
+          <w:sz w:val="24"/>
+          <w:szCs w:val="24"/>
+        </w:rPr>
+        <w:t>contact_recency_score</w:t>
+      </w:r>
+      <w:proofErr w:type="spellEnd"/>
+      <w:r>
+        <w:rPr>
+          <w:rFonts w:eastAsia="Calibri"/>
+          <w:sz w:val="24"/>
+          <w:szCs w:val="24"/>
+        </w:rPr>
+        <w:t xml:space="preserve"> would dominate, the actual SHAP ranking places </w:t>
+      </w:r>
+      <w:proofErr w:type="spellStart"/>
+      <w:r>
+        <w:rPr>
+          <w:rFonts w:eastAsia="Calibri"/>
+          <w:sz w:val="24"/>
+          <w:szCs w:val="24"/>
+        </w:rPr>
+        <w:t>seasonal_conversion_prior</w:t>
+      </w:r>
+      <w:proofErr w:type="spellEnd"/>
+      <w:r>
+        <w:rPr>
+          <w:rFonts w:eastAsia="Calibri"/>
+          <w:sz w:val="24"/>
+          <w:szCs w:val="24"/>
+        </w:rPr>
+        <w:t xml:space="preserve"> (0.226), the raw day of month (0.220), and balance (0.192) as the three strongest predictors, with the engineered </w:t>
+      </w:r>
+      <w:proofErr w:type="spellStart"/>
+      <w:r>
+        <w:rPr>
+          <w:rFonts w:eastAsia="Calibri"/>
+          <w:sz w:val="24"/>
+          <w:szCs w:val="24"/>
+        </w:rPr>
+        <w:t>contact_channel_trust_unknown_unknown</w:t>
+      </w:r>
+      <w:proofErr w:type="spellEnd"/>
+      <w:r>
+        <w:rPr>
+          <w:rFonts w:eastAsia="Calibri"/>
+          <w:sz w:val="24"/>
+          <w:szCs w:val="24"/>
+        </w:rPr>
+        <w:t xml:space="preserve"> interaction (0.167) and </w:t>
+      </w:r>
+      <w:proofErr w:type="spellStart"/>
+      <w:r>
+        <w:rPr>
+          <w:rFonts w:eastAsia="Calibri"/>
+          <w:sz w:val="24"/>
+          <w:szCs w:val="24"/>
+        </w:rPr>
+        <w:t>housing_no</w:t>
+      </w:r>
+      <w:proofErr w:type="spellEnd"/>
+      <w:r>
+        <w:rPr>
+          <w:rFonts w:eastAsia="Calibri"/>
+          <w:sz w:val="24"/>
+          <w:szCs w:val="24"/>
+        </w:rPr>
+        <w:t xml:space="preserve"> (0.158) close behind. </w:t>
+      </w:r>
+      <w:proofErr w:type="spellStart"/>
+      <w:r>
+        <w:rPr>
+          <w:rFonts w:eastAsia="Calibri"/>
+          <w:sz w:val="24"/>
+          <w:szCs w:val="24"/>
+        </w:rPr>
+        <w:t>poutcome_success</w:t>
+      </w:r>
+      <w:proofErr w:type="spellEnd"/>
+      <w:r>
+        <w:rPr>
+          <w:rFonts w:eastAsia="Calibri"/>
+          <w:sz w:val="24"/>
+          <w:szCs w:val="24"/>
+        </w:rPr>
+        <w:t xml:space="preserve"> and </w:t>
+      </w:r>
+      <w:proofErr w:type="spellStart"/>
+      <w:r>
+        <w:rPr>
+          <w:rFonts w:eastAsia="Calibri"/>
+          <w:sz w:val="24"/>
+          <w:szCs w:val="24"/>
+        </w:rPr>
+        <w:t>contact_recency_score</w:t>
+      </w:r>
+      <w:proofErr w:type="spellEnd"/>
+      <w:r>
+        <w:rPr>
+          <w:rFonts w:eastAsia="Calibri"/>
+          <w:sz w:val="24"/>
+          <w:szCs w:val="24"/>
+        </w:rPr>
+        <w:t xml:space="preserve"> still contribute meaningfully but rank lower than anticipated. The strong showing of day was not predicted by the EDA and is worth flagging as a limitation: it may reflect a genuine within-month timing pattern, or the model exploiting a coincidental artefact of how contacts happened to be scheduled in this specific dataset, and should not be over-interpreted as a causal driver of subscription </w:t>
+      </w:r>
+      <w:r>
+        <w:rPr>
+          <w:rFonts w:eastAsia="Calibri"/>
+          <w:sz w:val="24"/>
+          <w:szCs w:val="24"/>
+        </w:rPr>
+        <w:t>behavior</w:t>
+      </w:r>
+    </w:p>
+    <w:p>
+      <w:pPr>
+        <w:spacing w:after="200" w:line="360" w:lineRule="auto"/>
+        <w:jc w:val="both"/>
+        <w:rPr>
+          <w:sz w:val="22"/>
+          <w:szCs w:val="22"/>
+        </w:rPr>
+      </w:pPr>
+      <w:r>
+        <w:rPr>
+          <w:rFonts w:eastAsia="Calibri"/>
+          <w:sz w:val="24"/>
+          <w:szCs w:val="24"/>
+        </w:rPr>
+        <w:lastRenderedPageBreak/>
+        <w:t xml:space="preserve">This would be consistent with the pattern identified during the literature review, where </w:t>
+      </w:r>
+      <w:proofErr w:type="spellStart"/>
+      <w:r>
+        <w:rPr>
+          <w:rFonts w:eastAsia="Calibri"/>
+          <w:sz w:val="24"/>
+          <w:szCs w:val="24"/>
+        </w:rPr>
+        <w:t>Xie</w:t>
+      </w:r>
+      <w:proofErr w:type="spellEnd"/>
+      <w:r>
+        <w:rPr>
+          <w:rFonts w:eastAsia="Calibri"/>
+          <w:sz w:val="24"/>
+          <w:szCs w:val="24"/>
+        </w:rPr>
+        <w:t xml:space="preserve"> et al. (2023) found that call timing and prior campaign outcome were the strongest predictors of telemarketing success, suggesting that a client's relationship history with the bank and the timing of the contact matter more than static demographic details on their own.</w:t>
+      </w:r>
+    </w:p>
+    <w:p>
+      <w:pPr>
+        <w:pStyle w:val="Heading2"/>
+        <w:spacing w:before="300" w:after="150" w:line="360" w:lineRule="auto"/>
+        <w:jc w:val="both"/>
+        <w:rPr>
+          <w:rFonts w:eastAsia="Calibri"/>
+          <w:b/>
+          <w:bCs/>
+          <w:color w:val="auto"/>
+        </w:rPr>
+      </w:pPr>
+      <w:r>
+        <w:rPr>
+          <w:rFonts w:eastAsia="Calibri"/>
+          <w:b/>
+          <w:bCs/>
+          <w:color w:val="auto"/>
+        </w:rPr>
+        <w:t>5.3 Fairness, Bias and Privacy</w:t>
+      </w:r>
+    </w:p>
+    <w:p>
+      <w:pPr>
+        <w:spacing w:after="200" w:line="360" w:lineRule="auto"/>
+        <w:jc w:val="both"/>
+        <w:rPr>
+          <w:rFonts w:eastAsia="Calibri"/>
+          <w:sz w:val="24"/>
+          <w:szCs w:val="24"/>
+        </w:rPr>
+      </w:pPr>
+      <w:r>
+        <w:rPr>
+          <w:rFonts w:eastAsia="Calibri"/>
+          <w:sz w:val="24"/>
+          <w:szCs w:val="24"/>
+        </w:rPr>
+        <w:t>No subgroup fell more than 10 percentage points below the overall recall, so none were flagged by the automated disparate-impact check. However, the retired group stands out with a notably lower accuracy (0.636) despite its much higher recall (0.862) — the model appears biased toward predicting subscription for older clients specifically, correctly catching most true subscribers in this small group (n=173) at the cost of more false positives. This is worth monitoring given how small the retired subgroup is relative to the others.</w:t>
+      </w:r>
+    </w:p>
+    <w:p>
+      <w:pPr>
+        <w:spacing w:after="200" w:line="360" w:lineRule="auto"/>
+        <w:jc w:val="center"/>
+        <w:rPr>
+          <w:rFonts w:eastAsia="Calibri"/>
+          <w:sz w:val="24"/>
+          <w:szCs w:val="24"/>
+        </w:rPr>
+      </w:pPr>
+      <w:r>
+        <w:rPr>
+          <w:rFonts w:eastAsia="Calibri"/>
+          <w:sz w:val="24"/>
+          <w:szCs w:val="24"/>
+        </w:rPr>
+        <w:drawing>
+          <wp:inline distT="0" distB="0" distL="0" distR="0" wp14:anchorId="1AA17AF6" wp14:editId="572F165F">
+            <wp:extent cx="5731510" cy="1377950"/>
+            <wp:effectExtent l="0" t="0" r="2540" b="0"/>
+            <wp:docPr id="11" name="Picture 11"/>
+            <wp:cNvGraphicFramePr>
+              <a:graphicFrameLocks xmlns:a="http://schemas.openxmlformats.org/drawingml/2006/main" noChangeAspect="1"/>
+            </wp:cNvGraphicFramePr>
+            <a:graphic xmlns:a="http://schemas.openxmlformats.org/drawingml/2006/main">
+              <a:graphicData uri="http://schemas.openxmlformats.org/drawingml/2006/picture">
+                <pic:pic xmlns:pic="http://schemas.openxmlformats.org/drawingml/2006/picture">
+                  <pic:nvPicPr>
+                    <pic:cNvPr id="1" name=""/>
+                    <pic:cNvPicPr/>
+                  </pic:nvPicPr>
+                  <pic:blipFill>
+                    <a:blip r:embed="rId25"/>
+                    <a:stretch>
+                      <a:fillRect/>
+                    </a:stretch>
+                  </pic:blipFill>
+                  <pic:spPr>
+                    <a:xfrm>
+                      <a:off x="0" y="0"/>
+                      <a:ext cx="5731510" cy="1377950"/>
+                    </a:xfrm>
+                    <a:prstGeom prst="rect">
+                      <a:avLst/>
+                    </a:prstGeom>
+                  </pic:spPr>
+                </pic:pic>
+              </a:graphicData>
+            </a:graphic>
+          </wp:inline>
+        </w:drawing>
+      </w:r>
+    </w:p>
+    <w:p>
+      <w:pPr>
+        <w:spacing w:after="200" w:line="360" w:lineRule="auto"/>
+        <w:jc w:val="both"/>
+        <w:rPr>
+          <w:sz w:val="22"/>
+          <w:szCs w:val="22"/>
+        </w:rPr>
+      </w:pPr>
+      <w:r>
+        <w:rPr>
+          <w:rFonts w:eastAsia="Calibri"/>
+          <w:sz w:val="24"/>
+          <w:szCs w:val="24"/>
+        </w:rPr>
+        <w:t>Job and education in particular can act as rough proxies for socioeconomic circumstances and, indirectly, for characteristics a bank would not want to discriminate on. Both were retained in the model for their genuine predictive value, but their SHAP contributions were monitored specifically for signs of acting as a proxy rather than a legitimate predictor in their own right.</w:t>
+      </w:r>
+    </w:p>
+    <w:p>
+      <w:pPr>
+        <w:spacing w:after="200" w:line="360" w:lineRule="auto"/>
+        <w:jc w:val="both"/>
+        <w:rPr>
+          <w:sz w:val="22"/>
+          <w:szCs w:val="22"/>
+        </w:rPr>
+      </w:pPr>
+      <w:r>
+        <w:rPr>
+          <w:rFonts w:eastAsia="Calibri"/>
+          <w:sz w:val="24"/>
+          <w:szCs w:val="24"/>
+        </w:rPr>
+        <w:t xml:space="preserve">The dataset itself is already </w:t>
+      </w:r>
+      <w:r>
+        <w:rPr>
+          <w:rFonts w:eastAsia="Calibri"/>
+          <w:sz w:val="24"/>
+          <w:szCs w:val="24"/>
+        </w:rPr>
+        <w:t>anonymized</w:t>
+      </w:r>
+      <w:r>
+        <w:rPr>
+          <w:rFonts w:eastAsia="Calibri"/>
+          <w:sz w:val="24"/>
+          <w:szCs w:val="24"/>
+        </w:rPr>
+        <w:t xml:space="preserve">, with no directly identifying client information included. In an actual deployment, client data of this kind would fall under data protection obligations broadly similar to GDPR, and, in the Sri Lankan context specifically, the Personal Data Protection Act, meaning the bank would need a clear lawful basis for using client data in this way, and would need to apply the principles of data </w:t>
+      </w:r>
+      <w:r>
+        <w:rPr>
+          <w:rFonts w:eastAsia="Calibri"/>
+          <w:sz w:val="24"/>
+          <w:szCs w:val="24"/>
+        </w:rPr>
+        <w:t>minimization</w:t>
+      </w:r>
+      <w:r>
+        <w:rPr>
+          <w:rFonts w:eastAsia="Calibri"/>
+          <w:sz w:val="24"/>
+          <w:szCs w:val="24"/>
+        </w:rPr>
+        <w:t xml:space="preserve"> and purpose limitation rather than retaining or reusing the data more broadly than necessary.</w:t>
+      </w:r>
+    </w:p>
+    <w:p>
+      <w:pPr>
+        <w:spacing w:after="200" w:line="360" w:lineRule="auto"/>
+        <w:jc w:val="both"/>
+        <w:rPr>
+          <w:sz w:val="22"/>
+          <w:szCs w:val="22"/>
+        </w:rPr>
+      </w:pPr>
+      <w:r>
+        <w:rPr>
+          <w:rFonts w:eastAsia="Calibri"/>
+          <w:sz w:val="24"/>
+          <w:szCs w:val="24"/>
+        </w:rPr>
+        <w:t xml:space="preserve">Finally, on the ethical use of the model itself: this kind of scoring system is best used to support a human decision about who to contact, not to fully automate it. Repeatedly contacting the </w:t>
+      </w:r>
+      <w:proofErr w:type="gramStart"/>
+      <w:r>
+        <w:rPr>
+          <w:rFonts w:eastAsia="Calibri"/>
+          <w:sz w:val="24"/>
+          <w:szCs w:val="24"/>
+        </w:rPr>
+        <w:t>clients</w:t>
+      </w:r>
+      <w:proofErr w:type="gramEnd"/>
+      <w:r>
+        <w:rPr>
+          <w:rFonts w:eastAsia="Calibri"/>
+          <w:sz w:val="24"/>
+          <w:szCs w:val="24"/>
+        </w:rPr>
+        <w:t xml:space="preserve"> the model scores most highly, without any cap, risks tipping over into a form of pressure selling of a financial product, which is a separate concern from the model's statistical accuracy. </w:t>
+      </w:r>
+      <w:r>
+        <w:rPr>
+          <w:rFonts w:eastAsia="Calibri"/>
+          <w:sz w:val="24"/>
+          <w:szCs w:val="24"/>
+        </w:rPr>
+        <w:lastRenderedPageBreak/>
+        <w:t xml:space="preserve">For that reason, contact frequency should ultimately be capped by policy, with the model's output used to </w:t>
+      </w:r>
+      <w:r>
+        <w:rPr>
+          <w:rFonts w:eastAsia="Calibri"/>
+          <w:sz w:val="24"/>
+          <w:szCs w:val="24"/>
+        </w:rPr>
+        <w:t>prioritize</w:t>
+      </w:r>
+      <w:r>
+        <w:rPr>
+          <w:rFonts w:eastAsia="Calibri"/>
+          <w:sz w:val="24"/>
+          <w:szCs w:val="24"/>
+        </w:rPr>
+        <w:t xml:space="preserve"> within that policy rather than override it.</w:t>
+      </w:r>
+    </w:p>
+    <w:bookmarkEnd w:id="0"/>
+    <w:p>
+      <w:pPr>
+        <w:pStyle w:val="Heading1"/>
+        <w:spacing w:before="400" w:after="200" w:line="360" w:lineRule="auto"/>
+        <w:jc w:val="both"/>
+        <w:rPr>
+          <w:b/>
+          <w:bCs/>
+          <w:color w:val="auto"/>
+        </w:rPr>
+      </w:pPr>
+      <w:r>
+        <w:rPr>
+          <w:rFonts w:eastAsia="Calibri"/>
+          <w:b/>
+          <w:bCs/>
+          <w:color w:val="auto"/>
+        </w:rPr>
+        <w:t xml:space="preserve">6. Cloud Deployment and </w:t>
+      </w:r>
+      <w:proofErr w:type="spellStart"/>
+      <w:r>
+        <w:rPr>
+          <w:rFonts w:eastAsia="Calibri"/>
+          <w:b/>
+          <w:bCs/>
+          <w:color w:val="auto"/>
+        </w:rPr>
+        <w:t>MLOps</w:t>
+      </w:r>
+      <w:proofErr w:type="spellEnd"/>
+      <w:r>
+        <w:rPr>
+          <w:rFonts w:eastAsia="Calibri"/>
+          <w:b/>
+          <w:bCs/>
+          <w:color w:val="auto"/>
+        </w:rPr>
+        <w:t xml:space="preserve"> Strategy</w:t>
+      </w:r>
+    </w:p>
+    <w:p>
+      <w:pPr>
+        <w:pStyle w:val="Heading2"/>
+        <w:spacing w:before="300" w:after="150" w:line="360" w:lineRule="auto"/>
+        <w:jc w:val="both"/>
+        <w:rPr>
+          <w:b/>
+          <w:bCs/>
+          <w:color w:val="auto"/>
+        </w:rPr>
+      </w:pPr>
+      <w:r>
+        <w:rPr>
+          <w:rFonts w:eastAsia="Calibri"/>
+          <w:b/>
+          <w:bCs/>
+          <w:color w:val="auto"/>
+        </w:rPr>
+        <w:t>6.1 Cloud Deployment Architecture</w:t>
+      </w:r>
+    </w:p>
+    <w:p>
+      <w:pPr>
+        <w:spacing w:after="200" w:line="360" w:lineRule="auto"/>
+        <w:jc w:val="both"/>
+        <w:rPr>
+          <w:sz w:val="22"/>
+          <w:szCs w:val="22"/>
+        </w:rPr>
+      </w:pPr>
+      <w:r>
+        <w:rPr>
+          <w:rFonts w:eastAsia="Calibri"/>
+          <w:sz w:val="24"/>
+          <w:szCs w:val="24"/>
+        </w:rPr>
+        <w:t>The deployment architecture combines Azure and Azure Databricks, which sits inside the same Azure subscription rather than being a separate platform. Azure provides the underlying storage, networking</w:t>
+      </w:r>
+      <w:r>
+        <w:rPr>
+          <w:rFonts w:eastAsia="Calibri"/>
+          <w:sz w:val="24"/>
+          <w:szCs w:val="24"/>
+        </w:rPr>
+        <w:t>,</w:t>
+      </w:r>
+      <w:r>
+        <w:rPr>
+          <w:rFonts w:eastAsia="Calibri"/>
+          <w:sz w:val="24"/>
+          <w:szCs w:val="24"/>
+        </w:rPr>
+        <w:t xml:space="preserve"> and security layer, while Databricks handles compute, the Delta Lake tables, </w:t>
+      </w:r>
+      <w:proofErr w:type="spellStart"/>
+      <w:r>
+        <w:rPr>
+          <w:rFonts w:eastAsia="Calibri"/>
+          <w:sz w:val="24"/>
+          <w:szCs w:val="24"/>
+        </w:rPr>
+        <w:t>MLflow</w:t>
+      </w:r>
+      <w:proofErr w:type="spellEnd"/>
+      <w:r>
+        <w:rPr>
+          <w:rFonts w:eastAsia="Calibri"/>
+          <w:sz w:val="24"/>
+          <w:szCs w:val="24"/>
+        </w:rPr>
+        <w:t xml:space="preserve"> experiment tracking, the model registry</w:t>
+      </w:r>
+      <w:r>
+        <w:rPr>
+          <w:rFonts w:eastAsia="Calibri"/>
+          <w:sz w:val="24"/>
+          <w:szCs w:val="24"/>
+        </w:rPr>
+        <w:t>,</w:t>
+      </w:r>
+      <w:r>
+        <w:rPr>
+          <w:rFonts w:eastAsia="Calibri"/>
+          <w:sz w:val="24"/>
+          <w:szCs w:val="24"/>
+        </w:rPr>
+        <w:t xml:space="preserve"> and model serving. This reflects the </w:t>
+      </w:r>
+      <w:proofErr w:type="spellStart"/>
+      <w:r>
+        <w:rPr>
+          <w:rFonts w:eastAsia="Calibri"/>
+          <w:sz w:val="24"/>
+          <w:szCs w:val="24"/>
+        </w:rPr>
+        <w:t>lakehouse</w:t>
+      </w:r>
+      <w:proofErr w:type="spellEnd"/>
+      <w:r>
+        <w:rPr>
+          <w:rFonts w:eastAsia="Calibri"/>
+          <w:sz w:val="24"/>
+          <w:szCs w:val="24"/>
+        </w:rPr>
+        <w:t xml:space="preserve"> pattern covered in the </w:t>
+      </w:r>
+      <w:proofErr w:type="spellStart"/>
+      <w:r>
+        <w:rPr>
+          <w:rFonts w:eastAsia="Calibri"/>
+          <w:sz w:val="24"/>
+          <w:szCs w:val="24"/>
+        </w:rPr>
+        <w:t>MLOps</w:t>
+      </w:r>
+      <w:proofErr w:type="spellEnd"/>
+      <w:r>
+        <w:rPr>
+          <w:rFonts w:eastAsia="Calibri"/>
+          <w:sz w:val="24"/>
+          <w:szCs w:val="24"/>
+        </w:rPr>
+        <w:t xml:space="preserve"> module and lets the whole pipeline, from raw data through to a </w:t>
+      </w:r>
+      <w:proofErr w:type="spellStart"/>
+      <w:r>
+        <w:rPr>
+          <w:rFonts w:eastAsia="Calibri"/>
+          <w:sz w:val="24"/>
+          <w:szCs w:val="24"/>
+        </w:rPr>
+        <w:t>served</w:t>
+      </w:r>
+      <w:proofErr w:type="spellEnd"/>
+      <w:r>
+        <w:rPr>
+          <w:rFonts w:eastAsia="Calibri"/>
+          <w:sz w:val="24"/>
+          <w:szCs w:val="24"/>
+        </w:rPr>
+        <w:t xml:space="preserve"> model, live inside one coherent environment rather than several loosely connected services.</w:t>
+      </w:r>
+    </w:p>
+    <w:p>
+      <w:pPr>
+        <w:spacing w:after="200" w:line="360" w:lineRule="auto"/>
+        <w:jc w:val="both"/>
+        <w:rPr>
+          <w:sz w:val="22"/>
+          <w:szCs w:val="22"/>
+        </w:rPr>
+      </w:pPr>
+      <w:r>
+        <w:rPr>
+          <w:rFonts w:eastAsia="Calibri"/>
+          <w:sz w:val="24"/>
+          <w:szCs w:val="24"/>
+        </w:rPr>
+        <w:t xml:space="preserve">Raw data lands in an Azure Data Lake Storage Gen2 container, and is then </w:t>
+      </w:r>
+      <w:r>
+        <w:rPr>
+          <w:rFonts w:eastAsia="Calibri"/>
+          <w:sz w:val="24"/>
+          <w:szCs w:val="24"/>
+        </w:rPr>
+        <w:t>organized</w:t>
+      </w:r>
+      <w:r>
+        <w:rPr>
+          <w:rFonts w:eastAsia="Calibri"/>
+          <w:sz w:val="24"/>
+          <w:szCs w:val="24"/>
+        </w:rPr>
+        <w:t xml:space="preserve"> inside Databricks using a medallion architecture of </w:t>
+      </w:r>
+      <w:r>
+        <w:rPr>
+          <w:rFonts w:eastAsia="Calibri"/>
+          <w:sz w:val="24"/>
+          <w:szCs w:val="24"/>
+        </w:rPr>
+        <w:t>bronze, silver</w:t>
+      </w:r>
+      <w:r>
+        <w:rPr>
+          <w:rFonts w:eastAsia="Calibri"/>
+          <w:sz w:val="24"/>
+          <w:szCs w:val="24"/>
+        </w:rPr>
+        <w:t>,</w:t>
+      </w:r>
+      <w:r>
+        <w:rPr>
+          <w:rFonts w:eastAsia="Calibri"/>
+          <w:sz w:val="24"/>
+          <w:szCs w:val="24"/>
+        </w:rPr>
+        <w:t xml:space="preserve"> and gold delta</w:t>
+      </w:r>
+      <w:r>
+        <w:rPr>
+          <w:rFonts w:eastAsia="Calibri"/>
+          <w:sz w:val="24"/>
+          <w:szCs w:val="24"/>
+        </w:rPr>
+        <w:t xml:space="preserve"> tables, catalogued through Unity </w:t>
+      </w:r>
+      <w:r>
+        <w:rPr>
+          <w:rFonts w:eastAsia="Calibri"/>
+          <w:sz w:val="24"/>
+          <w:szCs w:val="24"/>
+        </w:rPr>
+        <w:t>Catalogue</w:t>
+      </w:r>
+      <w:r>
+        <w:rPr>
+          <w:rFonts w:eastAsia="Calibri"/>
+          <w:sz w:val="24"/>
+          <w:szCs w:val="24"/>
+        </w:rPr>
+        <w:t xml:space="preserve"> for governance and lineage. Bronze holds the data exactly as ingested; Silver holds the cleaned version described in Section 2.2; and Gold holds the fully feature-engineered table described in Section 2.3, registered additionally in the Databricks Feature Store so it can be reused consistently by both training and batch scoring.</w:t>
       </w:r>
     </w:p>
     <w:p>
@@ -4014,7 +6187,7 @@
           <w:sz w:val="22"/>
           <w:szCs w:val="22"/>
         </w:rPr>
-        <w:t xml:space="preserve">[SCREENSHOT / OUTPUT] </w:t>
+        <w:t xml:space="preserve">[DIAGRAM] </w:t>
       </w:r>
       <w:r>
         <w:rPr>
@@ -4024,7 +6197,7 @@
           <w:sz w:val="22"/>
           <w:szCs w:val="22"/>
         </w:rPr>
-        <w:t xml:space="preserve">Insert your </w:t>
+        <w:t xml:space="preserve">Insert your architecture diagram here (Bronze/Silver/Gold, Unity Catalog, </w:t>
       </w:r>
       <w:proofErr w:type="spellStart"/>
       <w:r>
@@ -4046,104 +6219,7 @@
           <w:sz w:val="22"/>
           <w:szCs w:val="22"/>
         </w:rPr>
-        <w:t xml:space="preserve"> experiment tracking screen here, showing runs logged for all six models with their hyperparameters and metrics.</w:t>
-      </w:r>
-    </w:p>
-    <w:p>
-      <w:pPr>
-        <w:pStyle w:val="Heading1"/>
-        <w:spacing w:before="400" w:after="200" w:line="360" w:lineRule="auto"/>
-        <w:jc w:val="both"/>
-        <w:rPr>
-          <w:b/>
-          <w:bCs/>
-          <w:color w:val="auto"/>
-        </w:rPr>
-      </w:pPr>
-      <w:r>
-        <w:rPr>
-          <w:rFonts w:eastAsia="Calibri"/>
-          <w:b/>
-          <w:bCs/>
-          <w:color w:val="auto"/>
-        </w:rPr>
-        <w:t>4. Performance Evaluation and Model Comparison</w:t>
-      </w:r>
-    </w:p>
-    <w:p>
-      <w:pPr>
-        <w:pStyle w:val="Heading2"/>
-        <w:spacing w:before="300" w:after="150" w:line="360" w:lineRule="auto"/>
-        <w:jc w:val="both"/>
-        <w:rPr>
-          <w:b/>
-          <w:bCs/>
-          <w:color w:val="auto"/>
-        </w:rPr>
-      </w:pPr>
-      <w:r>
-        <w:rPr>
-          <w:rFonts w:eastAsia="Calibri"/>
-          <w:b/>
-          <w:bCs/>
-          <w:color w:val="auto"/>
-        </w:rPr>
-        <w:t>4.1 Evaluation Metrics</w:t>
-      </w:r>
-    </w:p>
-    <w:p>
-      <w:pPr>
-        <w:spacing w:after="200" w:line="360" w:lineRule="auto"/>
-        <w:jc w:val="both"/>
-        <w:rPr>
-          <w:sz w:val="22"/>
-          <w:szCs w:val="22"/>
-        </w:rPr>
-      </w:pPr>
-      <w:r>
-        <w:rPr>
-          <w:rFonts w:eastAsia="Calibri"/>
-          <w:sz w:val="24"/>
-          <w:szCs w:val="24"/>
-        </w:rPr>
-        <w:t>Given the 88.3/11.7 class imbalance, accuracy alone would be a misleading way to judge these models, since a model that predicted "no" for every single client would still be roughly 88% accurate while being completely useless. For that reason, I report accuracy alongside precision, recall, F1</w:t>
-      </w:r>
-      <w:r>
-        <w:rPr>
-          <w:rFonts w:eastAsia="Calibri"/>
-          <w:sz w:val="24"/>
-          <w:szCs w:val="24"/>
-        </w:rPr>
-        <w:t>,</w:t>
-      </w:r>
-      <w:r>
-        <w:rPr>
-          <w:rFonts w:eastAsia="Calibri"/>
-          <w:sz w:val="24"/>
-          <w:szCs w:val="24"/>
-        </w:rPr>
-        <w:t xml:space="preserve"> and, in particular, ROC-AUC and PR-AUC, with PR-AUC given the most weight of the six, since it is specifically sensitive to how well a model identifies the minority class.</w:t>
-      </w:r>
-    </w:p>
-    <w:p>
-      <w:pPr>
-        <w:pStyle w:val="Heading2"/>
-        <w:spacing w:before="300" w:after="150" w:line="360" w:lineRule="auto"/>
-        <w:jc w:val="both"/>
-        <w:rPr>
-          <w:b/>
-          <w:bCs/>
-          <w:color w:val="auto"/>
-        </w:rPr>
-      </w:pPr>
-      <w:r>
-        <w:rPr>
-          <w:rFonts w:eastAsia="Calibri"/>
-          <w:b/>
-          <w:bCs/>
-          <w:color w:val="auto"/>
-        </w:rPr>
-        <w:t>4.2 Model Comparison</w:t>
+        <w:t>, Model Serving, Batch scoring, etc.).</w:t>
       </w:r>
     </w:p>
     <w:p>
@@ -4168,7 +6244,7 @@
           <w:sz w:val="22"/>
           <w:szCs w:val="22"/>
         </w:rPr>
-        <w:t xml:space="preserve">[TABLE] </w:t>
+        <w:t xml:space="preserve">[SCREENSHOT] </w:t>
       </w:r>
       <w:r>
         <w:rPr>
@@ -4178,7 +6254,7 @@
           <w:sz w:val="22"/>
           <w:szCs w:val="22"/>
         </w:rPr>
-        <w:t xml:space="preserve">Insert your final model comparison table here (accuracy, precision, recall, F1, ROC-AUC, PR-AUC for all six models), generated by </w:t>
+        <w:t xml:space="preserve">Insert a screenshot of your Databricks Catalog view showing the </w:t>
       </w:r>
       <w:proofErr w:type="spellStart"/>
       <w:r>
@@ -4189,9 +6265,9 @@
           <w:sz w:val="22"/>
           <w:szCs w:val="22"/>
         </w:rPr>
-        <w:t>run_all_</w:t>
-      </w:r>
-      <w:proofErr w:type="gramStart"/>
+        <w:t>bank_mlops</w:t>
+      </w:r>
+      <w:proofErr w:type="spellEnd"/>
       <w:r>
         <w:rPr>
           <w:rFonts w:eastAsia="Calibri"/>
@@ -4200,51 +6276,82 @@
           <w:sz w:val="22"/>
           <w:szCs w:val="22"/>
         </w:rPr>
-        <w:t>models</w:t>
+        <w:t xml:space="preserve"> catalog and its schemas here.</w:t>
+      </w:r>
+    </w:p>
+    <w:p>
+      <w:pPr>
+        <w:pStyle w:val="Heading2"/>
+        <w:spacing w:before="300" w:after="150" w:line="360" w:lineRule="auto"/>
+        <w:jc w:val="both"/>
+        <w:rPr>
+          <w:b/>
+          <w:bCs/>
+          <w:color w:val="auto"/>
+        </w:rPr>
+      </w:pPr>
+      <w:r>
+        <w:rPr>
+          <w:rFonts w:eastAsia="Calibri"/>
+          <w:b/>
+          <w:bCs/>
+          <w:color w:val="auto"/>
+        </w:rPr>
+        <w:t>6.2 Model Packaging, Training and Registration</w:t>
+      </w:r>
+    </w:p>
+    <w:p>
+      <w:pPr>
+        <w:spacing w:after="200" w:line="360" w:lineRule="auto"/>
+        <w:jc w:val="both"/>
+        <w:rPr>
+          <w:sz w:val="22"/>
+          <w:szCs w:val="22"/>
+        </w:rPr>
+      </w:pPr>
+      <w:r>
+        <w:rPr>
+          <w:rFonts w:eastAsia="Calibri"/>
+          <w:sz w:val="24"/>
+          <w:szCs w:val="24"/>
+        </w:rPr>
+        <w:t xml:space="preserve">Model training runs on Azure Databricks clusters, with </w:t>
+      </w:r>
+      <w:proofErr w:type="spellStart"/>
+      <w:r>
+        <w:rPr>
+          <w:rFonts w:eastAsia="Calibri"/>
+          <w:sz w:val="24"/>
+          <w:szCs w:val="24"/>
+        </w:rPr>
+        <w:t>MLflow's</w:t>
       </w:r>
       <w:proofErr w:type="spellEnd"/>
       <w:r>
         <w:rPr>
           <w:rFonts w:eastAsia="Calibri"/>
-          <w:i/>
-          <w:iCs/>
-          <w:sz w:val="22"/>
-          <w:szCs w:val="22"/>
-        </w:rPr>
-        <w:t>(</w:t>
-      </w:r>
-      <w:proofErr w:type="gramEnd"/>
-      <w:r>
-        <w:rPr>
-          <w:rFonts w:eastAsia="Calibri"/>
-          <w:i/>
-          <w:iCs/>
-          <w:sz w:val="22"/>
-          <w:szCs w:val="22"/>
-        </w:rPr>
-        <w:t xml:space="preserve">) in </w:t>
+          <w:sz w:val="24"/>
+          <w:szCs w:val="24"/>
+        </w:rPr>
+        <w:t xml:space="preserve"> </w:t>
       </w:r>
       <w:proofErr w:type="spellStart"/>
       <w:r>
         <w:rPr>
           <w:rFonts w:eastAsia="Calibri"/>
-          <w:i/>
-          <w:iCs/>
-          <w:sz w:val="22"/>
-          <w:szCs w:val="22"/>
-        </w:rPr>
-        <w:t>src</w:t>
+          <w:sz w:val="24"/>
+          <w:szCs w:val="24"/>
+        </w:rPr>
+        <w:t>autologging</w:t>
       </w:r>
       <w:proofErr w:type="spellEnd"/>
       <w:r>
         <w:rPr>
           <w:rFonts w:eastAsia="Calibri"/>
-          <w:i/>
-          <w:iCs/>
-          <w:sz w:val="22"/>
-          <w:szCs w:val="22"/>
-        </w:rPr>
-        <w:t>/models/train.py.</w:t>
+          <w:sz w:val="24"/>
+          <w:szCs w:val="24"/>
+        </w:rPr>
+        <w:t xml:space="preserve"> capturing hyperparameters, metrics and the fitted model artefact for every run without any manual logging code. The best-performing model is registered to the Unity Catalog Model Registry and given a "champion" alias only once it clears an automated performance gate: its ROC-AUC must not fall below the current champion's ROC-AUC by more than a small tolerance. This gate is what prevents a weaker model from silently reaching production.</w:t>
       </w:r>
     </w:p>
     <w:p>
@@ -4269,7 +6376,8 @@
           <w:sz w:val="22"/>
           <w:szCs w:val="22"/>
         </w:rPr>
-        <w:t xml:space="preserve">[FIGURE] </w:t>
+        <w:lastRenderedPageBreak/>
+        <w:t xml:space="preserve">[SCREENSHOT] </w:t>
       </w:r>
       <w:r>
         <w:rPr>
@@ -4279,94 +6387,7 @@
           <w:sz w:val="22"/>
           <w:szCs w:val="22"/>
         </w:rPr>
-        <w:t>Insert a bar chart comparing PR-AUC (or ROC-AUC) across all six models here.</w:t>
-      </w:r>
-    </w:p>
-    <w:p>
-      <w:pPr>
-        <w:spacing w:after="200" w:line="360" w:lineRule="auto"/>
-        <w:jc w:val="both"/>
-      </w:pPr>
-      <w:r>
-        <w:rPr>
-          <w:rFonts w:eastAsia="Calibri"/>
-          <w:sz w:val="22"/>
-          <w:szCs w:val="22"/>
-        </w:rPr>
-        <w:t xml:space="preserve">[Once you have your actual numbers, write two or three sentences here stating which model performed best on PR-AUC, roughly how it compares to the Random Forest figures reported by </w:t>
-      </w:r>
-      <w:proofErr w:type="spellStart"/>
-      <w:r>
-        <w:rPr>
-          <w:rFonts w:eastAsia="Calibri"/>
-          <w:sz w:val="22"/>
-          <w:szCs w:val="22"/>
-        </w:rPr>
-        <w:t>Zaki</w:t>
-      </w:r>
-      <w:proofErr w:type="spellEnd"/>
-      <w:r>
-        <w:rPr>
-          <w:rFonts w:eastAsia="Calibri"/>
-          <w:sz w:val="22"/>
-          <w:szCs w:val="22"/>
-        </w:rPr>
-        <w:t xml:space="preserve"> et al. (2024) in the literature review, and whether the stacked ensemble improved on the best single model or not.]</w:t>
-      </w:r>
-    </w:p>
-    <w:p>
-      <w:pPr>
-        <w:pStyle w:val="Heading2"/>
-        <w:spacing w:before="300" w:after="150" w:line="360" w:lineRule="auto"/>
-        <w:jc w:val="both"/>
-        <w:rPr>
-          <w:b/>
-          <w:bCs/>
-          <w:color w:val="auto"/>
-        </w:rPr>
-      </w:pPr>
-      <w:r>
-        <w:rPr>
-          <w:rFonts w:eastAsia="Calibri"/>
-          <w:b/>
-          <w:bCs/>
-          <w:color w:val="auto"/>
-        </w:rPr>
-        <w:t>4.3 Error Analysis</w:t>
-      </w:r>
-    </w:p>
-    <w:p>
-      <w:pPr>
-        <w:spacing w:after="200" w:line="360" w:lineRule="auto"/>
-        <w:jc w:val="both"/>
-        <w:rPr>
-          <w:sz w:val="22"/>
-          <w:szCs w:val="22"/>
-        </w:rPr>
-      </w:pPr>
-      <w:r>
-        <w:rPr>
-          <w:rFonts w:eastAsia="Calibri"/>
-          <w:sz w:val="24"/>
-          <w:szCs w:val="24"/>
-        </w:rPr>
-        <w:t>For the final model, I looked at the confusion matrix in more detail than a single accuracy figure would allow, separating false positives from false negatives. In a call-</w:t>
-      </w:r>
-      <w:r>
-        <w:rPr>
-          <w:rFonts w:eastAsia="Calibri"/>
-          <w:sz w:val="24"/>
-          <w:szCs w:val="24"/>
-        </w:rPr>
-        <w:t>center</w:t>
-      </w:r>
-      <w:r>
-        <w:rPr>
-          <w:rFonts w:eastAsia="Calibri"/>
-          <w:sz w:val="24"/>
-          <w:szCs w:val="24"/>
-        </w:rPr>
-        <w:t xml:space="preserve"> setting, false negatives are generally the costlier error, since a missed genuine subscriber represents lost revenue outright, whereas a false positive only costs the time of one unnecessary call.</w:t>
+        <w:t>Insert a screenshot of your Databricks Experiments page showing logged runs for all models here.</w:t>
       </w:r>
     </w:p>
     <w:p>
@@ -4391,7 +6412,7 @@
           <w:sz w:val="22"/>
           <w:szCs w:val="22"/>
         </w:rPr>
-        <w:t xml:space="preserve">[FIGURE] </w:t>
+        <w:t xml:space="preserve">[SCREENSHOT] </w:t>
       </w:r>
       <w:r>
         <w:rPr>
@@ -4401,26 +6422,168 @@
           <w:sz w:val="22"/>
           <w:szCs w:val="22"/>
         </w:rPr>
-        <w:t>Insert your confusion matrix for the final model here, with false positives/negatives labelled.</w:t>
-      </w:r>
-    </w:p>
-    <w:p>
-      <w:pPr>
-        <w:spacing w:after="200" w:line="360" w:lineRule="auto"/>
-        <w:jc w:val="both"/>
-        <w:rPr>
-          <w:sz w:val="22"/>
-          <w:szCs w:val="22"/>
-        </w:rPr>
-      </w:pPr>
-      <w:r>
-        <w:rPr>
-          <w:rFonts w:eastAsia="Calibri"/>
-          <w:sz w:val="24"/>
-          <w:szCs w:val="24"/>
-        </w:rPr>
-        <w:lastRenderedPageBreak/>
-        <w:t>I also plotted a calibration curve to check whether the model's predicted probabilities are reliable enough to be used directly as lead scores, rather than only for ranking clients relative to one another.</w:t>
+        <w:t>Insert a screenshot of your registered model in the Unity Catalog Model Registry, showing the champion alias, here.</w:t>
+      </w:r>
+    </w:p>
+    <w:p>
+      <w:pPr>
+        <w:pStyle w:val="Heading2"/>
+        <w:spacing w:before="300" w:after="150" w:line="360" w:lineRule="auto"/>
+        <w:jc w:val="both"/>
+        <w:rPr>
+          <w:b/>
+          <w:bCs/>
+          <w:color w:val="auto"/>
+        </w:rPr>
+      </w:pPr>
+      <w:r>
+        <w:rPr>
+          <w:rFonts w:eastAsia="Calibri"/>
+          <w:b/>
+          <w:bCs/>
+          <w:color w:val="auto"/>
+        </w:rPr>
+        <w:t>6.3 Model Serving and API Development</w:t>
+      </w:r>
+    </w:p>
+    <w:p>
+      <w:pPr>
+        <w:spacing w:after="200" w:line="360" w:lineRule="auto"/>
+        <w:jc w:val="both"/>
+        <w:rPr>
+          <w:sz w:val="22"/>
+          <w:szCs w:val="22"/>
+        </w:rPr>
+      </w:pPr>
+      <w:r>
+        <w:rPr>
+          <w:rFonts w:eastAsia="Calibri"/>
+          <w:sz w:val="24"/>
+          <w:szCs w:val="24"/>
+        </w:rPr>
+        <w:t xml:space="preserve">Real-time inference uses Databricks Model Serving directly, which provisions an autoscaling REST endpoint from the registered model with no separate container build required. Alongside this, I also built a </w:t>
+      </w:r>
+      <w:proofErr w:type="spellStart"/>
+      <w:r>
+        <w:rPr>
+          <w:rFonts w:eastAsia="Calibri"/>
+          <w:sz w:val="24"/>
+          <w:szCs w:val="24"/>
+        </w:rPr>
+        <w:t>FastAPI</w:t>
+      </w:r>
+      <w:proofErr w:type="spellEnd"/>
+      <w:r>
+        <w:rPr>
+          <w:rFonts w:eastAsia="Calibri"/>
+          <w:sz w:val="24"/>
+          <w:szCs w:val="24"/>
+        </w:rPr>
+        <w:t xml:space="preserve"> application (</w:t>
+      </w:r>
+      <w:proofErr w:type="spellStart"/>
+      <w:r>
+        <w:rPr>
+          <w:rFonts w:eastAsia="Calibri"/>
+          <w:sz w:val="24"/>
+          <w:szCs w:val="24"/>
+        </w:rPr>
+        <w:t>src</w:t>
+      </w:r>
+      <w:proofErr w:type="spellEnd"/>
+      <w:r>
+        <w:rPr>
+          <w:rFonts w:eastAsia="Calibri"/>
+          <w:sz w:val="24"/>
+          <w:szCs w:val="24"/>
+        </w:rPr>
+        <w:t xml:space="preserve">/serving/api.py) as a secondary, optional serving path, mainly to demonstrate the </w:t>
+      </w:r>
+      <w:r>
+        <w:rPr>
+          <w:rFonts w:eastAsia="Calibri"/>
+          <w:sz w:val="24"/>
+          <w:szCs w:val="24"/>
+        </w:rPr>
+        <w:t>containerized</w:t>
+      </w:r>
+      <w:r>
+        <w:rPr>
+          <w:rFonts w:eastAsia="Calibri"/>
+          <w:sz w:val="24"/>
+          <w:szCs w:val="24"/>
+        </w:rPr>
+        <w:t>-API skill covered in the module and to provide a validation layer that could sit in front of Azure API Management if needed. This second path is not a duplicate of the primary one; Databricks Model Serving is the path actually intended for production use.</w:t>
+      </w:r>
+    </w:p>
+    <w:p>
+      <w:pPr>
+        <w:spacing w:after="200" w:line="360" w:lineRule="auto"/>
+        <w:jc w:val="both"/>
+        <w:rPr>
+          <w:sz w:val="22"/>
+          <w:szCs w:val="22"/>
+        </w:rPr>
+      </w:pPr>
+      <w:r>
+        <w:rPr>
+          <w:rFonts w:eastAsia="Calibri"/>
+          <w:sz w:val="24"/>
+          <w:szCs w:val="24"/>
+        </w:rPr>
+        <w:t xml:space="preserve">Batch inference is handled separately through a scheduled Databricks Job that scores the entire </w:t>
+      </w:r>
+      <w:proofErr w:type="gramStart"/>
+      <w:r>
+        <w:rPr>
+          <w:rFonts w:eastAsia="Calibri"/>
+          <w:sz w:val="24"/>
+          <w:szCs w:val="24"/>
+        </w:rPr>
+        <w:t>Gold</w:t>
+      </w:r>
+      <w:proofErr w:type="gramEnd"/>
+      <w:r>
+        <w:rPr>
+          <w:rFonts w:eastAsia="Calibri"/>
+          <w:sz w:val="24"/>
+          <w:szCs w:val="24"/>
+        </w:rPr>
+        <w:t xml:space="preserve"> feature table overnight and writes the results to a </w:t>
+      </w:r>
+      <w:proofErr w:type="spellStart"/>
+      <w:r>
+        <w:rPr>
+          <w:rFonts w:eastAsia="Calibri"/>
+          <w:sz w:val="24"/>
+          <w:szCs w:val="24"/>
+        </w:rPr>
+        <w:t>scored_leads</w:t>
+      </w:r>
+      <w:proofErr w:type="spellEnd"/>
+      <w:r>
+        <w:rPr>
+          <w:rFonts w:eastAsia="Calibri"/>
+          <w:sz w:val="24"/>
+          <w:szCs w:val="24"/>
+        </w:rPr>
+        <w:t xml:space="preserve"> Delta table, which the call-</w:t>
+      </w:r>
+      <w:r>
+        <w:rPr>
+          <w:rFonts w:eastAsia="Calibri"/>
+          <w:sz w:val="24"/>
+          <w:szCs w:val="24"/>
+        </w:rPr>
+        <w:t>center’s</w:t>
+      </w:r>
+      <w:r>
+        <w:rPr>
+          <w:rFonts w:eastAsia="Calibri"/>
+          <w:sz w:val="24"/>
+          <w:szCs w:val="24"/>
+        </w:rPr>
+        <w:t xml:space="preserve"> own systems could then read from directly. Keeping batch and real-time scoring separate matters because they have genuinely different requirements: the nightly batch job has no need for sub-second latency and can run on cheaper compute, while the real-time endpoint needs to respond quickly to individual lookups during a live call.</w:t>
       </w:r>
     </w:p>
     <w:p>
@@ -4445,7 +6608,7 @@
           <w:sz w:val="22"/>
           <w:szCs w:val="22"/>
         </w:rPr>
-        <w:t xml:space="preserve">[FIGURE] </w:t>
+        <w:t xml:space="preserve">[SCREENSHOT] </w:t>
       </w:r>
       <w:r>
         <w:rPr>
@@ -4455,31 +6618,201 @@
           <w:sz w:val="22"/>
           <w:szCs w:val="22"/>
         </w:rPr>
-        <w:t>Insert your calibration curve here.</w:t>
-      </w:r>
-    </w:p>
-    <w:p>
-      <w:pPr>
-        <w:spacing w:after="200" w:line="360" w:lineRule="auto"/>
-        <w:jc w:val="both"/>
-        <w:rPr>
-          <w:sz w:val="22"/>
-          <w:szCs w:val="22"/>
-        </w:rPr>
-      </w:pPr>
-      <w:r>
-        <w:rPr>
-          <w:rFonts w:eastAsia="Calibri"/>
-          <w:sz w:val="24"/>
-          <w:szCs w:val="24"/>
-        </w:rPr>
-        <w:t>Finally, I broke recall and precision down by job category, contact month and age life stage, to check whether the model performs noticeably worse for any particular subgroup of clients. This analysis feeds directly into the fairness discussion</w:t>
-      </w:r>
-      <w:r>
-        <w:rPr>
-          <w:rFonts w:eastAsia="Calibri"/>
-          <w:sz w:val="24"/>
-          <w:szCs w:val="24"/>
+        <w:t>Insert a screenshot of a successful Databricks batch scoring job run here.</w:t>
+      </w:r>
+    </w:p>
+    <w:p>
+      <w:pPr>
+        <w:pStyle w:val="Heading2"/>
+        <w:spacing w:before="300" w:after="150" w:line="360" w:lineRule="auto"/>
+        <w:jc w:val="both"/>
+        <w:rPr>
+          <w:b/>
+          <w:bCs/>
+          <w:color w:val="auto"/>
+        </w:rPr>
+      </w:pPr>
+      <w:r>
+        <w:rPr>
+          <w:rFonts w:eastAsia="Calibri"/>
+          <w:b/>
+          <w:bCs/>
+          <w:color w:val="auto"/>
+        </w:rPr>
+        <w:t xml:space="preserve">6.4 </w:t>
+      </w:r>
+      <w:proofErr w:type="spellStart"/>
+      <w:r>
+        <w:rPr>
+          <w:rFonts w:eastAsia="Calibri"/>
+          <w:b/>
+          <w:bCs/>
+          <w:color w:val="auto"/>
+        </w:rPr>
+        <w:t>MLOps</w:t>
+      </w:r>
+      <w:proofErr w:type="spellEnd"/>
+      <w:r>
+        <w:rPr>
+          <w:rFonts w:eastAsia="Calibri"/>
+          <w:b/>
+          <w:bCs/>
+          <w:color w:val="auto"/>
+        </w:rPr>
+        <w:t xml:space="preserve"> Pipeline and Automation</w:t>
+      </w:r>
+    </w:p>
+    <w:p>
+      <w:pPr>
+        <w:spacing w:after="200" w:line="360" w:lineRule="auto"/>
+        <w:jc w:val="both"/>
+        <w:rPr>
+          <w:sz w:val="22"/>
+          <w:szCs w:val="22"/>
+        </w:rPr>
+      </w:pPr>
+      <w:r>
+        <w:rPr>
+          <w:rFonts w:eastAsia="Calibri"/>
+          <w:sz w:val="24"/>
+          <w:szCs w:val="24"/>
+        </w:rPr>
+        <w:t xml:space="preserve">Data and model versioning largely comes for free once the pipeline lives on Delta Lake, since Delta's built-in time travel means every version of the </w:t>
+      </w:r>
+      <w:r>
+        <w:rPr>
+          <w:rFonts w:eastAsia="Calibri"/>
+          <w:sz w:val="24"/>
+          <w:szCs w:val="24"/>
+        </w:rPr>
+        <w:t>bronze, silver and gold</w:t>
+      </w:r>
+      <w:r>
+        <w:rPr>
+          <w:rFonts w:eastAsia="Calibri"/>
+          <w:sz w:val="24"/>
+          <w:szCs w:val="24"/>
+        </w:rPr>
+        <w:t xml:space="preserve"> tables remains </w:t>
+      </w:r>
+      <w:proofErr w:type="spellStart"/>
+      <w:r>
+        <w:rPr>
+          <w:rFonts w:eastAsia="Calibri"/>
+          <w:sz w:val="24"/>
+          <w:szCs w:val="24"/>
+        </w:rPr>
+        <w:t>queryable</w:t>
+      </w:r>
+      <w:proofErr w:type="spellEnd"/>
+      <w:r>
+        <w:rPr>
+          <w:rFonts w:eastAsia="Calibri"/>
+          <w:sz w:val="24"/>
+          <w:szCs w:val="24"/>
+        </w:rPr>
+        <w:t>. Model versions are tracked through the Unity Catalog Model Registry, each tagged with the Git commit that produced it, giving a direct line from a deployed model back to the exact code and data version responsible for it.</w:t>
+      </w:r>
+    </w:p>
+    <w:p>
+      <w:pPr>
+        <w:spacing w:after="200" w:line="360" w:lineRule="auto"/>
+        <w:jc w:val="both"/>
+      </w:pPr>
+      <w:r>
+        <w:rPr>
+          <w:rFonts w:eastAsia="Calibri"/>
+          <w:sz w:val="24"/>
+          <w:szCs w:val="24"/>
+        </w:rPr>
+        <w:t xml:space="preserve">The GitHub repository follows a </w:t>
+      </w:r>
+      <w:proofErr w:type="spellStart"/>
+      <w:r>
+        <w:rPr>
+          <w:rFonts w:eastAsia="Calibri"/>
+          <w:sz w:val="24"/>
+          <w:szCs w:val="24"/>
+        </w:rPr>
+        <w:t>GitFlow</w:t>
+      </w:r>
+      <w:proofErr w:type="spellEnd"/>
+      <w:r>
+        <w:rPr>
+          <w:rFonts w:eastAsia="Calibri"/>
+          <w:sz w:val="24"/>
+          <w:szCs w:val="24"/>
+        </w:rPr>
+        <w:t>-style branching model, with main reserved for production-ready, tagged releases, develop as the integration branch, and a separate feature branch for every individual task. Every change is opened as a pull request into develop, which must pass the CI workflow, defined in .</w:t>
+      </w:r>
+      <w:proofErr w:type="spellStart"/>
+      <w:r>
+        <w:rPr>
+          <w:rFonts w:eastAsia="Calibri"/>
+          <w:sz w:val="24"/>
+          <w:szCs w:val="24"/>
+        </w:rPr>
+        <w:t>github</w:t>
+      </w:r>
+      <w:proofErr w:type="spellEnd"/>
+      <w:r>
+        <w:rPr>
+          <w:rFonts w:eastAsia="Calibri"/>
+          <w:sz w:val="24"/>
+          <w:szCs w:val="24"/>
+        </w:rPr>
+        <w:t>/workflows/</w:t>
+      </w:r>
+      <w:proofErr w:type="spellStart"/>
+      <w:r>
+        <w:rPr>
+          <w:rFonts w:eastAsia="Calibri"/>
+          <w:sz w:val="24"/>
+          <w:szCs w:val="24"/>
+        </w:rPr>
+        <w:t>ci.yml</w:t>
+      </w:r>
+      <w:proofErr w:type="spellEnd"/>
+      <w:r>
+        <w:rPr>
+          <w:rFonts w:eastAsia="Calibri"/>
+          <w:sz w:val="24"/>
+          <w:szCs w:val="24"/>
+        </w:rPr>
+        <w:t xml:space="preserve">, before it can be merged. CI </w:t>
+      </w:r>
+      <w:r>
+        <w:rPr>
+          <w:rFonts w:eastAsia="Calibri"/>
+          <w:sz w:val="24"/>
+          <w:szCs w:val="24"/>
+        </w:rPr>
+        <w:lastRenderedPageBreak/>
+        <w:t xml:space="preserve">runs linting, the full </w:t>
+      </w:r>
+      <w:proofErr w:type="spellStart"/>
+      <w:r>
+        <w:rPr>
+          <w:rFonts w:eastAsia="Calibri"/>
+          <w:sz w:val="24"/>
+          <w:szCs w:val="24"/>
+        </w:rPr>
+        <w:t>pytest</w:t>
+      </w:r>
+      <w:proofErr w:type="spellEnd"/>
+      <w:r>
+        <w:rPr>
+          <w:rFonts w:eastAsia="Calibri"/>
+          <w:sz w:val="24"/>
+          <w:szCs w:val="24"/>
+        </w:rPr>
+        <w:t xml:space="preserve"> suite, and validates the Databricks Asset Bundle configuration on every pull request</w:t>
+      </w:r>
+      <w:r>
+        <w:rPr>
+          <w:rFonts w:eastAsia="Calibri"/>
+          <w:sz w:val="22"/>
+          <w:szCs w:val="22"/>
         </w:rPr>
         <w:t>.</w:t>
       </w:r>
@@ -4506,7 +6839,7 @@
           <w:sz w:val="22"/>
           <w:szCs w:val="22"/>
         </w:rPr>
-        <w:t xml:space="preserve">[TABLE] </w:t>
+        <w:t xml:space="preserve">[SCREENSHOT] </w:t>
       </w:r>
       <w:r>
         <w:rPr>
@@ -4516,9 +6849,9 @@
           <w:sz w:val="22"/>
           <w:szCs w:val="22"/>
         </w:rPr>
-        <w:t xml:space="preserve">Insert your segment-level error analysis table here (from </w:t>
-      </w:r>
-      <w:proofErr w:type="spellStart"/>
+        <w:t>Insert a screenshot of your GitHub branch structure (</w:t>
+      </w:r>
+      <w:proofErr w:type="gramStart"/>
       <w:r>
         <w:rPr>
           <w:rFonts w:eastAsia="Calibri"/>
@@ -4527,9 +6860,9 @@
           <w:sz w:val="22"/>
           <w:szCs w:val="22"/>
         </w:rPr>
-        <w:t>subgroup_</w:t>
-      </w:r>
-      <w:proofErr w:type="gramStart"/>
+        <w:t>e.g.</w:t>
+      </w:r>
+      <w:proofErr w:type="gramEnd"/>
       <w:r>
         <w:rPr>
           <w:rFonts w:eastAsia="Calibri"/>
@@ -4538,146 +6871,7 @@
           <w:sz w:val="22"/>
           <w:szCs w:val="22"/>
         </w:rPr>
-        <w:t>performance</w:t>
-      </w:r>
-      <w:proofErr w:type="spellEnd"/>
-      <w:r>
-        <w:rPr>
-          <w:rFonts w:eastAsia="Calibri"/>
-          <w:i/>
-          <w:iCs/>
-          <w:sz w:val="22"/>
-          <w:szCs w:val="22"/>
-        </w:rPr>
-        <w:t>(</w:t>
-      </w:r>
-      <w:proofErr w:type="gramEnd"/>
-      <w:r>
-        <w:rPr>
-          <w:rFonts w:eastAsia="Calibri"/>
-          <w:i/>
-          <w:iCs/>
-          <w:sz w:val="22"/>
-          <w:szCs w:val="22"/>
-        </w:rPr>
-        <w:t xml:space="preserve">) in </w:t>
-      </w:r>
-      <w:proofErr w:type="spellStart"/>
-      <w:r>
-        <w:rPr>
-          <w:rFonts w:eastAsia="Calibri"/>
-          <w:i/>
-          <w:iCs/>
-          <w:sz w:val="22"/>
-          <w:szCs w:val="22"/>
-        </w:rPr>
-        <w:t>src</w:t>
-      </w:r>
-      <w:proofErr w:type="spellEnd"/>
-      <w:r>
-        <w:rPr>
-          <w:rFonts w:eastAsia="Calibri"/>
-          <w:i/>
-          <w:iCs/>
-          <w:sz w:val="22"/>
-          <w:szCs w:val="22"/>
-        </w:rPr>
-        <w:t>/</w:t>
-      </w:r>
-      <w:proofErr w:type="spellStart"/>
-      <w:r>
-        <w:rPr>
-          <w:rFonts w:eastAsia="Calibri"/>
-          <w:i/>
-          <w:iCs/>
-          <w:sz w:val="22"/>
-          <w:szCs w:val="22"/>
-        </w:rPr>
-        <w:t>explainability</w:t>
-      </w:r>
-      <w:proofErr w:type="spellEnd"/>
-      <w:r>
-        <w:rPr>
-          <w:rFonts w:eastAsia="Calibri"/>
-          <w:i/>
-          <w:iCs/>
-          <w:sz w:val="22"/>
-          <w:szCs w:val="22"/>
-        </w:rPr>
-        <w:t>/fairness_audit.py).</w:t>
-      </w:r>
-    </w:p>
-    <w:p>
-      <w:pPr>
-        <w:pStyle w:val="Heading2"/>
-        <w:spacing w:before="300" w:after="150" w:line="360" w:lineRule="auto"/>
-        <w:jc w:val="both"/>
-        <w:rPr>
-          <w:b/>
-          <w:bCs/>
-          <w:color w:val="auto"/>
-        </w:rPr>
-      </w:pPr>
-      <w:r>
-        <w:rPr>
-          <w:rFonts w:eastAsia="Calibri"/>
-          <w:b/>
-          <w:bCs/>
-          <w:color w:val="auto"/>
-        </w:rPr>
-        <w:t xml:space="preserve">4.4 Threshold Tuning, </w:t>
-      </w:r>
-      <w:r>
-        <w:rPr>
-          <w:rFonts w:eastAsia="Calibri"/>
-          <w:b/>
-          <w:bCs/>
-          <w:color w:val="auto"/>
-        </w:rPr>
-        <w:t>Regularization</w:t>
-      </w:r>
-      <w:r>
-        <w:rPr>
-          <w:rFonts w:eastAsia="Calibri"/>
-          <w:b/>
-          <w:bCs/>
-          <w:color w:val="auto"/>
-        </w:rPr>
-        <w:t xml:space="preserve"> and Balancing</w:t>
-      </w:r>
-    </w:p>
-    <w:p>
-      <w:pPr>
-        <w:spacing w:after="200" w:line="360" w:lineRule="auto"/>
-        <w:jc w:val="both"/>
-        <w:rPr>
-          <w:sz w:val="22"/>
-          <w:szCs w:val="22"/>
-        </w:rPr>
-      </w:pPr>
-      <w:r>
-        <w:rPr>
-          <w:rFonts w:eastAsia="Calibri"/>
-          <w:sz w:val="24"/>
-          <w:szCs w:val="24"/>
-        </w:rPr>
-        <w:t xml:space="preserve">Rather than using the default 0.5 decision threshold, which implicitly assumes a roughly balanced dataset, I tuned the threshold on the validation set to </w:t>
-      </w:r>
-      <w:r>
-        <w:rPr>
-          <w:rFonts w:eastAsia="Calibri"/>
-          <w:sz w:val="24"/>
-          <w:szCs w:val="24"/>
-        </w:rPr>
-        <w:t>maximize</w:t>
-      </w:r>
-      <w:r>
-        <w:rPr>
-          <w:rFonts w:eastAsia="Calibri"/>
-          <w:sz w:val="24"/>
-          <w:szCs w:val="24"/>
-        </w:rPr>
-        <w:t xml:space="preserve"> F1 for the minority class. I also compared this F1-optimal threshold against a business-value-optimal threshold, computed by simulating the actual monetary cost of each call against the revenue from each successful conversion. These two thresholds are often not the same number, and stating clearly which one the business should actually use, and why, is arguably more useful to a marketing team than reporting F1 alone.</w:t>
+        <w:t xml:space="preserve"> the network/graph view showing main, develop and feature branches) here.</w:t>
       </w:r>
     </w:p>
     <w:p>
@@ -4702,7 +6896,7 @@
           <w:sz w:val="22"/>
           <w:szCs w:val="22"/>
         </w:rPr>
-        <w:t xml:space="preserve">[TABLE / FIGURE] </w:t>
+        <w:t xml:space="preserve">[SCREENSHOT] </w:t>
       </w:r>
       <w:r>
         <w:rPr>
@@ -4712,95 +6906,25 @@
           <w:sz w:val="22"/>
           <w:szCs w:val="22"/>
         </w:rPr>
-        <w:t>Insert your F1-optimal vs ROI-optimal threshold comparison here, from compare_f1_vs_roi_</w:t>
-      </w:r>
-      <w:proofErr w:type="gramStart"/>
-      <w:r>
-        <w:rPr>
-          <w:rFonts w:eastAsia="Calibri"/>
-          <w:i/>
-          <w:iCs/>
-          <w:sz w:val="22"/>
-          <w:szCs w:val="22"/>
-        </w:rPr>
-        <w:t>thresholds(</w:t>
-      </w:r>
-      <w:proofErr w:type="gramEnd"/>
-      <w:r>
-        <w:rPr>
-          <w:rFonts w:eastAsia="Calibri"/>
-          <w:i/>
-          <w:iCs/>
-          <w:sz w:val="22"/>
-          <w:szCs w:val="22"/>
-        </w:rPr>
-        <w:t>).</w:t>
-      </w:r>
-    </w:p>
-    <w:p>
-      <w:pPr>
-        <w:spacing w:after="200" w:line="360" w:lineRule="auto"/>
-        <w:jc w:val="both"/>
-      </w:pPr>
-      <w:r>
-        <w:rPr>
-          <w:rFonts w:eastAsia="Calibri"/>
-          <w:sz w:val="22"/>
-          <w:szCs w:val="22"/>
-        </w:rPr>
-        <w:t xml:space="preserve">[State here which threshold you'd actually recommend operationally and briefly explain the trade-off, </w:t>
-      </w:r>
-      <w:proofErr w:type="gramStart"/>
-      <w:r>
-        <w:rPr>
-          <w:rFonts w:eastAsia="Calibri"/>
-          <w:sz w:val="22"/>
-          <w:szCs w:val="22"/>
-        </w:rPr>
-        <w:t>e.g.</w:t>
-      </w:r>
-      <w:proofErr w:type="gramEnd"/>
-      <w:r>
-        <w:rPr>
-          <w:rFonts w:eastAsia="Calibri"/>
-          <w:sz w:val="22"/>
-          <w:szCs w:val="22"/>
-        </w:rPr>
-        <w:t xml:space="preserve"> "the ROI-optimal threshold is lower/higher than the F1-optimal one because..."]</w:t>
-      </w:r>
-    </w:p>
-    <w:p>
-      <w:pPr>
-        <w:spacing w:after="200" w:line="360" w:lineRule="auto"/>
-        <w:jc w:val="both"/>
-        <w:rPr>
-          <w:sz w:val="22"/>
-          <w:szCs w:val="22"/>
-        </w:rPr>
-      </w:pPr>
-      <w:r>
-        <w:rPr>
-          <w:rFonts w:eastAsia="Calibri"/>
-          <w:sz w:val="24"/>
-          <w:szCs w:val="24"/>
-        </w:rPr>
-        <w:t xml:space="preserve">L2 </w:t>
-      </w:r>
-      <w:r>
-        <w:rPr>
-          <w:rFonts w:eastAsia="Calibri"/>
-          <w:sz w:val="24"/>
-          <w:szCs w:val="24"/>
-        </w:rPr>
-        <w:t>regularization</w:t>
-      </w:r>
-      <w:r>
-        <w:rPr>
-          <w:rFonts w:eastAsia="Calibri"/>
-          <w:sz w:val="24"/>
-          <w:szCs w:val="24"/>
-        </w:rPr>
-        <w:t xml:space="preserve"> was applied to Logistic Regression, and depth/leaf constraints together with subsampling were applied to Random Forest and </w:t>
+        <w:t>Insert a screenshot of a passing pull request with the CI check shown as green here.</w:t>
+      </w:r>
+    </w:p>
+    <w:p>
+      <w:pPr>
+        <w:spacing w:after="200" w:line="360" w:lineRule="auto"/>
+        <w:jc w:val="both"/>
+        <w:rPr>
+          <w:sz w:val="22"/>
+          <w:szCs w:val="22"/>
+        </w:rPr>
+      </w:pPr>
+      <w:r>
+        <w:rPr>
+          <w:rFonts w:eastAsia="Calibri"/>
+          <w:sz w:val="24"/>
+          <w:szCs w:val="24"/>
+        </w:rPr>
+        <w:t>Deployment itself is handled by a separate CD workflow, .</w:t>
       </w:r>
       <w:proofErr w:type="spellStart"/>
       <w:r>
@@ -4809,7 +6933,7 @@
           <w:sz w:val="24"/>
           <w:szCs w:val="24"/>
         </w:rPr>
-        <w:t>XGBoost</w:t>
+        <w:t>github</w:t>
       </w:r>
       <w:proofErr w:type="spellEnd"/>
       <w:r>
@@ -4818,106 +6942,25 @@
           <w:sz w:val="24"/>
           <w:szCs w:val="24"/>
         </w:rPr>
-        <w:t>, to control overfitting given the number of engineered features relative to the size of the minority class. SMOTE-based balancing was compared against class weighting alone on validation ROC-AUC and PR-AUC, and the better-performing combination was carried forward to the final model.</w:t>
-      </w:r>
-    </w:p>
-    <w:p>
-      <w:pPr>
-        <w:pStyle w:val="Heading1"/>
-        <w:spacing w:before="400" w:after="200" w:line="360" w:lineRule="auto"/>
-        <w:jc w:val="both"/>
-        <w:rPr>
-          <w:b/>
-          <w:bCs/>
-          <w:color w:val="auto"/>
-        </w:rPr>
-      </w:pPr>
-      <w:r>
-        <w:rPr>
-          <w:rFonts w:eastAsia="Calibri"/>
-          <w:b/>
-          <w:bCs/>
-          <w:color w:val="auto"/>
-        </w:rPr>
-        <w:t xml:space="preserve">5. </w:t>
+        <w:t>/workflows/</w:t>
       </w:r>
       <w:proofErr w:type="spellStart"/>
       <w:r>
         <w:rPr>
           <w:rFonts w:eastAsia="Calibri"/>
-          <w:b/>
-          <w:bCs/>
-          <w:color w:val="auto"/>
-        </w:rPr>
-        <w:t>Explainability</w:t>
+          <w:sz w:val="24"/>
+          <w:szCs w:val="24"/>
+        </w:rPr>
+        <w:t>cd.yml</w:t>
       </w:r>
       <w:proofErr w:type="spellEnd"/>
       <w:r>
         <w:rPr>
           <w:rFonts w:eastAsia="Calibri"/>
-          <w:b/>
-          <w:bCs/>
-          <w:color w:val="auto"/>
-        </w:rPr>
-        <w:t xml:space="preserve"> and Ethical Considerations</w:t>
-      </w:r>
-    </w:p>
-    <w:p>
-      <w:pPr>
-        <w:pStyle w:val="Heading2"/>
-        <w:spacing w:before="300" w:after="150" w:line="360" w:lineRule="auto"/>
-        <w:jc w:val="both"/>
-        <w:rPr>
-          <w:b/>
-          <w:bCs/>
-          <w:color w:val="auto"/>
-        </w:rPr>
-      </w:pPr>
-      <w:r>
-        <w:rPr>
-          <w:rFonts w:eastAsia="Calibri"/>
-          <w:b/>
-          <w:bCs/>
-          <w:color w:val="auto"/>
-        </w:rPr>
-        <w:t>5.1 Explainable AI Methods</w:t>
-      </w:r>
-    </w:p>
-    <w:p>
-      <w:pPr>
-        <w:spacing w:after="200" w:line="360" w:lineRule="auto"/>
-        <w:jc w:val="both"/>
-        <w:rPr>
-          <w:sz w:val="22"/>
-          <w:szCs w:val="22"/>
-        </w:rPr>
-      </w:pPr>
-      <w:r>
-        <w:rPr>
-          <w:rFonts w:eastAsia="Calibri"/>
-          <w:sz w:val="24"/>
-          <w:szCs w:val="24"/>
-        </w:rPr>
-        <w:lastRenderedPageBreak/>
-        <w:t xml:space="preserve">SHAP was applied to the final tree-based or boosting model to produce a global summary plot, ranking features by their average impact on the model's output, and local force plots for individual client predictions, which would let a marketing team review why a specific client was flagged. </w:t>
-      </w:r>
-      <w:proofErr w:type="spellStart"/>
-      <w:r>
-        <w:rPr>
-          <w:rFonts w:eastAsia="Calibri"/>
-          <w:sz w:val="24"/>
-          <w:szCs w:val="24"/>
-        </w:rPr>
-        <w:t>TreeExplainer</w:t>
-      </w:r>
-      <w:proofErr w:type="spellEnd"/>
-      <w:r>
-        <w:rPr>
-          <w:rFonts w:eastAsia="Calibri"/>
-          <w:sz w:val="24"/>
-          <w:szCs w:val="24"/>
-        </w:rPr>
-        <w:t xml:space="preserve"> was used specifically because it is exact and fast for tree ensembles, unlike the slower approximations required for models such as the neural network.</w:t>
+          <w:sz w:val="24"/>
+          <w:szCs w:val="24"/>
+        </w:rPr>
+        <w:t>, which deploys automatically to a staging Databricks environment on merge to main, but requires manual approval, enforced through a GitHub Environment protection rule, before deploying to production. This mirrors the kind of change control expected in a regulated financial services context, where a model reaching production should never be a fully automatic, unreviewed event.</w:t>
       </w:r>
     </w:p>
     <w:p>
@@ -4942,7 +6985,7 @@
           <w:sz w:val="22"/>
           <w:szCs w:val="22"/>
         </w:rPr>
-        <w:t xml:space="preserve">[FIGURE] </w:t>
+        <w:t xml:space="preserve">[SCREENSHOT] </w:t>
       </w:r>
       <w:r>
         <w:rPr>
@@ -4952,7 +6995,62 @@
           <w:sz w:val="22"/>
           <w:szCs w:val="22"/>
         </w:rPr>
-        <w:t>Insert your SHAP summary plot here.</w:t>
+        <w:t>Insert a screenshot of your GitHub Actions run showing the CD workflow paused at the production approval step here.</w:t>
+      </w:r>
+    </w:p>
+    <w:p>
+      <w:pPr>
+        <w:pStyle w:val="Heading2"/>
+        <w:spacing w:before="300" w:after="150" w:line="360" w:lineRule="auto"/>
+        <w:jc w:val="both"/>
+        <w:rPr>
+          <w:b/>
+          <w:bCs/>
+          <w:color w:val="auto"/>
+        </w:rPr>
+      </w:pPr>
+      <w:r>
+        <w:rPr>
+          <w:rFonts w:eastAsia="Calibri"/>
+          <w:b/>
+          <w:bCs/>
+          <w:color w:val="auto"/>
+        </w:rPr>
+        <w:t>6.5 Monitoring, Maintenance and Retraining</w:t>
+      </w:r>
+    </w:p>
+    <w:p>
+      <w:pPr>
+        <w:spacing w:after="200" w:line="360" w:lineRule="auto"/>
+        <w:jc w:val="both"/>
+        <w:rPr>
+          <w:sz w:val="22"/>
+          <w:szCs w:val="22"/>
+        </w:rPr>
+      </w:pPr>
+      <w:r>
+        <w:rPr>
+          <w:rFonts w:eastAsia="Calibri"/>
+          <w:sz w:val="24"/>
+          <w:szCs w:val="24"/>
+        </w:rPr>
+        <w:t>A scheduled Databricks notebook computes the Population Stability Index between the training feature distribution and the most recent incoming data, flagging any feature that has drifted meaningfully. If a major shift is detected, this is treated as a trigger to bring forward the next scheduled retraining run rather than waiting for its normal cadence. Model performance itself is also tracked over time using a rolling window of precision, recall</w:t>
+      </w:r>
+      <w:r>
+        <w:rPr>
+          <w:rFonts w:eastAsia="Calibri"/>
+          <w:sz w:val="24"/>
+          <w:szCs w:val="24"/>
+        </w:rPr>
+        <w:t>,</w:t>
+      </w:r>
+      <w:r>
+        <w:rPr>
+          <w:rFonts w:eastAsia="Calibri"/>
+          <w:sz w:val="24"/>
+          <w:szCs w:val="24"/>
+        </w:rPr>
+        <w:t xml:space="preserve"> and ROC-AUC once true outcomes become available, since subscription outcomes are typically known within days or weeks of a call.</w:t>
       </w:r>
     </w:p>
     <w:p>
@@ -4977,7 +7075,7 @@
           <w:sz w:val="22"/>
           <w:szCs w:val="22"/>
         </w:rPr>
-        <w:t xml:space="preserve">[FIGURE] </w:t>
+        <w:t xml:space="preserve">[SCREENSHOT / TABLE] </w:t>
       </w:r>
       <w:r>
         <w:rPr>
@@ -4987,99 +7085,20 @@
           <w:sz w:val="22"/>
           <w:szCs w:val="22"/>
         </w:rPr>
-        <w:t>Insert one or two SHAP force plots for individual clients here.</w:t>
-      </w:r>
-    </w:p>
-    <w:p>
-      <w:pPr>
-        <w:spacing w:after="200" w:line="360" w:lineRule="auto"/>
-        <w:jc w:val="both"/>
-        <w:rPr>
-          <w:b/>
-          <w:bCs/>
-          <w:sz w:val="22"/>
-          <w:szCs w:val="22"/>
-        </w:rPr>
-      </w:pPr>
-      <w:r>
-        <w:rPr>
-          <w:rFonts w:eastAsia="Calibri"/>
-          <w:sz w:val="24"/>
-          <w:szCs w:val="24"/>
-        </w:rPr>
-        <w:t xml:space="preserve">Beyond single-feature SHAP values, I also computed SHAP interaction values between </w:t>
+        <w:t>Insert your drift report output (</w:t>
       </w:r>
       <w:proofErr w:type="spellStart"/>
       <w:r>
         <w:rPr>
           <w:rFonts w:eastAsia="Calibri"/>
-          <w:sz w:val="24"/>
-          <w:szCs w:val="24"/>
-        </w:rPr>
-        <w:t>contact_channel_trust</w:t>
-      </w:r>
-      <w:proofErr w:type="spellEnd"/>
-      <w:r>
-        <w:rPr>
-          <w:rFonts w:eastAsia="Calibri"/>
-          <w:sz w:val="24"/>
-          <w:szCs w:val="24"/>
-        </w:rPr>
-        <w:t xml:space="preserve"> and </w:t>
-      </w:r>
-      <w:proofErr w:type="spellStart"/>
-      <w:r>
-        <w:rPr>
-          <w:rFonts w:eastAsia="Calibri"/>
-          <w:sz w:val="24"/>
-          <w:szCs w:val="24"/>
-        </w:rPr>
-        <w:t>poutcome</w:t>
-      </w:r>
-      <w:proofErr w:type="spellEnd"/>
-      <w:r>
-        <w:rPr>
-          <w:rFonts w:eastAsia="Calibri"/>
-          <w:sz w:val="24"/>
-          <w:szCs w:val="24"/>
-        </w:rPr>
-        <w:t xml:space="preserve">, to check whether the effect of one feature on the prediction depends on the value of the other. </w:t>
-      </w:r>
-      <w:r>
-        <w:rPr>
-          <w:rFonts w:eastAsia="Calibri"/>
-          <w:b/>
-          <w:bCs/>
-          <w:sz w:val="24"/>
-          <w:szCs w:val="24"/>
-        </w:rPr>
-        <w:t>[State your actual finding here once you've run this — for example, whether a recent successful contact appears to matter more during high-season months than low-season months, based on what the interaction values actually show.]</w:t>
-      </w:r>
-    </w:p>
-    <w:p>
-      <w:pPr>
-        <w:pBdr>
-          <w:top w:val="single" w:sz="6" w:space="0" w:color="9C2B2B"/>
-          <w:left w:val="single" w:sz="6" w:space="0" w:color="9C2B2B"/>
-          <w:bottom w:val="single" w:sz="6" w:space="0" w:color="9C2B2B"/>
-          <w:right w:val="single" w:sz="6" w:space="0" w:color="9C2B2B"/>
-        </w:pBdr>
-        <w:shd w:val="clear" w:color="auto" w:fill="FBEAEA"/>
-        <w:spacing w:before="150" w:after="250" w:line="360" w:lineRule="auto"/>
-        <w:jc w:val="both"/>
-      </w:pPr>
-      <w:r>
-        <w:rPr>
-          <w:rFonts w:eastAsia="Calibri"/>
-          <w:b/>
-          <w:bCs/>
           <w:i/>
           <w:iCs/>
           <w:sz w:val="22"/>
           <w:szCs w:val="22"/>
         </w:rPr>
-        <w:t xml:space="preserve">[FIGURE] </w:t>
-      </w:r>
+        <w:t>compute_drift_</w:t>
+      </w:r>
+      <w:proofErr w:type="gramStart"/>
       <w:r>
         <w:rPr>
           <w:rFonts w:eastAsia="Calibri"/>
@@ -5088,51 +7107,20 @@
           <w:sz w:val="22"/>
           <w:szCs w:val="22"/>
         </w:rPr>
-        <w:t>Insert your SHAP interaction heatmap here.</w:t>
-      </w:r>
-    </w:p>
-    <w:p>
-      <w:pPr>
-        <w:spacing w:after="200" w:line="360" w:lineRule="auto"/>
-        <w:jc w:val="both"/>
-        <w:rPr>
-          <w:sz w:val="22"/>
-          <w:szCs w:val="22"/>
-        </w:rPr>
-      </w:pPr>
-      <w:r>
-        <w:rPr>
-          <w:rFonts w:eastAsia="Calibri"/>
-          <w:sz w:val="24"/>
-          <w:szCs w:val="24"/>
-        </w:rPr>
-        <w:t>Permutation importance was computed as a model-agnostic cross-check against the SHAP rankings, partly because SHAP values are known to behave slightly oddly when features are correlated with one another. LIME was applied selectively, to a handful of client predictions sitting close to the decision threshold, since these borderline cases are the ones most worth a second, independent explanation method.</w:t>
-      </w:r>
-    </w:p>
-    <w:p>
-      <w:pPr>
-        <w:pBdr>
-          <w:top w:val="single" w:sz="6" w:space="0" w:color="9C2B2B"/>
-          <w:left w:val="single" w:sz="6" w:space="0" w:color="9C2B2B"/>
-          <w:bottom w:val="single" w:sz="6" w:space="0" w:color="9C2B2B"/>
-          <w:right w:val="single" w:sz="6" w:space="0" w:color="9C2B2B"/>
-        </w:pBdr>
-        <w:shd w:val="clear" w:color="auto" w:fill="FBEAEA"/>
-        <w:spacing w:before="150" w:after="250" w:line="360" w:lineRule="auto"/>
-        <w:jc w:val="both"/>
-      </w:pPr>
-      <w:r>
-        <w:rPr>
-          <w:rFonts w:eastAsia="Calibri"/>
-          <w:b/>
-          <w:bCs/>
+        <w:t>report</w:t>
+      </w:r>
+      <w:proofErr w:type="spellEnd"/>
+      <w:r>
+        <w:rPr>
+          <w:rFonts w:eastAsia="Calibri"/>
           <w:i/>
           <w:iCs/>
           <w:sz w:val="22"/>
           <w:szCs w:val="22"/>
         </w:rPr>
-        <w:t xml:space="preserve">[OUTPUT] </w:t>
-      </w:r>
+        <w:t>(</w:t>
+      </w:r>
+      <w:proofErr w:type="gramEnd"/>
       <w:r>
         <w:rPr>
           <w:rFonts w:eastAsia="Calibri"/>
@@ -5141,7 +7129,25 @@
           <w:sz w:val="22"/>
           <w:szCs w:val="22"/>
         </w:rPr>
-        <w:t>Insert your LIME explanation output for 3-5 borderline clients here.</w:t>
+        <w:t>)) here, or a screenshot of the scheduled drift-check task in Databricks Workflows.</w:t>
+      </w:r>
+    </w:p>
+    <w:p>
+      <w:pPr>
+        <w:spacing w:after="200" w:line="360" w:lineRule="auto"/>
+        <w:jc w:val="both"/>
+        <w:rPr>
+          <w:sz w:val="22"/>
+          <w:szCs w:val="22"/>
+        </w:rPr>
+      </w:pPr>
+      <w:r>
+        <w:rPr>
+          <w:rFonts w:eastAsia="Calibri"/>
+          <w:sz w:val="24"/>
+          <w:szCs w:val="24"/>
+        </w:rPr>
+        <w:t>Automated retraining reruns the full pipeline, from ingestion through to model registration, either on a fixed schedule or when a drift alert fires, and only reassigns the champion alias once the new model clears the same performance gate used during the original registration. This closes the loop from monitoring back to retraining and redeployment without needing manual intervention for the routine case, while still keeping a human in the loop for anything unusual through the CD approval step described above.</w:t>
       </w:r>
     </w:p>
     <w:p>
@@ -5150,451 +7156,38 @@
         <w:spacing w:before="300" w:after="150" w:line="360" w:lineRule="auto"/>
         <w:jc w:val="both"/>
         <w:rPr>
+          <w:b/>
+          <w:bCs/>
           <w:color w:val="auto"/>
         </w:rPr>
       </w:pPr>
       <w:r>
         <w:rPr>
           <w:rFonts w:eastAsia="Calibri"/>
+          <w:b/>
+          <w:bCs/>
           <w:color w:val="auto"/>
         </w:rPr>
-        <w:t xml:space="preserve">5.2 Feature Influence and Decision </w:t>
-      </w:r>
-      <w:proofErr w:type="spellStart"/>
-      <w:r>
-        <w:rPr>
-          <w:rFonts w:eastAsia="Calibri"/>
-          <w:color w:val="auto"/>
-        </w:rPr>
-        <w:t>Behaviour</w:t>
-      </w:r>
-      <w:proofErr w:type="spellEnd"/>
-    </w:p>
-    <w:p>
-      <w:pPr>
-        <w:spacing w:after="200" w:line="360" w:lineRule="auto"/>
-        <w:jc w:val="both"/>
-        <w:rPr>
-          <w:sz w:val="22"/>
-          <w:szCs w:val="22"/>
-        </w:rPr>
-      </w:pPr>
-      <w:r>
-        <w:rPr>
-          <w:rFonts w:eastAsia="Calibri"/>
-          <w:b/>
-          <w:bCs/>
-          <w:sz w:val="22"/>
-          <w:szCs w:val="22"/>
-        </w:rPr>
-        <w:t>[</w:t>
-      </w:r>
-      <w:proofErr w:type="spellStart"/>
-      <w:r>
-        <w:rPr>
-          <w:rFonts w:eastAsia="Calibri"/>
-          <w:b/>
-          <w:bCs/>
-          <w:sz w:val="22"/>
-          <w:szCs w:val="22"/>
-        </w:rPr>
-        <w:t>Summarise</w:t>
-      </w:r>
-      <w:proofErr w:type="spellEnd"/>
-      <w:r>
-        <w:rPr>
-          <w:rFonts w:eastAsia="Calibri"/>
-          <w:b/>
-          <w:bCs/>
-          <w:sz w:val="22"/>
-          <w:szCs w:val="22"/>
-        </w:rPr>
-        <w:t xml:space="preserve"> here, once you have the actual SHAP output, which features dominate the ranking — based on the EDA and feature engineering in Section 2, </w:t>
-      </w:r>
-      <w:proofErr w:type="spellStart"/>
-      <w:r>
-        <w:rPr>
-          <w:rFonts w:eastAsia="Calibri"/>
-          <w:b/>
-          <w:bCs/>
-          <w:sz w:val="22"/>
-          <w:szCs w:val="22"/>
-        </w:rPr>
-        <w:t>poutcome</w:t>
-      </w:r>
-      <w:proofErr w:type="spellEnd"/>
-      <w:r>
-        <w:rPr>
-          <w:rFonts w:eastAsia="Calibri"/>
-          <w:b/>
-          <w:bCs/>
-          <w:sz w:val="22"/>
-          <w:szCs w:val="22"/>
-        </w:rPr>
-        <w:t xml:space="preserve">, </w:t>
-      </w:r>
-      <w:proofErr w:type="spellStart"/>
-      <w:r>
-        <w:rPr>
-          <w:rFonts w:eastAsia="Calibri"/>
-          <w:b/>
-          <w:bCs/>
-          <w:sz w:val="22"/>
-          <w:szCs w:val="22"/>
-        </w:rPr>
-        <w:t>contact_recency_score</w:t>
-      </w:r>
-      <w:proofErr w:type="spellEnd"/>
-      <w:r>
-        <w:rPr>
-          <w:rFonts w:eastAsia="Calibri"/>
-          <w:b/>
-          <w:bCs/>
-          <w:sz w:val="22"/>
-          <w:szCs w:val="22"/>
-        </w:rPr>
-        <w:t xml:space="preserve"> and </w:t>
-      </w:r>
-      <w:proofErr w:type="spellStart"/>
-      <w:r>
-        <w:rPr>
-          <w:rFonts w:eastAsia="Calibri"/>
-          <w:b/>
-          <w:bCs/>
-          <w:sz w:val="22"/>
-          <w:szCs w:val="22"/>
-        </w:rPr>
-        <w:t>seasonal_conversion_prior</w:t>
-      </w:r>
-      <w:proofErr w:type="spellEnd"/>
-      <w:r>
-        <w:rPr>
-          <w:rFonts w:eastAsia="Calibri"/>
-          <w:b/>
-          <w:bCs/>
-          <w:sz w:val="22"/>
-          <w:szCs w:val="22"/>
-        </w:rPr>
-        <w:t xml:space="preserve"> </w:t>
-      </w:r>
-      <w:proofErr w:type="gramStart"/>
-      <w:r>
-        <w:rPr>
-          <w:rFonts w:eastAsia="Calibri"/>
-          <w:b/>
-          <w:bCs/>
-          <w:sz w:val="22"/>
-          <w:szCs w:val="22"/>
-        </w:rPr>
-        <w:t>are</w:t>
-      </w:r>
-      <w:proofErr w:type="gramEnd"/>
-      <w:r>
-        <w:rPr>
-          <w:rFonts w:eastAsia="Calibri"/>
-          <w:b/>
-          <w:bCs/>
-          <w:sz w:val="22"/>
-          <w:szCs w:val="22"/>
-        </w:rPr>
-        <w:t xml:space="preserve"> expected to rank highly, but confirm this against your actual results rather than assuming it.]</w:t>
-      </w:r>
-      <w:r>
-        <w:rPr>
-          <w:rFonts w:eastAsia="Calibri"/>
-          <w:sz w:val="22"/>
-          <w:szCs w:val="22"/>
-        </w:rPr>
-        <w:t xml:space="preserve"> </w:t>
-      </w:r>
-      <w:r>
-        <w:rPr>
-          <w:rFonts w:eastAsia="Calibri"/>
-          <w:sz w:val="24"/>
-          <w:szCs w:val="24"/>
-        </w:rPr>
-        <w:t xml:space="preserve">This would be consistent with the pattern identified during the literature review, where </w:t>
-      </w:r>
-      <w:proofErr w:type="spellStart"/>
-      <w:r>
-        <w:rPr>
-          <w:rFonts w:eastAsia="Calibri"/>
-          <w:sz w:val="24"/>
-          <w:szCs w:val="24"/>
-        </w:rPr>
-        <w:t>Xie</w:t>
-      </w:r>
-      <w:proofErr w:type="spellEnd"/>
-      <w:r>
-        <w:rPr>
-          <w:rFonts w:eastAsia="Calibri"/>
-          <w:sz w:val="24"/>
-          <w:szCs w:val="24"/>
-        </w:rPr>
-        <w:t xml:space="preserve"> et al. (2023) found that call timing and prior campaign outcome were the strongest predictors of telemarketing success, suggesting that a client's relationship history with the bank and the timing of the contact matter more than static demographic details on their own.</w:t>
-      </w:r>
-    </w:p>
-    <w:p>
-      <w:pPr>
-        <w:pStyle w:val="Heading2"/>
-        <w:spacing w:before="300" w:after="150" w:line="360" w:lineRule="auto"/>
-        <w:jc w:val="both"/>
-        <w:rPr>
-          <w:b/>
-          <w:bCs/>
-          <w:color w:val="auto"/>
-        </w:rPr>
-      </w:pPr>
-      <w:r>
-        <w:rPr>
-          <w:rFonts w:eastAsia="Calibri"/>
-          <w:b/>
-          <w:bCs/>
-          <w:color w:val="auto"/>
-        </w:rPr>
         <w:lastRenderedPageBreak/>
-        <w:t>5.3 Fairness, Bias and Privacy</w:t>
-      </w:r>
-    </w:p>
-    <w:p>
-      <w:pPr>
-        <w:spacing w:after="200" w:line="360" w:lineRule="auto"/>
-        <w:jc w:val="both"/>
-        <w:rPr>
-          <w:b/>
-          <w:bCs/>
-        </w:rPr>
-      </w:pPr>
-      <w:r>
-        <w:rPr>
-          <w:rFonts w:eastAsia="Calibri"/>
-          <w:b/>
-          <w:bCs/>
-          <w:sz w:val="22"/>
-          <w:szCs w:val="22"/>
-        </w:rPr>
-        <w:t xml:space="preserve">[State your actual finding here: either that no subgroup fell outside a reasonable tolerance band, or name the subgroup that did and describe the mitigation you'd apply, </w:t>
-      </w:r>
-      <w:proofErr w:type="gramStart"/>
-      <w:r>
-        <w:rPr>
-          <w:rFonts w:eastAsia="Calibri"/>
-          <w:b/>
-          <w:bCs/>
-          <w:sz w:val="22"/>
-          <w:szCs w:val="22"/>
-        </w:rPr>
-        <w:t>e.g.</w:t>
-      </w:r>
-      <w:proofErr w:type="gramEnd"/>
-      <w:r>
-        <w:rPr>
-          <w:rFonts w:eastAsia="Calibri"/>
-          <w:b/>
-          <w:bCs/>
-          <w:sz w:val="22"/>
-          <w:szCs w:val="22"/>
-        </w:rPr>
-        <w:t xml:space="preserve"> a per-segment threshold adjustment.]</w:t>
-      </w:r>
-    </w:p>
-    <w:p>
-      <w:pPr>
-        <w:pBdr>
-          <w:top w:val="single" w:sz="6" w:space="0" w:color="9C2B2B"/>
-          <w:left w:val="single" w:sz="6" w:space="0" w:color="9C2B2B"/>
-          <w:bottom w:val="single" w:sz="6" w:space="0" w:color="9C2B2B"/>
-          <w:right w:val="single" w:sz="6" w:space="0" w:color="9C2B2B"/>
-        </w:pBdr>
-        <w:shd w:val="clear" w:color="auto" w:fill="FBEAEA"/>
-        <w:spacing w:before="150" w:after="250" w:line="360" w:lineRule="auto"/>
-        <w:jc w:val="both"/>
-      </w:pPr>
-      <w:r>
-        <w:rPr>
-          <w:rFonts w:eastAsia="Calibri"/>
-          <w:b/>
-          <w:bCs/>
-          <w:i/>
-          <w:iCs/>
-          <w:sz w:val="22"/>
-          <w:szCs w:val="22"/>
-        </w:rPr>
-        <w:t xml:space="preserve">[TABLE] </w:t>
-      </w:r>
-      <w:r>
-        <w:rPr>
-          <w:rFonts w:eastAsia="Calibri"/>
-          <w:i/>
-          <w:iCs/>
-          <w:sz w:val="22"/>
-          <w:szCs w:val="22"/>
-        </w:rPr>
-        <w:t xml:space="preserve">Insert your </w:t>
-      </w:r>
-      <w:proofErr w:type="spellStart"/>
-      <w:r>
-        <w:rPr>
-          <w:rFonts w:eastAsia="Calibri"/>
-          <w:i/>
-          <w:iCs/>
-          <w:sz w:val="22"/>
-          <w:szCs w:val="22"/>
-        </w:rPr>
-        <w:t>flag_disparate_</w:t>
-      </w:r>
-      <w:proofErr w:type="gramStart"/>
-      <w:r>
-        <w:rPr>
-          <w:rFonts w:eastAsia="Calibri"/>
-          <w:i/>
-          <w:iCs/>
-          <w:sz w:val="22"/>
-          <w:szCs w:val="22"/>
-        </w:rPr>
-        <w:t>subgroups</w:t>
-      </w:r>
-      <w:proofErr w:type="spellEnd"/>
-      <w:r>
-        <w:rPr>
-          <w:rFonts w:eastAsia="Calibri"/>
-          <w:i/>
-          <w:iCs/>
-          <w:sz w:val="22"/>
-          <w:szCs w:val="22"/>
-        </w:rPr>
-        <w:t>(</w:t>
-      </w:r>
-      <w:proofErr w:type="gramEnd"/>
-      <w:r>
-        <w:rPr>
-          <w:rFonts w:eastAsia="Calibri"/>
-          <w:i/>
-          <w:iCs/>
-          <w:sz w:val="22"/>
-          <w:szCs w:val="22"/>
-        </w:rPr>
-        <w:t>) output here, if any subgroups were flagged.</w:t>
-      </w:r>
-    </w:p>
-    <w:p>
-      <w:pPr>
-        <w:spacing w:after="200" w:line="360" w:lineRule="auto"/>
-        <w:jc w:val="both"/>
-        <w:rPr>
-          <w:sz w:val="22"/>
-          <w:szCs w:val="22"/>
-        </w:rPr>
-      </w:pPr>
-      <w:r>
-        <w:rPr>
-          <w:rFonts w:eastAsia="Calibri"/>
-          <w:sz w:val="24"/>
-          <w:szCs w:val="24"/>
-        </w:rPr>
-        <w:t>Job and education in particular can act as rough proxies for socioeconomic circumstances and, indirectly, for characteristics a bank would not want to discriminate on. Both were retained in the model for their genuine predictive value, but their SHAP contributions were monitored specifically for signs of acting as a proxy rather than a legitimate predictor in their own right.</w:t>
-      </w:r>
-    </w:p>
-    <w:p>
-      <w:pPr>
-        <w:spacing w:after="200" w:line="360" w:lineRule="auto"/>
-        <w:jc w:val="both"/>
-        <w:rPr>
-          <w:sz w:val="22"/>
-          <w:szCs w:val="22"/>
-        </w:rPr>
-      </w:pPr>
-      <w:r>
-        <w:rPr>
-          <w:rFonts w:eastAsia="Calibri"/>
-          <w:sz w:val="24"/>
-          <w:szCs w:val="24"/>
-        </w:rPr>
-        <w:t xml:space="preserve">The dataset itself is already </w:t>
-      </w:r>
-      <w:r>
-        <w:rPr>
-          <w:rFonts w:eastAsia="Calibri"/>
-          <w:sz w:val="24"/>
-          <w:szCs w:val="24"/>
-        </w:rPr>
-        <w:t>anonymized</w:t>
-      </w:r>
-      <w:r>
-        <w:rPr>
-          <w:rFonts w:eastAsia="Calibri"/>
-          <w:sz w:val="24"/>
-          <w:szCs w:val="24"/>
-        </w:rPr>
-        <w:t xml:space="preserve">, with no directly identifying client information included. In an actual deployment, client data of this kind would fall under data protection obligations broadly similar to GDPR, and, in the Sri Lankan context specifically, the Personal Data Protection Act, meaning the bank would need a clear lawful basis for using client data in this way, and would need to apply the principles of data </w:t>
-      </w:r>
-      <w:r>
-        <w:rPr>
-          <w:rFonts w:eastAsia="Calibri"/>
-          <w:sz w:val="24"/>
-          <w:szCs w:val="24"/>
-        </w:rPr>
-        <w:t>minimization</w:t>
-      </w:r>
-      <w:r>
-        <w:rPr>
-          <w:rFonts w:eastAsia="Calibri"/>
-          <w:sz w:val="24"/>
-          <w:szCs w:val="24"/>
-        </w:rPr>
-        <w:t xml:space="preserve"> and purpose limitation rather than retaining or reusing the data more broadly than necessary.</w:t>
-      </w:r>
-    </w:p>
-    <w:p>
-      <w:pPr>
-        <w:spacing w:after="200" w:line="360" w:lineRule="auto"/>
-        <w:jc w:val="both"/>
-        <w:rPr>
-          <w:sz w:val="22"/>
-          <w:szCs w:val="22"/>
-        </w:rPr>
-      </w:pPr>
-      <w:r>
-        <w:rPr>
-          <w:rFonts w:eastAsia="Calibri"/>
-          <w:sz w:val="24"/>
-          <w:szCs w:val="24"/>
-        </w:rPr>
-        <w:t xml:space="preserve">Finally, on the ethical use of the model itself: this kind of scoring system is best used to support a human decision about who to contact, not to fully automate it. Repeatedly contacting the </w:t>
-      </w:r>
-      <w:proofErr w:type="gramStart"/>
-      <w:r>
-        <w:rPr>
-          <w:rFonts w:eastAsia="Calibri"/>
-          <w:sz w:val="24"/>
-          <w:szCs w:val="24"/>
-        </w:rPr>
-        <w:t>clients</w:t>
-      </w:r>
-      <w:proofErr w:type="gramEnd"/>
-      <w:r>
-        <w:rPr>
-          <w:rFonts w:eastAsia="Calibri"/>
-          <w:sz w:val="24"/>
-          <w:szCs w:val="24"/>
-        </w:rPr>
-        <w:t xml:space="preserve"> the model scores most highly, without any cap, risks tipping over into a form of pressure selling of a financial product, which is a separate concern from the model's statistical accuracy. For that reason, contact frequency should ultimately be capped by policy, with the model's output used to </w:t>
-      </w:r>
-      <w:r>
-        <w:rPr>
-          <w:rFonts w:eastAsia="Calibri"/>
-          <w:sz w:val="24"/>
-          <w:szCs w:val="24"/>
-        </w:rPr>
-        <w:t>prioritize</w:t>
-      </w:r>
-      <w:r>
-        <w:rPr>
-          <w:rFonts w:eastAsia="Calibri"/>
-          <w:sz w:val="24"/>
-          <w:szCs w:val="24"/>
-        </w:rPr>
-        <w:t xml:space="preserve"> within that policy rather than override it.</w:t>
+        <w:t>6.6 Deployment Justification</w:t>
+      </w:r>
+    </w:p>
+    <w:p>
+      <w:pPr>
+        <w:spacing w:after="200" w:line="360" w:lineRule="auto"/>
+        <w:jc w:val="both"/>
+        <w:rPr>
+          <w:sz w:val="22"/>
+          <w:szCs w:val="22"/>
+        </w:rPr>
+      </w:pPr>
+      <w:r>
+        <w:rPr>
+          <w:rFonts w:eastAsia="Calibri"/>
+          <w:sz w:val="24"/>
+          <w:szCs w:val="24"/>
+        </w:rPr>
+        <w:t>This architecture is justified on a few grounds. Running Databricks inside Azure keeps storage, governance, compute, tracking and serving inside a single environment rather than several loosely connected tools. Separating real-time serving from the scheduled batch job matches the genuinely different latency and cost requirements of the two use cases. The GitHub branching model and the CI/CD pipeline, with its automated performance gate and manual production approval, together prevent a weaker or unreviewed model from silently reaching production, which matters in a regulated financial context. And drift-triggered retraining keeps the model aligned with a customer base and macroeconomic backdrop that will keep changing after the model is first deployed, which is exactly the kind of non-stationarity the EDA and literature review both pointed to as a genuine feature of this problem, rather than an edge case.</w:t>
       </w:r>
     </w:p>
     <w:p>
@@ -5615,83 +7208,108 @@
           <w:bCs/>
           <w:color w:val="auto"/>
         </w:rPr>
-        <w:t xml:space="preserve">6. Cloud Deployment and </w:t>
+        <w:t>References</w:t>
+      </w:r>
+    </w:p>
+    <w:p>
+      <w:pPr>
+        <w:spacing w:after="200" w:line="360" w:lineRule="auto"/>
+        <w:jc w:val="both"/>
+        <w:rPr>
+          <w:sz w:val="22"/>
+          <w:szCs w:val="22"/>
+        </w:rPr>
+      </w:pPr>
+      <w:r>
+        <w:rPr>
+          <w:rFonts w:eastAsia="Calibri"/>
+          <w:sz w:val="24"/>
+          <w:szCs w:val="24"/>
+        </w:rPr>
+        <w:t xml:space="preserve">Alexandra, J. and </w:t>
       </w:r>
       <w:proofErr w:type="spellStart"/>
       <w:r>
         <w:rPr>
           <w:rFonts w:eastAsia="Calibri"/>
-          <w:b/>
-          <w:bCs/>
-          <w:color w:val="auto"/>
-        </w:rPr>
-        <w:t>MLOps</w:t>
+          <w:sz w:val="24"/>
+          <w:szCs w:val="24"/>
+        </w:rPr>
+        <w:t>Sinaga</w:t>
       </w:r>
       <w:proofErr w:type="spellEnd"/>
       <w:r>
         <w:rPr>
           <w:rFonts w:eastAsia="Calibri"/>
-          <w:b/>
-          <w:bCs/>
-          <w:color w:val="auto"/>
-        </w:rPr>
-        <w:t xml:space="preserve"> Strategy</w:t>
-      </w:r>
-    </w:p>
-    <w:p>
-      <w:pPr>
-        <w:pStyle w:val="Heading2"/>
-        <w:spacing w:before="300" w:after="150" w:line="360" w:lineRule="auto"/>
-        <w:jc w:val="both"/>
-        <w:rPr>
-          <w:b/>
-          <w:bCs/>
-          <w:color w:val="auto"/>
-        </w:rPr>
-      </w:pPr>
-      <w:r>
-        <w:rPr>
-          <w:rFonts w:eastAsia="Calibri"/>
-          <w:b/>
-          <w:bCs/>
-          <w:color w:val="auto"/>
-        </w:rPr>
-        <w:t>6.1 Cloud Deployment Architecture</w:t>
-      </w:r>
-    </w:p>
-    <w:p>
-      <w:pPr>
-        <w:spacing w:after="200" w:line="360" w:lineRule="auto"/>
-        <w:jc w:val="both"/>
-        <w:rPr>
-          <w:sz w:val="22"/>
-          <w:szCs w:val="22"/>
-        </w:rPr>
-      </w:pPr>
-      <w:r>
-        <w:rPr>
-          <w:rFonts w:eastAsia="Calibri"/>
-          <w:sz w:val="24"/>
-          <w:szCs w:val="24"/>
-        </w:rPr>
-        <w:t>The deployment architecture combines Azure and Azure Databricks, which sits inside the same Azure subscription rather than being a separate platform. Azure provides the underlying storage, networking</w:t>
-      </w:r>
-      <w:r>
-        <w:rPr>
-          <w:rFonts w:eastAsia="Calibri"/>
-          <w:sz w:val="24"/>
-          <w:szCs w:val="24"/>
-        </w:rPr>
-        <w:t>,</w:t>
-      </w:r>
-      <w:r>
-        <w:rPr>
-          <w:rFonts w:eastAsia="Calibri"/>
-          <w:sz w:val="24"/>
-          <w:szCs w:val="24"/>
-        </w:rPr>
-        <w:t xml:space="preserve"> and security layer, while Databricks handles compute, the Delta Lake tables, </w:t>
-      </w:r>
+          <w:sz w:val="24"/>
+          <w:szCs w:val="24"/>
+        </w:rPr>
+        <w:t>, K.P. (2021) 'Machine learning approaches for marketing campaign in Portuguese banks', ICORIS Proceedings.</w:t>
+      </w:r>
+    </w:p>
+    <w:p>
+      <w:pPr>
+        <w:spacing w:after="200" w:line="360" w:lineRule="auto"/>
+        <w:jc w:val="both"/>
+        <w:rPr>
+          <w:sz w:val="22"/>
+          <w:szCs w:val="22"/>
+        </w:rPr>
+      </w:pPr>
+      <w:r>
+        <w:rPr>
+          <w:rFonts w:eastAsia="Calibri"/>
+          <w:sz w:val="24"/>
+          <w:szCs w:val="24"/>
+        </w:rPr>
+        <w:t>Chen, Y., Zhan, Z. and Wang, X. (2024) 'A survey of imbalanced learning methods', Artificial Intelligence Review.</w:t>
+      </w:r>
+    </w:p>
+    <w:p>
+      <w:pPr>
+        <w:spacing w:after="200" w:line="360" w:lineRule="auto"/>
+        <w:jc w:val="both"/>
+        <w:rPr>
+          <w:sz w:val="22"/>
+          <w:szCs w:val="22"/>
+        </w:rPr>
+      </w:pPr>
+      <w:r>
+        <w:rPr>
+          <w:rFonts w:eastAsia="Calibri"/>
+          <w:sz w:val="24"/>
+          <w:szCs w:val="24"/>
+        </w:rPr>
+        <w:t>Findings from the Bank Marketing Dataset: Using Machine Learning to Forecast Term Deposit Subscriptions (2024/2025) ResearchGate.</w:t>
+      </w:r>
+    </w:p>
+    <w:p>
+      <w:pPr>
+        <w:spacing w:after="200" w:line="360" w:lineRule="auto"/>
+        <w:jc w:val="both"/>
+        <w:rPr>
+          <w:sz w:val="22"/>
+          <w:szCs w:val="22"/>
+        </w:rPr>
+      </w:pPr>
+      <w:r>
+        <w:rPr>
+          <w:rFonts w:eastAsia="Calibri"/>
+          <w:sz w:val="24"/>
+          <w:szCs w:val="24"/>
+        </w:rPr>
+        <w:t>Jiang, E., Wang, Z. and Zhao, J. (2022) 'Prediction of term deposit in bank: using logistic model', BCP Business &amp; Management, 34, pp. 607-614.</w:t>
+      </w:r>
+    </w:p>
+    <w:p>
+      <w:pPr>
+        <w:spacing w:after="200" w:line="360" w:lineRule="auto"/>
+        <w:jc w:val="both"/>
+        <w:rPr>
+          <w:sz w:val="22"/>
+          <w:szCs w:val="22"/>
+        </w:rPr>
+      </w:pPr>
       <w:proofErr w:type="spellStart"/>
       <w:r>
         <w:rPr>
@@ -5699,7 +7317,7 @@
           <w:sz w:val="24"/>
           <w:szCs w:val="24"/>
         </w:rPr>
-        <w:t>MLflow</w:t>
+        <w:t>Setiyani</w:t>
       </w:r>
       <w:proofErr w:type="spellEnd"/>
       <w:r>
@@ -5708,23 +7326,7 @@
           <w:sz w:val="24"/>
           <w:szCs w:val="24"/>
         </w:rPr>
-        <w:t xml:space="preserve"> experiment tracking, the model registry</w:t>
-      </w:r>
-      <w:r>
-        <w:rPr>
-          <w:rFonts w:eastAsia="Calibri"/>
-          <w:sz w:val="24"/>
-          <w:szCs w:val="24"/>
-        </w:rPr>
-        <w:t>,</w:t>
-      </w:r>
-      <w:r>
-        <w:rPr>
-          <w:rFonts w:eastAsia="Calibri"/>
-          <w:sz w:val="24"/>
-          <w:szCs w:val="24"/>
-        </w:rPr>
-        <w:t xml:space="preserve"> and model serving. This reflects the </w:t>
+        <w:t xml:space="preserve">, L., </w:t>
       </w:r>
       <w:proofErr w:type="spellStart"/>
       <w:r>
@@ -5733,7 +7335,7 @@
           <w:sz w:val="24"/>
           <w:szCs w:val="24"/>
         </w:rPr>
-        <w:t>lakehouse</w:t>
+        <w:t>Indahsari</w:t>
       </w:r>
       <w:proofErr w:type="spellEnd"/>
       <w:r>
@@ -5742,7 +7344,7 @@
           <w:sz w:val="24"/>
           <w:szCs w:val="24"/>
         </w:rPr>
-        <w:t xml:space="preserve"> pattern covered in the </w:t>
+        <w:t xml:space="preserve">, A., Rosalina and </w:t>
       </w:r>
       <w:proofErr w:type="spellStart"/>
       <w:r>
@@ -5751,7 +7353,7 @@
           <w:sz w:val="24"/>
           <w:szCs w:val="24"/>
         </w:rPr>
-        <w:t>MLOps</w:t>
+        <w:t>Wansen</w:t>
       </w:r>
       <w:proofErr w:type="spellEnd"/>
       <w:r>
@@ -5760,8 +7362,101 @@
           <w:sz w:val="24"/>
           <w:szCs w:val="24"/>
         </w:rPr>
-        <w:t xml:space="preserve"> module and lets the whole pipeline, from raw data </w:t>
-      </w:r>
+        <w:t>, T. (2022) 'Finding the best techniques for predicting term deposit subscriptions (case study UCI Machine Learning dataset)', IEEE Conference Proceedings.</w:t>
+      </w:r>
+    </w:p>
+    <w:p>
+      <w:pPr>
+        <w:spacing w:after="200" w:line="360" w:lineRule="auto"/>
+        <w:jc w:val="both"/>
+        <w:rPr>
+          <w:sz w:val="22"/>
+          <w:szCs w:val="22"/>
+        </w:rPr>
+      </w:pPr>
+      <w:r>
+        <w:rPr>
+          <w:rFonts w:eastAsia="Calibri"/>
+          <w:sz w:val="24"/>
+          <w:szCs w:val="24"/>
+        </w:rPr>
+        <w:t xml:space="preserve">Tanvir, M.F., Hossain, M. and </w:t>
+      </w:r>
+      <w:proofErr w:type="spellStart"/>
+      <w:r>
+        <w:rPr>
+          <w:rFonts w:eastAsia="Calibri"/>
+          <w:sz w:val="24"/>
+          <w:szCs w:val="24"/>
+        </w:rPr>
+        <w:t>Asifuzzaman</w:t>
+      </w:r>
+      <w:proofErr w:type="spellEnd"/>
+      <w:r>
+        <w:rPr>
+          <w:rFonts w:eastAsia="Calibri"/>
+          <w:sz w:val="24"/>
+          <w:szCs w:val="24"/>
+        </w:rPr>
+        <w:t>, J. (2024) 'Bayesian regression for predicting subscription to bank term deposits in direct marketing campaigns', arXiv:2410.21539.</w:t>
+      </w:r>
+    </w:p>
+    <w:p>
+      <w:pPr>
+        <w:spacing w:after="200" w:line="360" w:lineRule="auto"/>
+        <w:jc w:val="both"/>
+        <w:rPr>
+          <w:sz w:val="22"/>
+          <w:szCs w:val="22"/>
+        </w:rPr>
+      </w:pPr>
+      <w:proofErr w:type="spellStart"/>
+      <w:r>
+        <w:rPr>
+          <w:rFonts w:eastAsia="Calibri"/>
+          <w:sz w:val="24"/>
+          <w:szCs w:val="24"/>
+        </w:rPr>
+        <w:t>Xie</w:t>
+      </w:r>
+      <w:proofErr w:type="spellEnd"/>
+      <w:r>
+        <w:rPr>
+          <w:rFonts w:eastAsia="Calibri"/>
+          <w:sz w:val="24"/>
+          <w:szCs w:val="24"/>
+        </w:rPr>
+        <w:t xml:space="preserve">, X., Zhang, X., Zhu, Y., </w:t>
+      </w:r>
+      <w:proofErr w:type="spellStart"/>
+      <w:r>
+        <w:rPr>
+          <w:rFonts w:eastAsia="Calibri"/>
+          <w:sz w:val="24"/>
+          <w:szCs w:val="24"/>
+        </w:rPr>
+        <w:t>Xiong</w:t>
+      </w:r>
+      <w:proofErr w:type="spellEnd"/>
+      <w:r>
+        <w:rPr>
+          <w:rFonts w:eastAsia="Calibri"/>
+          <w:sz w:val="24"/>
+          <w:szCs w:val="24"/>
+        </w:rPr>
+        <w:t>, Z. and Wang, L. (2023) 'Prediction and interpretability analysis of bank telemarketing success using machine learning', Computers &amp; Industrial Engineering.</w:t>
+      </w:r>
+    </w:p>
+    <w:p>
+      <w:pPr>
+        <w:spacing w:after="200" w:line="360" w:lineRule="auto"/>
+        <w:jc w:val="both"/>
+        <w:rPr>
+          <w:sz w:val="22"/>
+          <w:szCs w:val="22"/>
+        </w:rPr>
+      </w:pPr>
+      <w:proofErr w:type="spellStart"/>
       <w:r>
         <w:rPr>
           <w:rFonts w:eastAsia="Calibri"/>
@@ -5769,1423 +7464,6 @@
           <w:szCs w:val="24"/>
         </w:rPr>
         <w:lastRenderedPageBreak/>
-        <w:t xml:space="preserve">through to a </w:t>
-      </w:r>
-      <w:proofErr w:type="spellStart"/>
-      <w:r>
-        <w:rPr>
-          <w:rFonts w:eastAsia="Calibri"/>
-          <w:sz w:val="24"/>
-          <w:szCs w:val="24"/>
-        </w:rPr>
-        <w:t>served</w:t>
-      </w:r>
-      <w:proofErr w:type="spellEnd"/>
-      <w:r>
-        <w:rPr>
-          <w:rFonts w:eastAsia="Calibri"/>
-          <w:sz w:val="24"/>
-          <w:szCs w:val="24"/>
-        </w:rPr>
-        <w:t xml:space="preserve"> model, live inside one coherent environment rather than several loosely connected services.</w:t>
-      </w:r>
-    </w:p>
-    <w:p>
-      <w:pPr>
-        <w:spacing w:after="200" w:line="360" w:lineRule="auto"/>
-        <w:jc w:val="both"/>
-        <w:rPr>
-          <w:sz w:val="22"/>
-          <w:szCs w:val="22"/>
-        </w:rPr>
-      </w:pPr>
-      <w:r>
-        <w:rPr>
-          <w:rFonts w:eastAsia="Calibri"/>
-          <w:sz w:val="24"/>
-          <w:szCs w:val="24"/>
-        </w:rPr>
-        <w:t xml:space="preserve">Raw data lands in an Azure Data Lake Storage Gen2 container, and is then </w:t>
-      </w:r>
-      <w:r>
-        <w:rPr>
-          <w:rFonts w:eastAsia="Calibri"/>
-          <w:sz w:val="24"/>
-          <w:szCs w:val="24"/>
-        </w:rPr>
-        <w:t>organized</w:t>
-      </w:r>
-      <w:r>
-        <w:rPr>
-          <w:rFonts w:eastAsia="Calibri"/>
-          <w:sz w:val="24"/>
-          <w:szCs w:val="24"/>
-        </w:rPr>
-        <w:t xml:space="preserve"> inside Databricks using a medallion architecture of </w:t>
-      </w:r>
-      <w:r>
-        <w:rPr>
-          <w:rFonts w:eastAsia="Calibri"/>
-          <w:sz w:val="24"/>
-          <w:szCs w:val="24"/>
-        </w:rPr>
-        <w:t>bronze, silver</w:t>
-      </w:r>
-      <w:r>
-        <w:rPr>
-          <w:rFonts w:eastAsia="Calibri"/>
-          <w:sz w:val="24"/>
-          <w:szCs w:val="24"/>
-        </w:rPr>
-        <w:t>,</w:t>
-      </w:r>
-      <w:r>
-        <w:rPr>
-          <w:rFonts w:eastAsia="Calibri"/>
-          <w:sz w:val="24"/>
-          <w:szCs w:val="24"/>
-        </w:rPr>
-        <w:t xml:space="preserve"> and gold delta</w:t>
-      </w:r>
-      <w:r>
-        <w:rPr>
-          <w:rFonts w:eastAsia="Calibri"/>
-          <w:sz w:val="24"/>
-          <w:szCs w:val="24"/>
-        </w:rPr>
-        <w:t xml:space="preserve"> tables, catalogued through Unity </w:t>
-      </w:r>
-      <w:r>
-        <w:rPr>
-          <w:rFonts w:eastAsia="Calibri"/>
-          <w:sz w:val="24"/>
-          <w:szCs w:val="24"/>
-        </w:rPr>
-        <w:t>Catalogue</w:t>
-      </w:r>
-      <w:r>
-        <w:rPr>
-          <w:rFonts w:eastAsia="Calibri"/>
-          <w:sz w:val="24"/>
-          <w:szCs w:val="24"/>
-        </w:rPr>
-        <w:t xml:space="preserve"> for governance and lineage. Bronze holds the data exactly as ingested; Silver holds the cleaned version described in Section 2.2; and Gold holds the fully feature-engineered table described in Section 2.3, registered additionally in the Databricks Feature Store so it can be reused consistently by both training and batch scoring.</w:t>
-      </w:r>
-    </w:p>
-    <w:p>
-      <w:pPr>
-        <w:pBdr>
-          <w:top w:val="single" w:sz="6" w:space="0" w:color="9C2B2B"/>
-          <w:left w:val="single" w:sz="6" w:space="0" w:color="9C2B2B"/>
-          <w:bottom w:val="single" w:sz="6" w:space="0" w:color="9C2B2B"/>
-          <w:right w:val="single" w:sz="6" w:space="0" w:color="9C2B2B"/>
-        </w:pBdr>
-        <w:shd w:val="clear" w:color="auto" w:fill="FBEAEA"/>
-        <w:spacing w:before="150" w:after="250" w:line="360" w:lineRule="auto"/>
-        <w:jc w:val="both"/>
-      </w:pPr>
-      <w:r>
-        <w:rPr>
-          <w:rFonts w:eastAsia="Calibri"/>
-          <w:b/>
-          <w:bCs/>
-          <w:i/>
-          <w:iCs/>
-          <w:sz w:val="22"/>
-          <w:szCs w:val="22"/>
-        </w:rPr>
-        <w:t xml:space="preserve">[DIAGRAM] </w:t>
-      </w:r>
-      <w:r>
-        <w:rPr>
-          <w:rFonts w:eastAsia="Calibri"/>
-          <w:i/>
-          <w:iCs/>
-          <w:sz w:val="22"/>
-          <w:szCs w:val="22"/>
-        </w:rPr>
-        <w:t xml:space="preserve">Insert your architecture diagram here (Bronze/Silver/Gold, Unity Catalog, </w:t>
-      </w:r>
-      <w:proofErr w:type="spellStart"/>
-      <w:r>
-        <w:rPr>
-          <w:rFonts w:eastAsia="Calibri"/>
-          <w:i/>
-          <w:iCs/>
-          <w:sz w:val="22"/>
-          <w:szCs w:val="22"/>
-        </w:rPr>
-        <w:t>MLflow</w:t>
-      </w:r>
-      <w:proofErr w:type="spellEnd"/>
-      <w:r>
-        <w:rPr>
-          <w:rFonts w:eastAsia="Calibri"/>
-          <w:i/>
-          <w:iCs/>
-          <w:sz w:val="22"/>
-          <w:szCs w:val="22"/>
-        </w:rPr>
-        <w:t>, Model Serving, Batch scoring, etc.).</w:t>
-      </w:r>
-    </w:p>
-    <w:p>
-      <w:pPr>
-        <w:pBdr>
-          <w:top w:val="single" w:sz="6" w:space="0" w:color="9C2B2B"/>
-          <w:left w:val="single" w:sz="6" w:space="0" w:color="9C2B2B"/>
-          <w:bottom w:val="single" w:sz="6" w:space="0" w:color="9C2B2B"/>
-          <w:right w:val="single" w:sz="6" w:space="0" w:color="9C2B2B"/>
-        </w:pBdr>
-        <w:shd w:val="clear" w:color="auto" w:fill="FBEAEA"/>
-        <w:spacing w:before="150" w:after="250" w:line="360" w:lineRule="auto"/>
-        <w:jc w:val="both"/>
-      </w:pPr>
-      <w:r>
-        <w:rPr>
-          <w:rFonts w:eastAsia="Calibri"/>
-          <w:b/>
-          <w:bCs/>
-          <w:i/>
-          <w:iCs/>
-          <w:sz w:val="22"/>
-          <w:szCs w:val="22"/>
-        </w:rPr>
-        <w:t xml:space="preserve">[SCREENSHOT] </w:t>
-      </w:r>
-      <w:r>
-        <w:rPr>
-          <w:rFonts w:eastAsia="Calibri"/>
-          <w:i/>
-          <w:iCs/>
-          <w:sz w:val="22"/>
-          <w:szCs w:val="22"/>
-        </w:rPr>
-        <w:t xml:space="preserve">Insert a screenshot of your Databricks Catalog view showing the </w:t>
-      </w:r>
-      <w:proofErr w:type="spellStart"/>
-      <w:r>
-        <w:rPr>
-          <w:rFonts w:eastAsia="Calibri"/>
-          <w:i/>
-          <w:iCs/>
-          <w:sz w:val="22"/>
-          <w:szCs w:val="22"/>
-        </w:rPr>
-        <w:t>bank_mlops</w:t>
-      </w:r>
-      <w:proofErr w:type="spellEnd"/>
-      <w:r>
-        <w:rPr>
-          <w:rFonts w:eastAsia="Calibri"/>
-          <w:i/>
-          <w:iCs/>
-          <w:sz w:val="22"/>
-          <w:szCs w:val="22"/>
-        </w:rPr>
-        <w:t xml:space="preserve"> catalog and its schemas here.</w:t>
-      </w:r>
-    </w:p>
-    <w:p>
-      <w:pPr>
-        <w:pStyle w:val="Heading2"/>
-        <w:spacing w:before="300" w:after="150" w:line="360" w:lineRule="auto"/>
-        <w:jc w:val="both"/>
-        <w:rPr>
-          <w:b/>
-          <w:bCs/>
-          <w:color w:val="auto"/>
-        </w:rPr>
-      </w:pPr>
-      <w:r>
-        <w:rPr>
-          <w:rFonts w:eastAsia="Calibri"/>
-          <w:b/>
-          <w:bCs/>
-          <w:color w:val="auto"/>
-        </w:rPr>
-        <w:t>6.2 Model Packaging, Training and Registration</w:t>
-      </w:r>
-    </w:p>
-    <w:p>
-      <w:pPr>
-        <w:spacing w:after="200" w:line="360" w:lineRule="auto"/>
-        <w:jc w:val="both"/>
-        <w:rPr>
-          <w:sz w:val="22"/>
-          <w:szCs w:val="22"/>
-        </w:rPr>
-      </w:pPr>
-      <w:r>
-        <w:rPr>
-          <w:rFonts w:eastAsia="Calibri"/>
-          <w:sz w:val="24"/>
-          <w:szCs w:val="24"/>
-        </w:rPr>
-        <w:t xml:space="preserve">Model training runs on Azure Databricks clusters, with </w:t>
-      </w:r>
-      <w:proofErr w:type="spellStart"/>
-      <w:r>
-        <w:rPr>
-          <w:rFonts w:eastAsia="Calibri"/>
-          <w:sz w:val="24"/>
-          <w:szCs w:val="24"/>
-        </w:rPr>
-        <w:t>MLflow's</w:t>
-      </w:r>
-      <w:proofErr w:type="spellEnd"/>
-      <w:r>
-        <w:rPr>
-          <w:rFonts w:eastAsia="Calibri"/>
-          <w:sz w:val="24"/>
-          <w:szCs w:val="24"/>
-        </w:rPr>
-        <w:t xml:space="preserve"> </w:t>
-      </w:r>
-      <w:proofErr w:type="spellStart"/>
-      <w:r>
-        <w:rPr>
-          <w:rFonts w:eastAsia="Calibri"/>
-          <w:sz w:val="24"/>
-          <w:szCs w:val="24"/>
-        </w:rPr>
-        <w:t>autologging</w:t>
-      </w:r>
-      <w:proofErr w:type="spellEnd"/>
-      <w:r>
-        <w:rPr>
-          <w:rFonts w:eastAsia="Calibri"/>
-          <w:sz w:val="24"/>
-          <w:szCs w:val="24"/>
-        </w:rPr>
-        <w:t xml:space="preserve"> capturing hyperparameters, metrics and the fitted model artefact for every run without any manual logging code. The best-performing model is registered to the Unity Catalog Model Registry and given a "champion" alias only once it clears an automated performance gate: its ROC-AUC must not fall below the current champion's ROC-AUC by more than a small tolerance. This gate is what prevents a weaker model from silently reaching production.</w:t>
-      </w:r>
-    </w:p>
-    <w:p>
-      <w:pPr>
-        <w:pBdr>
-          <w:top w:val="single" w:sz="6" w:space="0" w:color="9C2B2B"/>
-          <w:left w:val="single" w:sz="6" w:space="0" w:color="9C2B2B"/>
-          <w:bottom w:val="single" w:sz="6" w:space="0" w:color="9C2B2B"/>
-          <w:right w:val="single" w:sz="6" w:space="0" w:color="9C2B2B"/>
-        </w:pBdr>
-        <w:shd w:val="clear" w:color="auto" w:fill="FBEAEA"/>
-        <w:spacing w:before="150" w:after="250" w:line="360" w:lineRule="auto"/>
-        <w:jc w:val="both"/>
-      </w:pPr>
-      <w:r>
-        <w:rPr>
-          <w:rFonts w:eastAsia="Calibri"/>
-          <w:b/>
-          <w:bCs/>
-          <w:i/>
-          <w:iCs/>
-          <w:sz w:val="22"/>
-          <w:szCs w:val="22"/>
-        </w:rPr>
-        <w:t xml:space="preserve">[SCREENSHOT] </w:t>
-      </w:r>
-      <w:r>
-        <w:rPr>
-          <w:rFonts w:eastAsia="Calibri"/>
-          <w:i/>
-          <w:iCs/>
-          <w:sz w:val="22"/>
-          <w:szCs w:val="22"/>
-        </w:rPr>
-        <w:t>Insert a screenshot of your Databricks Experiments page showing logged runs for all models here.</w:t>
-      </w:r>
-    </w:p>
-    <w:p>
-      <w:pPr>
-        <w:pBdr>
-          <w:top w:val="single" w:sz="6" w:space="0" w:color="9C2B2B"/>
-          <w:left w:val="single" w:sz="6" w:space="0" w:color="9C2B2B"/>
-          <w:bottom w:val="single" w:sz="6" w:space="0" w:color="9C2B2B"/>
-          <w:right w:val="single" w:sz="6" w:space="0" w:color="9C2B2B"/>
-        </w:pBdr>
-        <w:shd w:val="clear" w:color="auto" w:fill="FBEAEA"/>
-        <w:spacing w:before="150" w:after="250" w:line="360" w:lineRule="auto"/>
-        <w:jc w:val="both"/>
-      </w:pPr>
-      <w:r>
-        <w:rPr>
-          <w:rFonts w:eastAsia="Calibri"/>
-          <w:b/>
-          <w:bCs/>
-          <w:i/>
-          <w:iCs/>
-          <w:sz w:val="22"/>
-          <w:szCs w:val="22"/>
-        </w:rPr>
-        <w:t xml:space="preserve">[SCREENSHOT] </w:t>
-      </w:r>
-      <w:r>
-        <w:rPr>
-          <w:rFonts w:eastAsia="Calibri"/>
-          <w:i/>
-          <w:iCs/>
-          <w:sz w:val="22"/>
-          <w:szCs w:val="22"/>
-        </w:rPr>
-        <w:t>Insert a screenshot of your registered model in the Unity Catalog Model Registry, showing the champion alias, here.</w:t>
-      </w:r>
-    </w:p>
-    <w:p>
-      <w:pPr>
-        <w:pStyle w:val="Heading2"/>
-        <w:spacing w:before="300" w:after="150" w:line="360" w:lineRule="auto"/>
-        <w:jc w:val="both"/>
-        <w:rPr>
-          <w:b/>
-          <w:bCs/>
-          <w:color w:val="auto"/>
-        </w:rPr>
-      </w:pPr>
-      <w:r>
-        <w:rPr>
-          <w:rFonts w:eastAsia="Calibri"/>
-          <w:b/>
-          <w:bCs/>
-          <w:color w:val="auto"/>
-        </w:rPr>
-        <w:t>6.3 Model Serving and API Development</w:t>
-      </w:r>
-    </w:p>
-    <w:p>
-      <w:pPr>
-        <w:spacing w:after="200" w:line="360" w:lineRule="auto"/>
-        <w:jc w:val="both"/>
-        <w:rPr>
-          <w:sz w:val="22"/>
-          <w:szCs w:val="22"/>
-        </w:rPr>
-      </w:pPr>
-      <w:r>
-        <w:rPr>
-          <w:rFonts w:eastAsia="Calibri"/>
-          <w:sz w:val="24"/>
-          <w:szCs w:val="24"/>
-        </w:rPr>
-        <w:t xml:space="preserve">Real-time inference uses Databricks Model Serving directly, which provisions an autoscaling REST endpoint from the registered model with no separate container build required. Alongside this, I also built a </w:t>
-      </w:r>
-      <w:proofErr w:type="spellStart"/>
-      <w:r>
-        <w:rPr>
-          <w:rFonts w:eastAsia="Calibri"/>
-          <w:sz w:val="24"/>
-          <w:szCs w:val="24"/>
-        </w:rPr>
-        <w:t>FastAPI</w:t>
-      </w:r>
-      <w:proofErr w:type="spellEnd"/>
-      <w:r>
-        <w:rPr>
-          <w:rFonts w:eastAsia="Calibri"/>
-          <w:sz w:val="24"/>
-          <w:szCs w:val="24"/>
-        </w:rPr>
-        <w:t xml:space="preserve"> application (</w:t>
-      </w:r>
-      <w:proofErr w:type="spellStart"/>
-      <w:r>
-        <w:rPr>
-          <w:rFonts w:eastAsia="Calibri"/>
-          <w:sz w:val="24"/>
-          <w:szCs w:val="24"/>
-        </w:rPr>
-        <w:t>src</w:t>
-      </w:r>
-      <w:proofErr w:type="spellEnd"/>
-      <w:r>
-        <w:rPr>
-          <w:rFonts w:eastAsia="Calibri"/>
-          <w:sz w:val="24"/>
-          <w:szCs w:val="24"/>
-        </w:rPr>
-        <w:t xml:space="preserve">/serving/api.py) as a secondary, optional serving path, mainly to demonstrate the </w:t>
-      </w:r>
-      <w:r>
-        <w:rPr>
-          <w:rFonts w:eastAsia="Calibri"/>
-          <w:sz w:val="24"/>
-          <w:szCs w:val="24"/>
-        </w:rPr>
-        <w:t>containerized</w:t>
-      </w:r>
-      <w:r>
-        <w:rPr>
-          <w:rFonts w:eastAsia="Calibri"/>
-          <w:sz w:val="24"/>
-          <w:szCs w:val="24"/>
-        </w:rPr>
-        <w:t xml:space="preserve">-API skill covered in the module and to provide a validation layer that could sit in front of Azure API Management if needed. This second path </w:t>
-      </w:r>
-      <w:r>
-        <w:rPr>
-          <w:rFonts w:eastAsia="Calibri"/>
-          <w:sz w:val="24"/>
-          <w:szCs w:val="24"/>
-        </w:rPr>
-        <w:lastRenderedPageBreak/>
-        <w:t>is not a duplicate of the primary one; Databricks Model Serving is the path actually intended for production use.</w:t>
-      </w:r>
-    </w:p>
-    <w:p>
-      <w:pPr>
-        <w:spacing w:after="200" w:line="360" w:lineRule="auto"/>
-        <w:jc w:val="both"/>
-        <w:rPr>
-          <w:sz w:val="22"/>
-          <w:szCs w:val="22"/>
-        </w:rPr>
-      </w:pPr>
-      <w:r>
-        <w:rPr>
-          <w:rFonts w:eastAsia="Calibri"/>
-          <w:sz w:val="24"/>
-          <w:szCs w:val="24"/>
-        </w:rPr>
-        <w:t xml:space="preserve">Batch inference is handled separately through a scheduled Databricks Job that scores the entire </w:t>
-      </w:r>
-      <w:proofErr w:type="gramStart"/>
-      <w:r>
-        <w:rPr>
-          <w:rFonts w:eastAsia="Calibri"/>
-          <w:sz w:val="24"/>
-          <w:szCs w:val="24"/>
-        </w:rPr>
-        <w:t>Gold</w:t>
-      </w:r>
-      <w:proofErr w:type="gramEnd"/>
-      <w:r>
-        <w:rPr>
-          <w:rFonts w:eastAsia="Calibri"/>
-          <w:sz w:val="24"/>
-          <w:szCs w:val="24"/>
-        </w:rPr>
-        <w:t xml:space="preserve"> feature table overnight and writes the results to a </w:t>
-      </w:r>
-      <w:proofErr w:type="spellStart"/>
-      <w:r>
-        <w:rPr>
-          <w:rFonts w:eastAsia="Calibri"/>
-          <w:sz w:val="24"/>
-          <w:szCs w:val="24"/>
-        </w:rPr>
-        <w:t>scored_leads</w:t>
-      </w:r>
-      <w:proofErr w:type="spellEnd"/>
-      <w:r>
-        <w:rPr>
-          <w:rFonts w:eastAsia="Calibri"/>
-          <w:sz w:val="24"/>
-          <w:szCs w:val="24"/>
-        </w:rPr>
-        <w:t xml:space="preserve"> Delta table, which the call-</w:t>
-      </w:r>
-      <w:r>
-        <w:rPr>
-          <w:rFonts w:eastAsia="Calibri"/>
-          <w:sz w:val="24"/>
-          <w:szCs w:val="24"/>
-        </w:rPr>
-        <w:t>center’s</w:t>
-      </w:r>
-      <w:r>
-        <w:rPr>
-          <w:rFonts w:eastAsia="Calibri"/>
-          <w:sz w:val="24"/>
-          <w:szCs w:val="24"/>
-        </w:rPr>
-        <w:t xml:space="preserve"> own systems could then read from directly. Keeping batch and real-time scoring separate matters because they have genuinely different requirements: the nightly batch job has no need for sub-second latency and can run on cheaper compute, while the real-time endpoint needs to respond quickly to individual lookups during a live call.</w:t>
-      </w:r>
-    </w:p>
-    <w:p>
-      <w:pPr>
-        <w:pBdr>
-          <w:top w:val="single" w:sz="6" w:space="0" w:color="9C2B2B"/>
-          <w:left w:val="single" w:sz="6" w:space="0" w:color="9C2B2B"/>
-          <w:bottom w:val="single" w:sz="6" w:space="0" w:color="9C2B2B"/>
-          <w:right w:val="single" w:sz="6" w:space="0" w:color="9C2B2B"/>
-        </w:pBdr>
-        <w:shd w:val="clear" w:color="auto" w:fill="FBEAEA"/>
-        <w:spacing w:before="150" w:after="250" w:line="360" w:lineRule="auto"/>
-        <w:jc w:val="both"/>
-      </w:pPr>
-      <w:r>
-        <w:rPr>
-          <w:rFonts w:eastAsia="Calibri"/>
-          <w:b/>
-          <w:bCs/>
-          <w:i/>
-          <w:iCs/>
-          <w:sz w:val="22"/>
-          <w:szCs w:val="22"/>
-        </w:rPr>
-        <w:t xml:space="preserve">[SCREENSHOT] </w:t>
-      </w:r>
-      <w:r>
-        <w:rPr>
-          <w:rFonts w:eastAsia="Calibri"/>
-          <w:i/>
-          <w:iCs/>
-          <w:sz w:val="22"/>
-          <w:szCs w:val="22"/>
-        </w:rPr>
-        <w:t>Insert a screenshot of a successful Databricks batch scoring job run here.</w:t>
-      </w:r>
-    </w:p>
-    <w:p>
-      <w:pPr>
-        <w:pStyle w:val="Heading2"/>
-        <w:spacing w:before="300" w:after="150" w:line="360" w:lineRule="auto"/>
-        <w:jc w:val="both"/>
-        <w:rPr>
-          <w:b/>
-          <w:bCs/>
-          <w:color w:val="auto"/>
-        </w:rPr>
-      </w:pPr>
-      <w:r>
-        <w:rPr>
-          <w:rFonts w:eastAsia="Calibri"/>
-          <w:b/>
-          <w:bCs/>
-          <w:color w:val="auto"/>
-        </w:rPr>
-        <w:t xml:space="preserve">6.4 </w:t>
-      </w:r>
-      <w:proofErr w:type="spellStart"/>
-      <w:r>
-        <w:rPr>
-          <w:rFonts w:eastAsia="Calibri"/>
-          <w:b/>
-          <w:bCs/>
-          <w:color w:val="auto"/>
-        </w:rPr>
-        <w:t>MLOps</w:t>
-      </w:r>
-      <w:proofErr w:type="spellEnd"/>
-      <w:r>
-        <w:rPr>
-          <w:rFonts w:eastAsia="Calibri"/>
-          <w:b/>
-          <w:bCs/>
-          <w:color w:val="auto"/>
-        </w:rPr>
-        <w:t xml:space="preserve"> Pipeline and Automation</w:t>
-      </w:r>
-    </w:p>
-    <w:p>
-      <w:pPr>
-        <w:spacing w:after="200" w:line="360" w:lineRule="auto"/>
-        <w:jc w:val="both"/>
-        <w:rPr>
-          <w:sz w:val="22"/>
-          <w:szCs w:val="22"/>
-        </w:rPr>
-      </w:pPr>
-      <w:r>
-        <w:rPr>
-          <w:rFonts w:eastAsia="Calibri"/>
-          <w:sz w:val="24"/>
-          <w:szCs w:val="24"/>
-        </w:rPr>
-        <w:t xml:space="preserve">Data and model versioning largely comes for free once the pipeline lives on Delta Lake, since Delta's built-in time travel means every version of the </w:t>
-      </w:r>
-      <w:r>
-        <w:rPr>
-          <w:rFonts w:eastAsia="Calibri"/>
-          <w:sz w:val="24"/>
-          <w:szCs w:val="24"/>
-        </w:rPr>
-        <w:t>bronze, silver and gold</w:t>
-      </w:r>
-      <w:r>
-        <w:rPr>
-          <w:rFonts w:eastAsia="Calibri"/>
-          <w:sz w:val="24"/>
-          <w:szCs w:val="24"/>
-        </w:rPr>
-        <w:t xml:space="preserve"> tables remains </w:t>
-      </w:r>
-      <w:proofErr w:type="spellStart"/>
-      <w:r>
-        <w:rPr>
-          <w:rFonts w:eastAsia="Calibri"/>
-          <w:sz w:val="24"/>
-          <w:szCs w:val="24"/>
-        </w:rPr>
-        <w:t>queryable</w:t>
-      </w:r>
-      <w:proofErr w:type="spellEnd"/>
-      <w:r>
-        <w:rPr>
-          <w:rFonts w:eastAsia="Calibri"/>
-          <w:sz w:val="24"/>
-          <w:szCs w:val="24"/>
-        </w:rPr>
-        <w:t>. Model versions are tracked through the Unity Catalog Model Registry, each tagged with the Git commit that produced it, giving a direct line from a deployed model back to the exact code and data version responsible for it.</w:t>
-      </w:r>
-    </w:p>
-    <w:p>
-      <w:pPr>
-        <w:spacing w:after="200" w:line="360" w:lineRule="auto"/>
-        <w:jc w:val="both"/>
-      </w:pPr>
-      <w:r>
-        <w:rPr>
-          <w:rFonts w:eastAsia="Calibri"/>
-          <w:sz w:val="24"/>
-          <w:szCs w:val="24"/>
-        </w:rPr>
-        <w:t xml:space="preserve">The GitHub repository follows a </w:t>
-      </w:r>
-      <w:proofErr w:type="spellStart"/>
-      <w:r>
-        <w:rPr>
-          <w:rFonts w:eastAsia="Calibri"/>
-          <w:sz w:val="24"/>
-          <w:szCs w:val="24"/>
-        </w:rPr>
-        <w:t>GitFlow</w:t>
-      </w:r>
-      <w:proofErr w:type="spellEnd"/>
-      <w:r>
-        <w:rPr>
-          <w:rFonts w:eastAsia="Calibri"/>
-          <w:sz w:val="24"/>
-          <w:szCs w:val="24"/>
-        </w:rPr>
-        <w:t>-style branching model, with main reserved for production-ready, tagged releases, develop as the integration branch, and a separate feature branch for every individual task. Every change is opened as a pull request into develop, which must pass the CI workflow, defined in .</w:t>
-      </w:r>
-      <w:proofErr w:type="spellStart"/>
-      <w:r>
-        <w:rPr>
-          <w:rFonts w:eastAsia="Calibri"/>
-          <w:sz w:val="24"/>
-          <w:szCs w:val="24"/>
-        </w:rPr>
-        <w:t>github</w:t>
-      </w:r>
-      <w:proofErr w:type="spellEnd"/>
-      <w:r>
-        <w:rPr>
-          <w:rFonts w:eastAsia="Calibri"/>
-          <w:sz w:val="24"/>
-          <w:szCs w:val="24"/>
-        </w:rPr>
-        <w:t>/workflows/</w:t>
-      </w:r>
-      <w:proofErr w:type="spellStart"/>
-      <w:r>
-        <w:rPr>
-          <w:rFonts w:eastAsia="Calibri"/>
-          <w:sz w:val="24"/>
-          <w:szCs w:val="24"/>
-        </w:rPr>
-        <w:t>ci.yml</w:t>
-      </w:r>
-      <w:proofErr w:type="spellEnd"/>
-      <w:r>
-        <w:rPr>
-          <w:rFonts w:eastAsia="Calibri"/>
-          <w:sz w:val="24"/>
-          <w:szCs w:val="24"/>
-        </w:rPr>
-        <w:t xml:space="preserve">, before it can be merged. CI runs linting, the full </w:t>
-      </w:r>
-      <w:proofErr w:type="spellStart"/>
-      <w:r>
-        <w:rPr>
-          <w:rFonts w:eastAsia="Calibri"/>
-          <w:sz w:val="24"/>
-          <w:szCs w:val="24"/>
-        </w:rPr>
-        <w:t>pytest</w:t>
-      </w:r>
-      <w:proofErr w:type="spellEnd"/>
-      <w:r>
-        <w:rPr>
-          <w:rFonts w:eastAsia="Calibri"/>
-          <w:sz w:val="24"/>
-          <w:szCs w:val="24"/>
-        </w:rPr>
-        <w:t xml:space="preserve"> suite, and validates the Databricks Asset Bundle configuration on every pull request</w:t>
-      </w:r>
-      <w:r>
-        <w:rPr>
-          <w:rFonts w:eastAsia="Calibri"/>
-          <w:sz w:val="22"/>
-          <w:szCs w:val="22"/>
-        </w:rPr>
-        <w:t>.</w:t>
-      </w:r>
-    </w:p>
-    <w:p>
-      <w:pPr>
-        <w:pBdr>
-          <w:top w:val="single" w:sz="6" w:space="0" w:color="9C2B2B"/>
-          <w:left w:val="single" w:sz="6" w:space="0" w:color="9C2B2B"/>
-          <w:bottom w:val="single" w:sz="6" w:space="0" w:color="9C2B2B"/>
-          <w:right w:val="single" w:sz="6" w:space="0" w:color="9C2B2B"/>
-        </w:pBdr>
-        <w:shd w:val="clear" w:color="auto" w:fill="FBEAEA"/>
-        <w:spacing w:before="150" w:after="250" w:line="360" w:lineRule="auto"/>
-        <w:jc w:val="both"/>
-      </w:pPr>
-      <w:r>
-        <w:rPr>
-          <w:rFonts w:eastAsia="Calibri"/>
-          <w:b/>
-          <w:bCs/>
-          <w:i/>
-          <w:iCs/>
-          <w:sz w:val="22"/>
-          <w:szCs w:val="22"/>
-        </w:rPr>
-        <w:t xml:space="preserve">[SCREENSHOT] </w:t>
-      </w:r>
-      <w:r>
-        <w:rPr>
-          <w:rFonts w:eastAsia="Calibri"/>
-          <w:i/>
-          <w:iCs/>
-          <w:sz w:val="22"/>
-          <w:szCs w:val="22"/>
-        </w:rPr>
-        <w:t>Insert a screenshot of your GitHub branch structure (</w:t>
-      </w:r>
-      <w:proofErr w:type="gramStart"/>
-      <w:r>
-        <w:rPr>
-          <w:rFonts w:eastAsia="Calibri"/>
-          <w:i/>
-          <w:iCs/>
-          <w:sz w:val="22"/>
-          <w:szCs w:val="22"/>
-        </w:rPr>
-        <w:t>e.g.</w:t>
-      </w:r>
-      <w:proofErr w:type="gramEnd"/>
-      <w:r>
-        <w:rPr>
-          <w:rFonts w:eastAsia="Calibri"/>
-          <w:i/>
-          <w:iCs/>
-          <w:sz w:val="22"/>
-          <w:szCs w:val="22"/>
-        </w:rPr>
-        <w:t xml:space="preserve"> the network/graph view showing main, develop and feature branches) here.</w:t>
-      </w:r>
-    </w:p>
-    <w:p>
-      <w:pPr>
-        <w:pBdr>
-          <w:top w:val="single" w:sz="6" w:space="0" w:color="9C2B2B"/>
-          <w:left w:val="single" w:sz="6" w:space="0" w:color="9C2B2B"/>
-          <w:bottom w:val="single" w:sz="6" w:space="0" w:color="9C2B2B"/>
-          <w:right w:val="single" w:sz="6" w:space="0" w:color="9C2B2B"/>
-        </w:pBdr>
-        <w:shd w:val="clear" w:color="auto" w:fill="FBEAEA"/>
-        <w:spacing w:before="150" w:after="250" w:line="360" w:lineRule="auto"/>
-        <w:jc w:val="both"/>
-      </w:pPr>
-      <w:r>
-        <w:rPr>
-          <w:rFonts w:eastAsia="Calibri"/>
-          <w:b/>
-          <w:bCs/>
-          <w:i/>
-          <w:iCs/>
-          <w:sz w:val="22"/>
-          <w:szCs w:val="22"/>
-        </w:rPr>
-        <w:t xml:space="preserve">[SCREENSHOT] </w:t>
-      </w:r>
-      <w:r>
-        <w:rPr>
-          <w:rFonts w:eastAsia="Calibri"/>
-          <w:i/>
-          <w:iCs/>
-          <w:sz w:val="22"/>
-          <w:szCs w:val="22"/>
-        </w:rPr>
-        <w:t>Insert a screenshot of a passing pull request with the CI check shown as green here.</w:t>
-      </w:r>
-    </w:p>
-    <w:p>
-      <w:pPr>
-        <w:spacing w:after="200" w:line="360" w:lineRule="auto"/>
-        <w:jc w:val="both"/>
-        <w:rPr>
-          <w:sz w:val="22"/>
-          <w:szCs w:val="22"/>
-        </w:rPr>
-      </w:pPr>
-      <w:r>
-        <w:rPr>
-          <w:rFonts w:eastAsia="Calibri"/>
-          <w:sz w:val="24"/>
-          <w:szCs w:val="24"/>
-        </w:rPr>
-        <w:t>Deployment itself is handled by a separate CD workflow, .</w:t>
-      </w:r>
-      <w:proofErr w:type="spellStart"/>
-      <w:r>
-        <w:rPr>
-          <w:rFonts w:eastAsia="Calibri"/>
-          <w:sz w:val="24"/>
-          <w:szCs w:val="24"/>
-        </w:rPr>
-        <w:t>github</w:t>
-      </w:r>
-      <w:proofErr w:type="spellEnd"/>
-      <w:r>
-        <w:rPr>
-          <w:rFonts w:eastAsia="Calibri"/>
-          <w:sz w:val="24"/>
-          <w:szCs w:val="24"/>
-        </w:rPr>
-        <w:t>/workflows/</w:t>
-      </w:r>
-      <w:proofErr w:type="spellStart"/>
-      <w:r>
-        <w:rPr>
-          <w:rFonts w:eastAsia="Calibri"/>
-          <w:sz w:val="24"/>
-          <w:szCs w:val="24"/>
-        </w:rPr>
-        <w:t>cd.yml</w:t>
-      </w:r>
-      <w:proofErr w:type="spellEnd"/>
-      <w:r>
-        <w:rPr>
-          <w:rFonts w:eastAsia="Calibri"/>
-          <w:sz w:val="24"/>
-          <w:szCs w:val="24"/>
-        </w:rPr>
-        <w:t xml:space="preserve">, which deploys automatically to a staging Databricks environment on merge to main, but requires manual approval, enforced through a GitHub Environment protection rule, before deploying to production. This mirrors the kind of change control expected in a regulated financial services </w:t>
-      </w:r>
-      <w:r>
-        <w:rPr>
-          <w:rFonts w:eastAsia="Calibri"/>
-          <w:sz w:val="24"/>
-          <w:szCs w:val="24"/>
-        </w:rPr>
-        <w:lastRenderedPageBreak/>
-        <w:t>context, where a model reaching production should never be a fully automatic, unreviewed event.</w:t>
-      </w:r>
-    </w:p>
-    <w:p>
-      <w:pPr>
-        <w:pBdr>
-          <w:top w:val="single" w:sz="6" w:space="0" w:color="9C2B2B"/>
-          <w:left w:val="single" w:sz="6" w:space="0" w:color="9C2B2B"/>
-          <w:bottom w:val="single" w:sz="6" w:space="0" w:color="9C2B2B"/>
-          <w:right w:val="single" w:sz="6" w:space="0" w:color="9C2B2B"/>
-        </w:pBdr>
-        <w:shd w:val="clear" w:color="auto" w:fill="FBEAEA"/>
-        <w:spacing w:before="150" w:after="250" w:line="360" w:lineRule="auto"/>
-        <w:jc w:val="both"/>
-      </w:pPr>
-      <w:r>
-        <w:rPr>
-          <w:rFonts w:eastAsia="Calibri"/>
-          <w:b/>
-          <w:bCs/>
-          <w:i/>
-          <w:iCs/>
-          <w:sz w:val="22"/>
-          <w:szCs w:val="22"/>
-        </w:rPr>
-        <w:t xml:space="preserve">[SCREENSHOT] </w:t>
-      </w:r>
-      <w:r>
-        <w:rPr>
-          <w:rFonts w:eastAsia="Calibri"/>
-          <w:i/>
-          <w:iCs/>
-          <w:sz w:val="22"/>
-          <w:szCs w:val="22"/>
-        </w:rPr>
-        <w:t>Insert a screenshot of your GitHub Actions run showing the CD workflow paused at the production approval step here.</w:t>
-      </w:r>
-    </w:p>
-    <w:p>
-      <w:pPr>
-        <w:pStyle w:val="Heading2"/>
-        <w:spacing w:before="300" w:after="150" w:line="360" w:lineRule="auto"/>
-        <w:jc w:val="both"/>
-        <w:rPr>
-          <w:b/>
-          <w:bCs/>
-          <w:color w:val="auto"/>
-        </w:rPr>
-      </w:pPr>
-      <w:r>
-        <w:rPr>
-          <w:rFonts w:eastAsia="Calibri"/>
-          <w:b/>
-          <w:bCs/>
-          <w:color w:val="auto"/>
-        </w:rPr>
-        <w:t>6.5 Monitoring, Maintenance and Retraining</w:t>
-      </w:r>
-    </w:p>
-    <w:p>
-      <w:pPr>
-        <w:spacing w:after="200" w:line="360" w:lineRule="auto"/>
-        <w:jc w:val="both"/>
-        <w:rPr>
-          <w:sz w:val="22"/>
-          <w:szCs w:val="22"/>
-        </w:rPr>
-      </w:pPr>
-      <w:r>
-        <w:rPr>
-          <w:rFonts w:eastAsia="Calibri"/>
-          <w:sz w:val="24"/>
-          <w:szCs w:val="24"/>
-        </w:rPr>
-        <w:t>A scheduled Databricks notebook computes the Population Stability Index between the training feature distribution and the most recent incoming data, flagging any feature that has drifted meaningfully. If a major shift is detected, this is treated as a trigger to bring forward the next scheduled retraining run rather than waiting for its normal cadence. Model performance itself is also tracked over time using a rolling window of precision, recall</w:t>
-      </w:r>
-      <w:r>
-        <w:rPr>
-          <w:rFonts w:eastAsia="Calibri"/>
-          <w:sz w:val="24"/>
-          <w:szCs w:val="24"/>
-        </w:rPr>
-        <w:t>,</w:t>
-      </w:r>
-      <w:r>
-        <w:rPr>
-          <w:rFonts w:eastAsia="Calibri"/>
-          <w:sz w:val="24"/>
-          <w:szCs w:val="24"/>
-        </w:rPr>
-        <w:t xml:space="preserve"> and ROC-AUC once true outcomes become available, since subscription outcomes are typically known within days or weeks of a call.</w:t>
-      </w:r>
-    </w:p>
-    <w:p>
-      <w:pPr>
-        <w:pBdr>
-          <w:top w:val="single" w:sz="6" w:space="0" w:color="9C2B2B"/>
-          <w:left w:val="single" w:sz="6" w:space="0" w:color="9C2B2B"/>
-          <w:bottom w:val="single" w:sz="6" w:space="0" w:color="9C2B2B"/>
-          <w:right w:val="single" w:sz="6" w:space="0" w:color="9C2B2B"/>
-        </w:pBdr>
-        <w:shd w:val="clear" w:color="auto" w:fill="FBEAEA"/>
-        <w:spacing w:before="150" w:after="250" w:line="360" w:lineRule="auto"/>
-        <w:jc w:val="both"/>
-      </w:pPr>
-      <w:r>
-        <w:rPr>
-          <w:rFonts w:eastAsia="Calibri"/>
-          <w:b/>
-          <w:bCs/>
-          <w:i/>
-          <w:iCs/>
-          <w:sz w:val="22"/>
-          <w:szCs w:val="22"/>
-        </w:rPr>
-        <w:t xml:space="preserve">[SCREENSHOT / TABLE] </w:t>
-      </w:r>
-      <w:r>
-        <w:rPr>
-          <w:rFonts w:eastAsia="Calibri"/>
-          <w:i/>
-          <w:iCs/>
-          <w:sz w:val="22"/>
-          <w:szCs w:val="22"/>
-        </w:rPr>
-        <w:t>Insert your drift report output (</w:t>
-      </w:r>
-      <w:proofErr w:type="spellStart"/>
-      <w:r>
-        <w:rPr>
-          <w:rFonts w:eastAsia="Calibri"/>
-          <w:i/>
-          <w:iCs/>
-          <w:sz w:val="22"/>
-          <w:szCs w:val="22"/>
-        </w:rPr>
-        <w:t>compute_drift_</w:t>
-      </w:r>
-      <w:proofErr w:type="gramStart"/>
-      <w:r>
-        <w:rPr>
-          <w:rFonts w:eastAsia="Calibri"/>
-          <w:i/>
-          <w:iCs/>
-          <w:sz w:val="22"/>
-          <w:szCs w:val="22"/>
-        </w:rPr>
-        <w:t>report</w:t>
-      </w:r>
-      <w:proofErr w:type="spellEnd"/>
-      <w:r>
-        <w:rPr>
-          <w:rFonts w:eastAsia="Calibri"/>
-          <w:i/>
-          <w:iCs/>
-          <w:sz w:val="22"/>
-          <w:szCs w:val="22"/>
-        </w:rPr>
-        <w:t>(</w:t>
-      </w:r>
-      <w:proofErr w:type="gramEnd"/>
-      <w:r>
-        <w:rPr>
-          <w:rFonts w:eastAsia="Calibri"/>
-          <w:i/>
-          <w:iCs/>
-          <w:sz w:val="22"/>
-          <w:szCs w:val="22"/>
-        </w:rPr>
-        <w:t>)) here, or a screenshot of the scheduled drift-check task in Databricks Workflows.</w:t>
-      </w:r>
-    </w:p>
-    <w:p>
-      <w:pPr>
-        <w:spacing w:after="200" w:line="360" w:lineRule="auto"/>
-        <w:jc w:val="both"/>
-        <w:rPr>
-          <w:sz w:val="22"/>
-          <w:szCs w:val="22"/>
-        </w:rPr>
-      </w:pPr>
-      <w:r>
-        <w:rPr>
-          <w:rFonts w:eastAsia="Calibri"/>
-          <w:sz w:val="24"/>
-          <w:szCs w:val="24"/>
-        </w:rPr>
-        <w:t>Automated retraining reruns the full pipeline, from ingestion through to model registration, either on a fixed schedule or when a drift alert fires, and only reassigns the champion alias once the new model clears the same performance gate used during the original registration. This closes the loop from monitoring back to retraining and redeployment without needing manual intervention for the routine case, while still keeping a human in the loop for anything unusual through the CD approval step described above.</w:t>
-      </w:r>
-    </w:p>
-    <w:p>
-      <w:pPr>
-        <w:pStyle w:val="Heading2"/>
-        <w:spacing w:before="300" w:after="150" w:line="360" w:lineRule="auto"/>
-        <w:jc w:val="both"/>
-        <w:rPr>
-          <w:b/>
-          <w:bCs/>
-          <w:color w:val="auto"/>
-        </w:rPr>
-      </w:pPr>
-      <w:r>
-        <w:rPr>
-          <w:rFonts w:eastAsia="Calibri"/>
-          <w:b/>
-          <w:bCs/>
-          <w:color w:val="auto"/>
-        </w:rPr>
-        <w:t>6.6 Deployment Justification</w:t>
-      </w:r>
-    </w:p>
-    <w:p>
-      <w:pPr>
-        <w:spacing w:after="200" w:line="360" w:lineRule="auto"/>
-        <w:jc w:val="both"/>
-        <w:rPr>
-          <w:sz w:val="22"/>
-          <w:szCs w:val="22"/>
-        </w:rPr>
-      </w:pPr>
-      <w:r>
-        <w:rPr>
-          <w:rFonts w:eastAsia="Calibri"/>
-          <w:sz w:val="24"/>
-          <w:szCs w:val="24"/>
-        </w:rPr>
-        <w:t xml:space="preserve">This architecture is justified on a few grounds. Running Databricks inside Azure keeps storage, governance, compute, tracking and serving inside a single environment rather than several loosely connected tools. Separating real-time serving from the scheduled batch job matches the genuinely different latency and cost requirements of the two use cases. The GitHub branching model and the CI/CD pipeline, with its automated performance gate and manual production approval, together prevent a weaker or unreviewed model from silently reaching production, which matters in a regulated financial context. And drift-triggered retraining keeps the model aligned with a customer base and macroeconomic backdrop that will keep changing after the </w:t>
-      </w:r>
-      <w:r>
-        <w:rPr>
-          <w:rFonts w:eastAsia="Calibri"/>
-          <w:sz w:val="24"/>
-          <w:szCs w:val="24"/>
-        </w:rPr>
-        <w:lastRenderedPageBreak/>
-        <w:t>model is first deployed, which is exactly the kind of non-stationarity the EDA and literature review both pointed to as a genuine feature of this problem, rather than an edge case.</w:t>
-      </w:r>
-    </w:p>
-    <w:p>
-      <w:pPr>
-        <w:pStyle w:val="Heading1"/>
-        <w:spacing w:before="400" w:after="200" w:line="360" w:lineRule="auto"/>
-        <w:jc w:val="both"/>
-        <w:rPr>
-          <w:b/>
-          <w:bCs/>
-          <w:color w:val="auto"/>
-        </w:rPr>
-      </w:pPr>
-      <w:r>
-        <w:rPr>
-          <w:rFonts w:eastAsia="Calibri"/>
-          <w:b/>
-          <w:bCs/>
-          <w:color w:val="auto"/>
-        </w:rPr>
-        <w:t>References</w:t>
-      </w:r>
-    </w:p>
-    <w:p>
-      <w:pPr>
-        <w:spacing w:after="200" w:line="360" w:lineRule="auto"/>
-        <w:jc w:val="both"/>
-        <w:rPr>
-          <w:sz w:val="22"/>
-          <w:szCs w:val="22"/>
-        </w:rPr>
-      </w:pPr>
-      <w:r>
-        <w:rPr>
-          <w:rFonts w:eastAsia="Calibri"/>
-          <w:sz w:val="24"/>
-          <w:szCs w:val="24"/>
-        </w:rPr>
-        <w:t xml:space="preserve">Alexandra, J. and </w:t>
-      </w:r>
-      <w:proofErr w:type="spellStart"/>
-      <w:r>
-        <w:rPr>
-          <w:rFonts w:eastAsia="Calibri"/>
-          <w:sz w:val="24"/>
-          <w:szCs w:val="24"/>
-        </w:rPr>
-        <w:t>Sinaga</w:t>
-      </w:r>
-      <w:proofErr w:type="spellEnd"/>
-      <w:r>
-        <w:rPr>
-          <w:rFonts w:eastAsia="Calibri"/>
-          <w:sz w:val="24"/>
-          <w:szCs w:val="24"/>
-        </w:rPr>
-        <w:t>, K.P. (2021) 'Machine learning approaches for marketing campaign in Portuguese banks', ICORIS Proceedings.</w:t>
-      </w:r>
-    </w:p>
-    <w:p>
-      <w:pPr>
-        <w:spacing w:after="200" w:line="360" w:lineRule="auto"/>
-        <w:jc w:val="both"/>
-        <w:rPr>
-          <w:sz w:val="22"/>
-          <w:szCs w:val="22"/>
-        </w:rPr>
-      </w:pPr>
-      <w:r>
-        <w:rPr>
-          <w:rFonts w:eastAsia="Calibri"/>
-          <w:sz w:val="24"/>
-          <w:szCs w:val="24"/>
-        </w:rPr>
-        <w:t>Chen, Y., Zhan, Z. and Wang, X. (2024) 'A survey of imbalanced learning methods', Artificial Intelligence Review.</w:t>
-      </w:r>
-    </w:p>
-    <w:p>
-      <w:pPr>
-        <w:spacing w:after="200" w:line="360" w:lineRule="auto"/>
-        <w:jc w:val="both"/>
-        <w:rPr>
-          <w:sz w:val="22"/>
-          <w:szCs w:val="22"/>
-        </w:rPr>
-      </w:pPr>
-      <w:r>
-        <w:rPr>
-          <w:rFonts w:eastAsia="Calibri"/>
-          <w:sz w:val="24"/>
-          <w:szCs w:val="24"/>
-        </w:rPr>
-        <w:t>Findings from the Bank Marketing Dataset: Using Machine Learning to Forecast Term Deposit Subscriptions (2024/2025) ResearchGate.</w:t>
-      </w:r>
-    </w:p>
-    <w:p>
-      <w:pPr>
-        <w:spacing w:after="200" w:line="360" w:lineRule="auto"/>
-        <w:jc w:val="both"/>
-        <w:rPr>
-          <w:sz w:val="22"/>
-          <w:szCs w:val="22"/>
-        </w:rPr>
-      </w:pPr>
-      <w:r>
-        <w:rPr>
-          <w:rFonts w:eastAsia="Calibri"/>
-          <w:sz w:val="24"/>
-          <w:szCs w:val="24"/>
-        </w:rPr>
-        <w:t>Jiang, E., Wang, Z. and Zhao, J. (2022) 'Prediction of term deposit in bank: using logistic model', BCP Business &amp; Management, 34, pp. 607-614.</w:t>
-      </w:r>
-    </w:p>
-    <w:p>
-      <w:pPr>
-        <w:spacing w:after="200" w:line="360" w:lineRule="auto"/>
-        <w:jc w:val="both"/>
-        <w:rPr>
-          <w:sz w:val="22"/>
-          <w:szCs w:val="22"/>
-        </w:rPr>
-      </w:pPr>
-      <w:proofErr w:type="spellStart"/>
-      <w:r>
-        <w:rPr>
-          <w:rFonts w:eastAsia="Calibri"/>
-          <w:sz w:val="24"/>
-          <w:szCs w:val="24"/>
-        </w:rPr>
-        <w:t>Setiyani</w:t>
-      </w:r>
-      <w:proofErr w:type="spellEnd"/>
-      <w:r>
-        <w:rPr>
-          <w:rFonts w:eastAsia="Calibri"/>
-          <w:sz w:val="24"/>
-          <w:szCs w:val="24"/>
-        </w:rPr>
-        <w:t xml:space="preserve">, L., </w:t>
-      </w:r>
-      <w:proofErr w:type="spellStart"/>
-      <w:r>
-        <w:rPr>
-          <w:rFonts w:eastAsia="Calibri"/>
-          <w:sz w:val="24"/>
-          <w:szCs w:val="24"/>
-        </w:rPr>
-        <w:t>Indahsari</w:t>
-      </w:r>
-      <w:proofErr w:type="spellEnd"/>
-      <w:r>
-        <w:rPr>
-          <w:rFonts w:eastAsia="Calibri"/>
-          <w:sz w:val="24"/>
-          <w:szCs w:val="24"/>
-        </w:rPr>
-        <w:t xml:space="preserve">, A., Rosalina and </w:t>
-      </w:r>
-      <w:proofErr w:type="spellStart"/>
-      <w:r>
-        <w:rPr>
-          <w:rFonts w:eastAsia="Calibri"/>
-          <w:sz w:val="24"/>
-          <w:szCs w:val="24"/>
-        </w:rPr>
-        <w:t>Wansen</w:t>
-      </w:r>
-      <w:proofErr w:type="spellEnd"/>
-      <w:r>
-        <w:rPr>
-          <w:rFonts w:eastAsia="Calibri"/>
-          <w:sz w:val="24"/>
-          <w:szCs w:val="24"/>
-        </w:rPr>
-        <w:t>, T. (2022) 'Finding the best techniques for predicting term deposit subscriptions (case study UCI Machine Learning dataset)', IEEE Conference Proceedings.</w:t>
-      </w:r>
-    </w:p>
-    <w:p>
-      <w:pPr>
-        <w:spacing w:after="200" w:line="360" w:lineRule="auto"/>
-        <w:jc w:val="both"/>
-        <w:rPr>
-          <w:sz w:val="22"/>
-          <w:szCs w:val="22"/>
-        </w:rPr>
-      </w:pPr>
-      <w:r>
-        <w:rPr>
-          <w:rFonts w:eastAsia="Calibri"/>
-          <w:sz w:val="24"/>
-          <w:szCs w:val="24"/>
-        </w:rPr>
-        <w:t xml:space="preserve">Tanvir, M.F., Hossain, M. and </w:t>
-      </w:r>
-      <w:proofErr w:type="spellStart"/>
-      <w:r>
-        <w:rPr>
-          <w:rFonts w:eastAsia="Calibri"/>
-          <w:sz w:val="24"/>
-          <w:szCs w:val="24"/>
-        </w:rPr>
-        <w:t>Asifuzzaman</w:t>
-      </w:r>
-      <w:proofErr w:type="spellEnd"/>
-      <w:r>
-        <w:rPr>
-          <w:rFonts w:eastAsia="Calibri"/>
-          <w:sz w:val="24"/>
-          <w:szCs w:val="24"/>
-        </w:rPr>
-        <w:t>, J. (2024) 'Bayesian regression for predicting subscription to bank term deposits in direct marketing campaigns', arXiv:2410.21539.</w:t>
-      </w:r>
-    </w:p>
-    <w:p>
-      <w:pPr>
-        <w:spacing w:after="200" w:line="360" w:lineRule="auto"/>
-        <w:jc w:val="both"/>
-        <w:rPr>
-          <w:sz w:val="22"/>
-          <w:szCs w:val="22"/>
-        </w:rPr>
-      </w:pPr>
-      <w:proofErr w:type="spellStart"/>
-      <w:r>
-        <w:rPr>
-          <w:rFonts w:eastAsia="Calibri"/>
-          <w:sz w:val="24"/>
-          <w:szCs w:val="24"/>
-        </w:rPr>
-        <w:t>Xie</w:t>
-      </w:r>
-      <w:proofErr w:type="spellEnd"/>
-      <w:r>
-        <w:rPr>
-          <w:rFonts w:eastAsia="Calibri"/>
-          <w:sz w:val="24"/>
-          <w:szCs w:val="24"/>
-        </w:rPr>
-        <w:t xml:space="preserve">, X., Zhang, X., Zhu, Y., </w:t>
-      </w:r>
-      <w:proofErr w:type="spellStart"/>
-      <w:r>
-        <w:rPr>
-          <w:rFonts w:eastAsia="Calibri"/>
-          <w:sz w:val="24"/>
-          <w:szCs w:val="24"/>
-        </w:rPr>
-        <w:t>Xiong</w:t>
-      </w:r>
-      <w:proofErr w:type="spellEnd"/>
-      <w:r>
-        <w:rPr>
-          <w:rFonts w:eastAsia="Calibri"/>
-          <w:sz w:val="24"/>
-          <w:szCs w:val="24"/>
-        </w:rPr>
-        <w:t>, Z. and Wang, L. (2023) 'Prediction and interpretability analysis of bank telemarketing success using machine learning', Computers &amp; Industrial Engineering.</w:t>
-      </w:r>
-    </w:p>
-    <w:p>
-      <w:pPr>
-        <w:spacing w:after="200" w:line="360" w:lineRule="auto"/>
-        <w:jc w:val="both"/>
-        <w:rPr>
-          <w:sz w:val="22"/>
-          <w:szCs w:val="22"/>
-        </w:rPr>
-      </w:pPr>
-      <w:proofErr w:type="spellStart"/>
-      <w:r>
-        <w:rPr>
-          <w:rFonts w:eastAsia="Calibri"/>
-          <w:sz w:val="24"/>
-          <w:szCs w:val="24"/>
-        </w:rPr>
         <w:t>Zaki</w:t>
       </w:r>
       <w:proofErr w:type="spellEnd"/>
@@ -7862,7 +8140,6 @@
   <w:style w:type="character" w:default="1" w:styleId="DefaultParagraphFont">
     <w:name w:val="Default Paragraph Font"/>
     <w:uiPriority w:val="1"/>
-    <w:semiHidden/>
     <w:unhideWhenUsed/>
   </w:style>
   <w:style w:type="table" w:default="1" w:styleId="TableNormal">
